--- a/01_proyecto/trim2/05_casos_de_uso/Plantilla_Casos_de_Usos FINAL.docx
+++ b/01_proyecto/trim2/05_casos_de_uso/Plantilla_Casos_de_Usos FINAL.docx
@@ -2041,6 +2041,14 @@
               </w:rPr>
               <w:t>Usuario y Administrador</w:t>
             </w:r>
+            <w:r>
+              <w:rPr>
+                <w:rFonts w:ascii="Arial" w:eastAsia="Arial" w:hAnsi="Arial" w:cs="Arial"/>
+                <w:sz w:val="22"/>
+                <w:szCs w:val="22"/>
+              </w:rPr>
+              <w:t>.</w:t>
+            </w:r>
           </w:p>
         </w:tc>
       </w:tr>
@@ -2160,7 +2168,6 @@
                 <w:rFonts w:ascii="Arial" w:eastAsia="Arial" w:hAnsi="Arial" w:cs="Arial"/>
                 <w:sz w:val="22"/>
                 <w:szCs w:val="22"/>
-                <w:highlight w:val="cyan"/>
               </w:rPr>
               <w:t>El sistema permitirá que los usuarios se registren al momento de querer realizar una compra, proporcionando información como correo electrónico, nombre, dirección de envío, documento de identidad, y una contraseña segura.</w:t>
             </w:r>
@@ -56662,6 +56669,7 @@
   <w:style w:type="character" w:default="1" w:styleId="Fuentedeprrafopredeter">
     <w:name w:val="Default Paragraph Font"/>
     <w:uiPriority w:val="1"/>
+    <w:semiHidden/>
     <w:unhideWhenUsed/>
   </w:style>
   <w:style w:type="table" w:default="1" w:styleId="Tablanormal">
@@ -57514,28 +57522,28 @@
 </file>
 
 <file path=customXml/item1.xml><?xml version="1.0" encoding="utf-8"?>
+<b:Sources xmlns:b="http://schemas.openxmlformats.org/officeDocument/2006/bibliography" xmlns="http://schemas.openxmlformats.org/officeDocument/2006/bibliography" SelectedStyle="\APASixthEditionOfficeOnline.xsl" StyleName="APA" Version="6"/>
+</file>
+
+<file path=customXml/item2.xml><?xml version="1.0" encoding="utf-8"?>
 <go:gDocsCustomXmlDataStorage xmlns:go="http://customooxmlschemas.google.com/" xmlns:r="http://schemas.openxmlformats.org/officeDocument/2006/relationships" uri="GoogleDocsCustomDataVersion2">
   <go:docsCustomData xmlns:go="http://customooxmlschemas.google.com/" roundtripDataSignature="AMtx7mhDqlZfX/xQTJH2LoW5k0hNor4+zw==">CgMxLjAaHwoBMBIaChgICVIUChJ0YWJsZS5tNm8yOXBzNW9hcmY4AHIhMTk5YW13MlZTNnNjc21JYW1FRjNsZUl5ZmdhekJKbkc1</go:docsCustomData>
 </go:gDocsCustomXmlDataStorage>
 </file>
 
-<file path=customXml/item2.xml><?xml version="1.0" encoding="utf-8"?>
-<b:Sources xmlns:b="http://schemas.openxmlformats.org/officeDocument/2006/bibliography" xmlns="http://schemas.openxmlformats.org/officeDocument/2006/bibliography" SelectedStyle="\APASixthEditionOfficeOnline.xsl" StyleName="APA" Version="6"/>
+<file path=customXml/itemProps1.xml><?xml version="1.0" encoding="utf-8"?>
+<ds:datastoreItem xmlns:ds="http://schemas.openxmlformats.org/officeDocument/2006/customXml" ds:itemID="{22132985-FE5B-4289-8888-26BF9381A523}">
+  <ds:schemaRefs>
+    <ds:schemaRef ds:uri="http://schemas.openxmlformats.org/officeDocument/2006/bibliography"/>
+  </ds:schemaRefs>
+</ds:datastoreItem>
 </file>
 
-<file path=customXml/itemProps1.xml><?xml version="1.0" encoding="utf-8"?>
+<file path=customXml/itemProps2.xml><?xml version="1.0" encoding="utf-8"?>
 <ds:datastoreItem xmlns:ds="http://schemas.openxmlformats.org/officeDocument/2006/customXml" ds:itemID="{11111111-1234-1234-1234-123412341234}">
   <ds:schemaRefs>
     <ds:schemaRef ds:uri="http://customooxmlschemas.google.com/"/>
     <ds:schemaRef ds:uri="http://schemas.openxmlformats.org/officeDocument/2006/relationships"/>
   </ds:schemaRefs>
 </ds:datastoreItem>
-</file>
-
-<file path=customXml/itemProps2.xml><?xml version="1.0" encoding="utf-8"?>
-<ds:datastoreItem xmlns:ds="http://schemas.openxmlformats.org/officeDocument/2006/customXml" ds:itemID="{22132985-FE5B-4289-8888-26BF9381A523}">
-  <ds:schemaRefs>
-    <ds:schemaRef ds:uri="http://schemas.openxmlformats.org/officeDocument/2006/bibliography"/>
-  </ds:schemaRefs>
-</ds:datastoreItem>
 </file>
--- a/01_proyecto/trim2/05_casos_de_uso/Plantilla_Casos_de_Usos FINAL.docx
+++ b/01_proyecto/trim2/05_casos_de_uso/Plantilla_Casos_de_Usos FINAL.docx
@@ -4,24 +4,1739 @@
   <w:body>
     <w:p>
       <w:pPr>
-        <w:widowControl w:val="0"/>
-        <w:pBdr>
-          <w:top w:val="nil"/>
-          <w:left w:val="nil"/>
-          <w:bottom w:val="nil"/>
-          <w:right w:val="nil"/>
-          <w:between w:val="nil"/>
-        </w:pBdr>
-        <w:spacing w:line="276" w:lineRule="auto"/>
-        <w:ind w:leftChars="0" w:left="0" w:firstLineChars="0" w:firstLine="0"/>
+        <w:spacing w:line="480" w:lineRule="auto"/>
+        <w:ind w:left="0" w:hanging="2"/>
+        <w:jc w:val="center"/>
         <w:rPr>
-          <w:rFonts w:ascii="Arial" w:eastAsia="Arial" w:hAnsi="Arial" w:cs="Arial"/>
-          <w:color w:val="000000"/>
-          <w:sz w:val="22"/>
-          <w:szCs w:val="22"/>
+          <w:b/>
+          <w:bCs/>
         </w:rPr>
       </w:pPr>
+      <w:r>
+        <w:rPr>
+          <w:b/>
+          <w:bCs/>
+        </w:rPr>
+        <w:t>Módulo 1 – Gestión de Usuarios y Autenticación</w:t>
+      </w:r>
     </w:p>
+    <w:tbl>
+      <w:tblPr>
+        <w:tblStyle w:val="a"/>
+        <w:tblW w:w="8644" w:type="dxa"/>
+        <w:tblInd w:w="5" w:type="dxa"/>
+        <w:tblBorders>
+          <w:top w:val="single" w:sz="4" w:space="0" w:color="000000"/>
+          <w:left w:val="single" w:sz="4" w:space="0" w:color="000000"/>
+          <w:bottom w:val="single" w:sz="4" w:space="0" w:color="000000"/>
+          <w:right w:val="single" w:sz="4" w:space="0" w:color="000000"/>
+          <w:insideH w:val="single" w:sz="4" w:space="0" w:color="000000"/>
+          <w:insideV w:val="single" w:sz="4" w:space="0" w:color="000000"/>
+        </w:tblBorders>
+        <w:tblLayout w:type="fixed"/>
+        <w:tblLook w:val="0000" w:firstRow="0" w:lastRow="0" w:firstColumn="0" w:lastColumn="0" w:noHBand="0" w:noVBand="0"/>
+      </w:tblPr>
+      <w:tblGrid>
+        <w:gridCol w:w="2806"/>
+        <w:gridCol w:w="789"/>
+        <w:gridCol w:w="5049"/>
+      </w:tblGrid>
+      <w:tr>
+        <w:trPr>
+          <w:cantSplit/>
+          <w:trHeight w:val="192"/>
+        </w:trPr>
+        <w:tc>
+          <w:tcPr>
+            <w:tcW w:w="2806" w:type="dxa"/>
+            <w:tcBorders>
+              <w:top w:val="single" w:sz="4" w:space="0" w:color="000000"/>
+              <w:left w:val="single" w:sz="4" w:space="0" w:color="000000"/>
+              <w:bottom w:val="single" w:sz="4" w:space="0" w:color="000000"/>
+              <w:right w:val="single" w:sz="4" w:space="0" w:color="000000"/>
+            </w:tcBorders>
+            <w:shd w:val="clear" w:color="auto" w:fill="D9D9D9"/>
+          </w:tcPr>
+          <w:p>
+            <w:pPr>
+              <w:ind w:left="0" w:hanging="2"/>
+              <w:rPr>
+                <w:rFonts w:ascii="Arial" w:eastAsia="Arial" w:hAnsi="Arial" w:cs="Arial"/>
+                <w:sz w:val="22"/>
+                <w:szCs w:val="22"/>
+              </w:rPr>
+            </w:pPr>
+            <w:r>
+              <w:rPr>
+                <w:rFonts w:ascii="Arial" w:eastAsia="Arial" w:hAnsi="Arial" w:cs="Arial"/>
+                <w:sz w:val="22"/>
+                <w:szCs w:val="22"/>
+              </w:rPr>
+              <w:t>1</w:t>
+            </w:r>
+          </w:p>
+        </w:tc>
+        <w:tc>
+          <w:tcPr>
+            <w:tcW w:w="5838" w:type="dxa"/>
+            <w:gridSpan w:val="2"/>
+            <w:tcBorders>
+              <w:top w:val="single" w:sz="4" w:space="0" w:color="000000"/>
+              <w:left w:val="single" w:sz="4" w:space="0" w:color="000000"/>
+              <w:bottom w:val="single" w:sz="4" w:space="0" w:color="000000"/>
+              <w:right w:val="single" w:sz="4" w:space="0" w:color="000000"/>
+            </w:tcBorders>
+            <w:shd w:val="clear" w:color="auto" w:fill="D9D9D9"/>
+          </w:tcPr>
+          <w:p>
+            <w:pPr>
+              <w:ind w:left="0" w:hanging="2"/>
+              <w:rPr>
+                <w:rFonts w:ascii="Arial" w:eastAsia="Arial" w:hAnsi="Arial" w:cs="Arial"/>
+                <w:sz w:val="22"/>
+                <w:szCs w:val="22"/>
+              </w:rPr>
+            </w:pPr>
+          </w:p>
+        </w:tc>
+      </w:tr>
+      <w:tr>
+        <w:trPr>
+          <w:cantSplit/>
+        </w:trPr>
+        <w:tc>
+          <w:tcPr>
+            <w:tcW w:w="2806" w:type="dxa"/>
+          </w:tcPr>
+          <w:p>
+            <w:pPr>
+              <w:ind w:left="0" w:hanging="2"/>
+              <w:rPr>
+                <w:rFonts w:ascii="Arial" w:eastAsia="Arial" w:hAnsi="Arial" w:cs="Arial"/>
+                <w:b/>
+                <w:sz w:val="22"/>
+                <w:szCs w:val="22"/>
+              </w:rPr>
+            </w:pPr>
+            <w:r>
+              <w:rPr>
+                <w:rFonts w:ascii="Arial" w:eastAsia="Arial" w:hAnsi="Arial" w:cs="Arial"/>
+                <w:b/>
+                <w:sz w:val="22"/>
+                <w:szCs w:val="22"/>
+              </w:rPr>
+              <w:t>Caso de uso</w:t>
+            </w:r>
+          </w:p>
+        </w:tc>
+        <w:tc>
+          <w:tcPr>
+            <w:tcW w:w="5838" w:type="dxa"/>
+            <w:gridSpan w:val="2"/>
+          </w:tcPr>
+          <w:p>
+            <w:pPr>
+              <w:ind w:leftChars="0" w:left="0" w:firstLineChars="0" w:firstLine="0"/>
+              <w:rPr>
+                <w:rFonts w:ascii="Calibri" w:eastAsia="Calibri" w:hAnsi="Calibri" w:cs="Calibri"/>
+                <w:b/>
+                <w:color w:val="000000"/>
+                <w:sz w:val="22"/>
+                <w:szCs w:val="22"/>
+              </w:rPr>
+            </w:pPr>
+            <w:r>
+              <w:rPr>
+                <w:rFonts w:ascii="Calibri" w:eastAsia="Calibri" w:hAnsi="Calibri" w:cs="Calibri"/>
+                <w:b/>
+                <w:sz w:val="22"/>
+                <w:szCs w:val="22"/>
+              </w:rPr>
+              <w:t>Registrar nuevos usuarios</w:t>
+            </w:r>
+          </w:p>
+        </w:tc>
+      </w:tr>
+      <w:tr>
+        <w:trPr>
+          <w:cantSplit/>
+        </w:trPr>
+        <w:tc>
+          <w:tcPr>
+            <w:tcW w:w="2806" w:type="dxa"/>
+          </w:tcPr>
+          <w:p>
+            <w:pPr>
+              <w:ind w:left="0" w:hanging="2"/>
+              <w:rPr>
+                <w:rFonts w:ascii="Arial" w:eastAsia="Arial" w:hAnsi="Arial" w:cs="Arial"/>
+                <w:sz w:val="22"/>
+                <w:szCs w:val="22"/>
+              </w:rPr>
+            </w:pPr>
+            <w:r>
+              <w:rPr>
+                <w:rFonts w:ascii="Arial" w:eastAsia="Arial" w:hAnsi="Arial" w:cs="Arial"/>
+                <w:b/>
+                <w:sz w:val="22"/>
+                <w:szCs w:val="22"/>
+              </w:rPr>
+              <w:t>Versión</w:t>
+            </w:r>
+          </w:p>
+        </w:tc>
+        <w:tc>
+          <w:tcPr>
+            <w:tcW w:w="5838" w:type="dxa"/>
+            <w:gridSpan w:val="2"/>
+          </w:tcPr>
+          <w:p>
+            <w:pPr>
+              <w:ind w:left="0" w:hanging="2"/>
+              <w:rPr>
+                <w:rFonts w:ascii="Arial" w:eastAsia="Arial" w:hAnsi="Arial" w:cs="Arial"/>
+                <w:sz w:val="22"/>
+                <w:szCs w:val="22"/>
+              </w:rPr>
+            </w:pPr>
+            <w:r>
+              <w:rPr>
+                <w:rFonts w:ascii="Arial" w:eastAsia="Arial" w:hAnsi="Arial" w:cs="Arial"/>
+                <w:sz w:val="22"/>
+                <w:szCs w:val="22"/>
+              </w:rPr>
+              <w:t>Versión 1.0</w:t>
+            </w:r>
+          </w:p>
+        </w:tc>
+      </w:tr>
+      <w:tr>
+        <w:trPr>
+          <w:cantSplit/>
+        </w:trPr>
+        <w:tc>
+          <w:tcPr>
+            <w:tcW w:w="2806" w:type="dxa"/>
+          </w:tcPr>
+          <w:p>
+            <w:pPr>
+              <w:ind w:left="0" w:hanging="2"/>
+              <w:rPr>
+                <w:rFonts w:ascii="Arial" w:eastAsia="Arial" w:hAnsi="Arial" w:cs="Arial"/>
+                <w:sz w:val="22"/>
+                <w:szCs w:val="22"/>
+              </w:rPr>
+            </w:pPr>
+            <w:r>
+              <w:rPr>
+                <w:rFonts w:ascii="Arial" w:eastAsia="Arial" w:hAnsi="Arial" w:cs="Arial"/>
+                <w:b/>
+                <w:sz w:val="22"/>
+                <w:szCs w:val="22"/>
+              </w:rPr>
+              <w:t>Autores</w:t>
+            </w:r>
+          </w:p>
+        </w:tc>
+        <w:tc>
+          <w:tcPr>
+            <w:tcW w:w="5838" w:type="dxa"/>
+            <w:gridSpan w:val="2"/>
+          </w:tcPr>
+          <w:p>
+            <w:pPr>
+              <w:ind w:left="0" w:hanging="2"/>
+              <w:rPr>
+                <w:rFonts w:ascii="Arial" w:eastAsia="Arial" w:hAnsi="Arial" w:cs="Arial"/>
+                <w:sz w:val="22"/>
+                <w:szCs w:val="22"/>
+              </w:rPr>
+            </w:pPr>
+            <w:r>
+              <w:t>Usuario y Administrador</w:t>
+            </w:r>
+          </w:p>
+        </w:tc>
+      </w:tr>
+      <w:tr>
+        <w:trPr>
+          <w:cantSplit/>
+        </w:trPr>
+        <w:tc>
+          <w:tcPr>
+            <w:tcW w:w="2806" w:type="dxa"/>
+          </w:tcPr>
+          <w:p>
+            <w:pPr>
+              <w:ind w:left="0" w:hanging="2"/>
+              <w:rPr>
+                <w:rFonts w:ascii="Arial" w:eastAsia="Arial" w:hAnsi="Arial" w:cs="Arial"/>
+                <w:sz w:val="22"/>
+                <w:szCs w:val="22"/>
+              </w:rPr>
+            </w:pPr>
+            <w:r>
+              <w:rPr>
+                <w:rFonts w:ascii="Arial" w:eastAsia="Arial" w:hAnsi="Arial" w:cs="Arial"/>
+                <w:b/>
+                <w:sz w:val="22"/>
+                <w:szCs w:val="22"/>
+              </w:rPr>
+              <w:t>Fuentes</w:t>
+            </w:r>
+          </w:p>
+        </w:tc>
+        <w:tc>
+          <w:tcPr>
+            <w:tcW w:w="5838" w:type="dxa"/>
+            <w:gridSpan w:val="2"/>
+          </w:tcPr>
+          <w:p>
+            <w:pPr>
+              <w:ind w:left="0" w:hanging="2"/>
+              <w:rPr>
+                <w:rFonts w:ascii="Arial" w:eastAsia="Arial" w:hAnsi="Arial" w:cs="Arial"/>
+                <w:sz w:val="22"/>
+                <w:szCs w:val="22"/>
+              </w:rPr>
+            </w:pPr>
+          </w:p>
+        </w:tc>
+      </w:tr>
+      <w:tr>
+        <w:trPr>
+          <w:cantSplit/>
+        </w:trPr>
+        <w:tc>
+          <w:tcPr>
+            <w:tcW w:w="2806" w:type="dxa"/>
+          </w:tcPr>
+          <w:p>
+            <w:pPr>
+              <w:ind w:left="0" w:hanging="2"/>
+              <w:rPr>
+                <w:rFonts w:ascii="Arial" w:eastAsia="Arial" w:hAnsi="Arial" w:cs="Arial"/>
+                <w:sz w:val="22"/>
+                <w:szCs w:val="22"/>
+              </w:rPr>
+            </w:pPr>
+            <w:r>
+              <w:rPr>
+                <w:rFonts w:ascii="Arial" w:eastAsia="Arial" w:hAnsi="Arial" w:cs="Arial"/>
+                <w:b/>
+                <w:sz w:val="22"/>
+                <w:szCs w:val="22"/>
+              </w:rPr>
+              <w:t>Descripción</w:t>
+            </w:r>
+          </w:p>
+        </w:tc>
+        <w:tc>
+          <w:tcPr>
+            <w:tcW w:w="5838" w:type="dxa"/>
+            <w:gridSpan w:val="2"/>
+          </w:tcPr>
+          <w:p>
+            <w:pPr>
+              <w:pStyle w:val="Prrafodelista"/>
+              <w:numPr>
+                <w:ilvl w:val="0"/>
+                <w:numId w:val="13"/>
+              </w:numPr>
+              <w:ind w:leftChars="0" w:firstLineChars="0"/>
+            </w:pPr>
+            <w:r>
+              <w:t xml:space="preserve">Usuario: </w:t>
+            </w:r>
+            <w:r>
+              <w:t>El sistema permitirá que los usuarios se registren al momento de querer realizar una compra, proporcionando información como correo electrónico, nombre</w:t>
+            </w:r>
+            <w:r>
+              <w:t>, documento de identidad</w:t>
+            </w:r>
+            <w:r>
+              <w:t>, y una contraseña segura.</w:t>
+            </w:r>
+          </w:p>
+          <w:p>
+            <w:pPr>
+              <w:pStyle w:val="Prrafodelista"/>
+              <w:numPr>
+                <w:ilvl w:val="0"/>
+                <w:numId w:val="13"/>
+              </w:numPr>
+              <w:ind w:leftChars="0" w:firstLineChars="0"/>
+            </w:pPr>
+            <w:r>
+              <w:t xml:space="preserve">Administrador: El sistema debe permitir </w:t>
+            </w:r>
+            <w:r>
+              <w:t xml:space="preserve">a </w:t>
+            </w:r>
+            <w:r>
+              <w:rPr>
+                <w:lang w:val="es-ES"/>
+              </w:rPr>
+              <w:t>u</w:t>
+            </w:r>
+            <w:r>
+              <w:rPr>
+                <w:lang w:val="es-ES"/>
+              </w:rPr>
+              <w:t>n administrador autorizado registre a nuevos administradores, asignando los permisos correspondientes.</w:t>
+            </w:r>
+            <w:r>
+              <w:t xml:space="preserve"> </w:t>
+            </w:r>
+          </w:p>
+        </w:tc>
+      </w:tr>
+      <w:tr>
+        <w:trPr>
+          <w:cantSplit/>
+        </w:trPr>
+        <w:tc>
+          <w:tcPr>
+            <w:tcW w:w="2806" w:type="dxa"/>
+          </w:tcPr>
+          <w:p>
+            <w:pPr>
+              <w:ind w:left="0" w:hanging="2"/>
+              <w:rPr>
+                <w:rFonts w:ascii="Arial" w:eastAsia="Arial" w:hAnsi="Arial" w:cs="Arial"/>
+                <w:sz w:val="22"/>
+                <w:szCs w:val="22"/>
+              </w:rPr>
+            </w:pPr>
+            <w:r>
+              <w:rPr>
+                <w:rFonts w:ascii="Arial" w:eastAsia="Arial" w:hAnsi="Arial" w:cs="Arial"/>
+                <w:b/>
+                <w:sz w:val="22"/>
+                <w:szCs w:val="22"/>
+              </w:rPr>
+              <w:t>Precondición</w:t>
+            </w:r>
+          </w:p>
+        </w:tc>
+        <w:tc>
+          <w:tcPr>
+            <w:tcW w:w="5838" w:type="dxa"/>
+            <w:gridSpan w:val="2"/>
+          </w:tcPr>
+          <w:p>
+            <w:pPr>
+              <w:pStyle w:val="Prrafodelista"/>
+              <w:numPr>
+                <w:ilvl w:val="0"/>
+                <w:numId w:val="14"/>
+              </w:numPr>
+              <w:ind w:leftChars="0" w:firstLineChars="0"/>
+            </w:pPr>
+            <w:r>
+              <w:t>Usuario:</w:t>
+            </w:r>
+          </w:p>
+          <w:p>
+            <w:pPr>
+              <w:pStyle w:val="Prrafodelista"/>
+              <w:numPr>
+                <w:ilvl w:val="0"/>
+                <w:numId w:val="9"/>
+              </w:numPr>
+              <w:ind w:leftChars="0" w:firstLineChars="0"/>
+              <w:rPr>
+                <w:rFonts w:ascii="Arial" w:eastAsia="Arial" w:hAnsi="Arial" w:cs="Arial"/>
+                <w:sz w:val="22"/>
+                <w:szCs w:val="22"/>
+              </w:rPr>
+            </w:pPr>
+            <w:r>
+              <w:rPr>
+                <w:rFonts w:ascii="Arial" w:eastAsia="Arial" w:hAnsi="Arial" w:cs="Arial"/>
+                <w:sz w:val="22"/>
+                <w:szCs w:val="22"/>
+              </w:rPr>
+              <w:t xml:space="preserve">El </w:t>
+            </w:r>
+            <w:r>
+              <w:rPr>
+                <w:rFonts w:ascii="Arial" w:eastAsia="Arial" w:hAnsi="Arial" w:cs="Arial"/>
+                <w:sz w:val="22"/>
+                <w:szCs w:val="22"/>
+              </w:rPr>
+              <w:t>actor se dirige al carrito de compras</w:t>
+            </w:r>
+          </w:p>
+          <w:p>
+            <w:pPr>
+              <w:pStyle w:val="Prrafodelista"/>
+              <w:numPr>
+                <w:ilvl w:val="0"/>
+                <w:numId w:val="9"/>
+              </w:numPr>
+              <w:ind w:leftChars="0" w:firstLineChars="0"/>
+              <w:rPr>
+                <w:rFonts w:ascii="Arial" w:eastAsia="Arial" w:hAnsi="Arial" w:cs="Arial"/>
+                <w:sz w:val="22"/>
+                <w:szCs w:val="22"/>
+              </w:rPr>
+            </w:pPr>
+            <w:r>
+              <w:t xml:space="preserve">El </w:t>
+            </w:r>
+            <w:r>
+              <w:t>actor</w:t>
+            </w:r>
+            <w:r>
+              <w:t xml:space="preserve"> no debe estar registrado en la plataforma.</w:t>
+            </w:r>
+          </w:p>
+          <w:p>
+            <w:pPr>
+              <w:pStyle w:val="Prrafodelista"/>
+              <w:numPr>
+                <w:ilvl w:val="0"/>
+                <w:numId w:val="14"/>
+              </w:numPr>
+              <w:ind w:leftChars="0" w:firstLineChars="0"/>
+              <w:rPr>
+                <w:rFonts w:ascii="Arial" w:eastAsia="Arial" w:hAnsi="Arial" w:cs="Arial"/>
+                <w:sz w:val="22"/>
+                <w:szCs w:val="22"/>
+              </w:rPr>
+            </w:pPr>
+            <w:r>
+              <w:rPr>
+                <w:rFonts w:ascii="Arial" w:eastAsia="Arial" w:hAnsi="Arial" w:cs="Arial"/>
+                <w:sz w:val="22"/>
+                <w:szCs w:val="22"/>
+              </w:rPr>
+              <w:t>Administrador:</w:t>
+            </w:r>
+          </w:p>
+          <w:p>
+            <w:pPr>
+              <w:pStyle w:val="Prrafodelista"/>
+              <w:numPr>
+                <w:ilvl w:val="0"/>
+                <w:numId w:val="15"/>
+              </w:numPr>
+              <w:ind w:leftChars="0" w:firstLineChars="0"/>
+              <w:rPr>
+                <w:rFonts w:ascii="Arial" w:eastAsia="Arial" w:hAnsi="Arial" w:cs="Arial"/>
+                <w:sz w:val="22"/>
+                <w:szCs w:val="22"/>
+              </w:rPr>
+            </w:pPr>
+            <w:r>
+              <w:rPr>
+                <w:rFonts w:ascii="Arial" w:eastAsia="Arial" w:hAnsi="Arial" w:cs="Arial"/>
+                <w:sz w:val="22"/>
+                <w:szCs w:val="22"/>
+              </w:rPr>
+              <w:t>El administrador debe haber iniciado sesión y tener permisos para registrar nuevos administradores.</w:t>
+            </w:r>
+          </w:p>
+        </w:tc>
+      </w:tr>
+      <w:tr>
+        <w:trPr>
+          <w:cantSplit/>
+          <w:trHeight w:val="495"/>
+        </w:trPr>
+        <w:tc>
+          <w:tcPr>
+            <w:tcW w:w="2806" w:type="dxa"/>
+            <w:vMerge w:val="restart"/>
+          </w:tcPr>
+          <w:p>
+            <w:pPr>
+              <w:ind w:left="0" w:hanging="2"/>
+              <w:rPr>
+                <w:rFonts w:ascii="Arial" w:eastAsia="Arial" w:hAnsi="Arial" w:cs="Arial"/>
+                <w:sz w:val="22"/>
+                <w:szCs w:val="22"/>
+              </w:rPr>
+            </w:pPr>
+            <w:r>
+              <w:rPr>
+                <w:rFonts w:ascii="Arial" w:eastAsia="Arial" w:hAnsi="Arial" w:cs="Arial"/>
+                <w:b/>
+                <w:sz w:val="22"/>
+                <w:szCs w:val="22"/>
+              </w:rPr>
+              <w:t>Secuencia</w:t>
+            </w:r>
+          </w:p>
+          <w:p>
+            <w:pPr>
+              <w:ind w:left="0" w:hanging="2"/>
+              <w:rPr>
+                <w:rFonts w:ascii="Arial" w:eastAsia="Arial" w:hAnsi="Arial" w:cs="Arial"/>
+                <w:sz w:val="22"/>
+                <w:szCs w:val="22"/>
+              </w:rPr>
+            </w:pPr>
+            <w:r>
+              <w:rPr>
+                <w:rFonts w:ascii="Arial" w:eastAsia="Arial" w:hAnsi="Arial" w:cs="Arial"/>
+                <w:b/>
+                <w:sz w:val="22"/>
+                <w:szCs w:val="22"/>
+              </w:rPr>
+              <w:t>Normal</w:t>
+            </w:r>
+          </w:p>
+        </w:tc>
+        <w:tc>
+          <w:tcPr>
+            <w:tcW w:w="789" w:type="dxa"/>
+          </w:tcPr>
+          <w:p>
+            <w:pPr>
+              <w:ind w:left="0" w:hanging="2"/>
+              <w:rPr>
+                <w:rFonts w:ascii="Arial" w:eastAsia="Arial" w:hAnsi="Arial" w:cs="Arial"/>
+                <w:sz w:val="22"/>
+                <w:szCs w:val="22"/>
+              </w:rPr>
+            </w:pPr>
+            <w:r>
+              <w:rPr>
+                <w:rFonts w:ascii="Arial" w:eastAsia="Arial" w:hAnsi="Arial" w:cs="Arial"/>
+                <w:b/>
+                <w:sz w:val="22"/>
+                <w:szCs w:val="22"/>
+              </w:rPr>
+              <w:t>Paso</w:t>
+            </w:r>
+          </w:p>
+        </w:tc>
+        <w:tc>
+          <w:tcPr>
+            <w:tcW w:w="5049" w:type="dxa"/>
+          </w:tcPr>
+          <w:p>
+            <w:pPr>
+              <w:ind w:left="0" w:hanging="2"/>
+              <w:rPr>
+                <w:rFonts w:ascii="Arial" w:eastAsia="Arial" w:hAnsi="Arial" w:cs="Arial"/>
+                <w:sz w:val="22"/>
+                <w:szCs w:val="22"/>
+              </w:rPr>
+            </w:pPr>
+            <w:r>
+              <w:rPr>
+                <w:rFonts w:ascii="Arial" w:eastAsia="Arial" w:hAnsi="Arial" w:cs="Arial"/>
+                <w:b/>
+                <w:sz w:val="22"/>
+                <w:szCs w:val="22"/>
+              </w:rPr>
+              <w:t>Acción</w:t>
+            </w:r>
+            <w:r>
+              <w:rPr>
+                <w:rFonts w:ascii="Arial" w:eastAsia="Arial" w:hAnsi="Arial" w:cs="Arial"/>
+                <w:b/>
+                <w:sz w:val="22"/>
+                <w:szCs w:val="22"/>
+              </w:rPr>
+              <w:t>: Usuario</w:t>
+            </w:r>
+          </w:p>
+        </w:tc>
+      </w:tr>
+      <w:tr>
+        <w:trPr>
+          <w:cantSplit/>
+          <w:trHeight w:val="495"/>
+        </w:trPr>
+        <w:tc>
+          <w:tcPr>
+            <w:tcW w:w="2806" w:type="dxa"/>
+            <w:vMerge/>
+          </w:tcPr>
+          <w:p>
+            <w:pPr>
+              <w:ind w:left="0" w:hanging="2"/>
+              <w:rPr>
+                <w:rFonts w:ascii="Arial" w:eastAsia="Arial" w:hAnsi="Arial" w:cs="Arial"/>
+                <w:b/>
+                <w:sz w:val="22"/>
+                <w:szCs w:val="22"/>
+              </w:rPr>
+            </w:pPr>
+          </w:p>
+        </w:tc>
+        <w:tc>
+          <w:tcPr>
+            <w:tcW w:w="789" w:type="dxa"/>
+          </w:tcPr>
+          <w:p>
+            <w:pPr>
+              <w:ind w:left="0" w:hanging="2"/>
+              <w:jc w:val="center"/>
+            </w:pPr>
+            <w:r>
+              <w:rPr>
+                <w:rFonts w:ascii="Arial" w:eastAsia="Arial" w:hAnsi="Arial" w:cs="Arial"/>
+                <w:sz w:val="22"/>
+                <w:szCs w:val="22"/>
+              </w:rPr>
+              <w:t>1</w:t>
+            </w:r>
+          </w:p>
+        </w:tc>
+        <w:tc>
+          <w:tcPr>
+            <w:tcW w:w="5049" w:type="dxa"/>
+          </w:tcPr>
+          <w:p>
+            <w:pPr>
+              <w:spacing w:after="160" w:line="259" w:lineRule="auto"/>
+              <w:ind w:leftChars="0" w:left="0" w:firstLineChars="0" w:firstLine="0"/>
+            </w:pPr>
+            <w:r>
+              <w:t>El</w:t>
+            </w:r>
+            <w:r>
+              <w:t xml:space="preserve"> actor</w:t>
+            </w:r>
+            <w:r>
+              <w:t xml:space="preserve"> </w:t>
+            </w:r>
+            <w:r>
+              <w:t>verifica y acepta el carrito de compras</w:t>
+            </w:r>
+          </w:p>
+        </w:tc>
+      </w:tr>
+      <w:tr>
+        <w:trPr>
+          <w:cantSplit/>
+        </w:trPr>
+        <w:tc>
+          <w:tcPr>
+            <w:tcW w:w="2806" w:type="dxa"/>
+            <w:vMerge/>
+          </w:tcPr>
+          <w:p>
+            <w:pPr>
+              <w:widowControl w:val="0"/>
+              <w:pBdr>
+                <w:top w:val="nil"/>
+                <w:left w:val="nil"/>
+                <w:bottom w:val="nil"/>
+                <w:right w:val="nil"/>
+                <w:between w:val="nil"/>
+              </w:pBdr>
+              <w:spacing w:line="276" w:lineRule="auto"/>
+              <w:ind w:left="0" w:hanging="2"/>
+              <w:rPr>
+                <w:rFonts w:ascii="Arial" w:eastAsia="Arial" w:hAnsi="Arial" w:cs="Arial"/>
+                <w:sz w:val="22"/>
+                <w:szCs w:val="22"/>
+              </w:rPr>
+            </w:pPr>
+          </w:p>
+        </w:tc>
+        <w:tc>
+          <w:tcPr>
+            <w:tcW w:w="789" w:type="dxa"/>
+          </w:tcPr>
+          <w:p>
+            <w:pPr>
+              <w:ind w:left="0" w:hanging="2"/>
+              <w:jc w:val="center"/>
+              <w:rPr>
+                <w:rFonts w:ascii="Arial" w:eastAsia="Arial" w:hAnsi="Arial" w:cs="Arial"/>
+                <w:sz w:val="22"/>
+                <w:szCs w:val="22"/>
+              </w:rPr>
+            </w:pPr>
+            <w:r>
+              <w:rPr>
+                <w:rFonts w:ascii="Arial" w:eastAsia="Arial" w:hAnsi="Arial" w:cs="Arial"/>
+                <w:sz w:val="22"/>
+                <w:szCs w:val="22"/>
+              </w:rPr>
+              <w:t>2</w:t>
+            </w:r>
+          </w:p>
+        </w:tc>
+        <w:tc>
+          <w:tcPr>
+            <w:tcW w:w="5049" w:type="dxa"/>
+          </w:tcPr>
+          <w:p>
+            <w:pPr>
+              <w:spacing w:after="160" w:line="259" w:lineRule="auto"/>
+              <w:ind w:leftChars="0" w:left="0" w:firstLineChars="0" w:firstLine="0"/>
+            </w:pPr>
+            <w:r>
+              <w:t>El sistema presenta el formulario de registro.</w:t>
+            </w:r>
+          </w:p>
+        </w:tc>
+      </w:tr>
+      <w:tr>
+        <w:trPr>
+          <w:cantSplit/>
+        </w:trPr>
+        <w:tc>
+          <w:tcPr>
+            <w:tcW w:w="2806" w:type="dxa"/>
+            <w:vMerge/>
+          </w:tcPr>
+          <w:p>
+            <w:pPr>
+              <w:widowControl w:val="0"/>
+              <w:pBdr>
+                <w:top w:val="nil"/>
+                <w:left w:val="nil"/>
+                <w:bottom w:val="nil"/>
+                <w:right w:val="nil"/>
+                <w:between w:val="nil"/>
+              </w:pBdr>
+              <w:spacing w:line="276" w:lineRule="auto"/>
+              <w:ind w:left="0" w:hanging="2"/>
+            </w:pPr>
+          </w:p>
+        </w:tc>
+        <w:tc>
+          <w:tcPr>
+            <w:tcW w:w="789" w:type="dxa"/>
+          </w:tcPr>
+          <w:p>
+            <w:pPr>
+              <w:ind w:left="0" w:hanging="2"/>
+              <w:jc w:val="center"/>
+              <w:rPr>
+                <w:rFonts w:ascii="Arial" w:eastAsia="Arial" w:hAnsi="Arial" w:cs="Arial"/>
+                <w:sz w:val="22"/>
+                <w:szCs w:val="22"/>
+              </w:rPr>
+            </w:pPr>
+            <w:r>
+              <w:rPr>
+                <w:rFonts w:ascii="Arial" w:eastAsia="Arial" w:hAnsi="Arial" w:cs="Arial"/>
+                <w:sz w:val="22"/>
+                <w:szCs w:val="22"/>
+              </w:rPr>
+              <w:t>3</w:t>
+            </w:r>
+          </w:p>
+        </w:tc>
+        <w:tc>
+          <w:tcPr>
+            <w:tcW w:w="5049" w:type="dxa"/>
+          </w:tcPr>
+          <w:p>
+            <w:pPr>
+              <w:spacing w:after="160" w:line="259" w:lineRule="auto"/>
+              <w:ind w:left="0" w:hanging="2"/>
+            </w:pPr>
+            <w:r>
+              <w:t xml:space="preserve">El </w:t>
+            </w:r>
+            <w:r>
+              <w:t>actor</w:t>
+            </w:r>
+            <w:r>
+              <w:t xml:space="preserve"> </w:t>
+            </w:r>
+            <w:r>
+              <w:t>ingresa la información requerida (correo electrónico, nombre, documento de identidad, contraseña).</w:t>
+            </w:r>
+          </w:p>
+        </w:tc>
+      </w:tr>
+      <w:tr>
+        <w:trPr>
+          <w:cantSplit/>
+        </w:trPr>
+        <w:tc>
+          <w:tcPr>
+            <w:tcW w:w="2806" w:type="dxa"/>
+            <w:vMerge/>
+          </w:tcPr>
+          <w:p>
+            <w:pPr>
+              <w:widowControl w:val="0"/>
+              <w:pBdr>
+                <w:top w:val="nil"/>
+                <w:left w:val="nil"/>
+                <w:bottom w:val="nil"/>
+                <w:right w:val="nil"/>
+                <w:between w:val="nil"/>
+              </w:pBdr>
+              <w:spacing w:line="276" w:lineRule="auto"/>
+              <w:ind w:left="0" w:hanging="2"/>
+            </w:pPr>
+          </w:p>
+        </w:tc>
+        <w:tc>
+          <w:tcPr>
+            <w:tcW w:w="789" w:type="dxa"/>
+          </w:tcPr>
+          <w:p>
+            <w:pPr>
+              <w:ind w:left="0" w:hanging="2"/>
+              <w:jc w:val="center"/>
+              <w:rPr>
+                <w:rFonts w:ascii="Arial" w:eastAsia="Arial" w:hAnsi="Arial" w:cs="Arial"/>
+                <w:sz w:val="22"/>
+                <w:szCs w:val="22"/>
+              </w:rPr>
+            </w:pPr>
+            <w:r>
+              <w:rPr>
+                <w:rFonts w:ascii="Arial" w:eastAsia="Arial" w:hAnsi="Arial" w:cs="Arial"/>
+                <w:sz w:val="22"/>
+                <w:szCs w:val="22"/>
+              </w:rPr>
+              <w:t>4</w:t>
+            </w:r>
+          </w:p>
+        </w:tc>
+        <w:tc>
+          <w:tcPr>
+            <w:tcW w:w="5049" w:type="dxa"/>
+          </w:tcPr>
+          <w:p>
+            <w:pPr>
+              <w:spacing w:after="160" w:line="259" w:lineRule="auto"/>
+              <w:ind w:left="0" w:hanging="2"/>
+            </w:pPr>
+            <w:r>
+              <w:t>El sistema valida los datos ingresados.</w:t>
+            </w:r>
+          </w:p>
+        </w:tc>
+      </w:tr>
+      <w:tr>
+        <w:trPr>
+          <w:cantSplit/>
+        </w:trPr>
+        <w:tc>
+          <w:tcPr>
+            <w:tcW w:w="2806" w:type="dxa"/>
+            <w:vMerge/>
+          </w:tcPr>
+          <w:p>
+            <w:pPr>
+              <w:widowControl w:val="0"/>
+              <w:pBdr>
+                <w:top w:val="nil"/>
+                <w:left w:val="nil"/>
+                <w:bottom w:val="nil"/>
+                <w:right w:val="nil"/>
+                <w:between w:val="nil"/>
+              </w:pBdr>
+              <w:spacing w:line="276" w:lineRule="auto"/>
+              <w:ind w:left="0" w:hanging="2"/>
+            </w:pPr>
+          </w:p>
+        </w:tc>
+        <w:tc>
+          <w:tcPr>
+            <w:tcW w:w="789" w:type="dxa"/>
+          </w:tcPr>
+          <w:p>
+            <w:pPr>
+              <w:ind w:left="0" w:hanging="2"/>
+              <w:jc w:val="center"/>
+              <w:rPr>
+                <w:rFonts w:ascii="Arial" w:eastAsia="Arial" w:hAnsi="Arial" w:cs="Arial"/>
+                <w:sz w:val="22"/>
+                <w:szCs w:val="22"/>
+              </w:rPr>
+            </w:pPr>
+            <w:r>
+              <w:rPr>
+                <w:rFonts w:ascii="Arial" w:eastAsia="Arial" w:hAnsi="Arial" w:cs="Arial"/>
+                <w:sz w:val="22"/>
+                <w:szCs w:val="22"/>
+              </w:rPr>
+              <w:t>5</w:t>
+            </w:r>
+          </w:p>
+        </w:tc>
+        <w:tc>
+          <w:tcPr>
+            <w:tcW w:w="5049" w:type="dxa"/>
+          </w:tcPr>
+          <w:p>
+            <w:pPr>
+              <w:spacing w:after="160" w:line="259" w:lineRule="auto"/>
+              <w:ind w:left="0" w:hanging="2"/>
+            </w:pPr>
+            <w:r>
+              <w:t xml:space="preserve">El sistema crea una cuenta para el </w:t>
+            </w:r>
+            <w:r>
+              <w:t>actor</w:t>
+            </w:r>
+            <w:r>
+              <w:t>.</w:t>
+            </w:r>
+          </w:p>
+        </w:tc>
+      </w:tr>
+      <w:tr>
+        <w:trPr>
+          <w:cantSplit/>
+        </w:trPr>
+        <w:tc>
+          <w:tcPr>
+            <w:tcW w:w="2806" w:type="dxa"/>
+            <w:vMerge/>
+          </w:tcPr>
+          <w:p>
+            <w:pPr>
+              <w:widowControl w:val="0"/>
+              <w:pBdr>
+                <w:top w:val="nil"/>
+                <w:left w:val="nil"/>
+                <w:bottom w:val="nil"/>
+                <w:right w:val="nil"/>
+                <w:between w:val="nil"/>
+              </w:pBdr>
+              <w:spacing w:line="276" w:lineRule="auto"/>
+              <w:ind w:left="0" w:hanging="2"/>
+            </w:pPr>
+          </w:p>
+        </w:tc>
+        <w:tc>
+          <w:tcPr>
+            <w:tcW w:w="789" w:type="dxa"/>
+          </w:tcPr>
+          <w:p>
+            <w:pPr>
+              <w:ind w:left="0" w:hanging="2"/>
+              <w:jc w:val="center"/>
+              <w:rPr>
+                <w:rFonts w:ascii="Arial" w:eastAsia="Arial" w:hAnsi="Arial" w:cs="Arial"/>
+                <w:sz w:val="22"/>
+                <w:szCs w:val="22"/>
+              </w:rPr>
+            </w:pPr>
+            <w:r>
+              <w:rPr>
+                <w:rFonts w:ascii="Arial" w:eastAsia="Arial" w:hAnsi="Arial" w:cs="Arial"/>
+                <w:sz w:val="22"/>
+                <w:szCs w:val="22"/>
+              </w:rPr>
+              <w:t>6</w:t>
+            </w:r>
+          </w:p>
+        </w:tc>
+        <w:tc>
+          <w:tcPr>
+            <w:tcW w:w="5049" w:type="dxa"/>
+          </w:tcPr>
+          <w:p>
+            <w:pPr>
+              <w:spacing w:after="160" w:line="259" w:lineRule="auto"/>
+              <w:ind w:left="0" w:hanging="2"/>
+            </w:pPr>
+            <w:r>
+              <w:t xml:space="preserve">El sistema envía un correo de confirmación al </w:t>
+            </w:r>
+            <w:r>
+              <w:t>actor</w:t>
+            </w:r>
+            <w:r>
+              <w:t>.</w:t>
+            </w:r>
+          </w:p>
+        </w:tc>
+      </w:tr>
+      <w:tr>
+        <w:trPr>
+          <w:cantSplit/>
+        </w:trPr>
+        <w:tc>
+          <w:tcPr>
+            <w:tcW w:w="2806" w:type="dxa"/>
+            <w:vMerge/>
+          </w:tcPr>
+          <w:p>
+            <w:pPr>
+              <w:widowControl w:val="0"/>
+              <w:pBdr>
+                <w:top w:val="nil"/>
+                <w:left w:val="nil"/>
+                <w:bottom w:val="nil"/>
+                <w:right w:val="nil"/>
+                <w:between w:val="nil"/>
+              </w:pBdr>
+              <w:spacing w:line="276" w:lineRule="auto"/>
+              <w:ind w:left="0" w:hanging="2"/>
+            </w:pPr>
+          </w:p>
+        </w:tc>
+        <w:tc>
+          <w:tcPr>
+            <w:tcW w:w="789" w:type="dxa"/>
+          </w:tcPr>
+          <w:p>
+            <w:pPr>
+              <w:ind w:left="0" w:hanging="2"/>
+              <w:jc w:val="center"/>
+              <w:rPr>
+                <w:rFonts w:ascii="Arial" w:eastAsia="Arial" w:hAnsi="Arial" w:cs="Arial"/>
+                <w:sz w:val="22"/>
+                <w:szCs w:val="22"/>
+              </w:rPr>
+            </w:pPr>
+            <w:r>
+              <w:rPr>
+                <w:rFonts w:ascii="Arial" w:eastAsia="Arial" w:hAnsi="Arial" w:cs="Arial"/>
+                <w:sz w:val="22"/>
+                <w:szCs w:val="22"/>
+              </w:rPr>
+              <w:t>7</w:t>
+            </w:r>
+          </w:p>
+        </w:tc>
+        <w:tc>
+          <w:tcPr>
+            <w:tcW w:w="5049" w:type="dxa"/>
+          </w:tcPr>
+          <w:p>
+            <w:pPr>
+              <w:spacing w:after="160" w:line="259" w:lineRule="auto"/>
+              <w:ind w:left="0" w:hanging="2"/>
+            </w:pPr>
+            <w:r>
+              <w:t xml:space="preserve">El </w:t>
+            </w:r>
+            <w:r>
+              <w:t>actor</w:t>
+            </w:r>
+            <w:r>
+              <w:t xml:space="preserve"> </w:t>
+            </w:r>
+            <w:r>
+              <w:t>confirma su correo y su cuenta queda activa.</w:t>
+            </w:r>
+          </w:p>
+        </w:tc>
+      </w:tr>
+    </w:tbl>
+    <w:tbl>
+      <w:tblPr>
+        <w:tblW w:w="8644" w:type="dxa"/>
+        <w:tblInd w:w="5" w:type="dxa"/>
+        <w:tblBorders>
+          <w:top w:val="single" w:sz="4" w:space="0" w:color="000000"/>
+          <w:left w:val="single" w:sz="4" w:space="0" w:color="000000"/>
+          <w:bottom w:val="single" w:sz="4" w:space="0" w:color="000000"/>
+          <w:right w:val="single" w:sz="4" w:space="0" w:color="000000"/>
+          <w:insideH w:val="single" w:sz="4" w:space="0" w:color="000000"/>
+          <w:insideV w:val="single" w:sz="4" w:space="0" w:color="000000"/>
+        </w:tblBorders>
+        <w:tblLayout w:type="fixed"/>
+        <w:tblLook w:val="0000" w:firstRow="0" w:lastRow="0" w:firstColumn="0" w:lastColumn="0" w:noHBand="0" w:noVBand="0"/>
+      </w:tblPr>
+      <w:tblGrid>
+        <w:gridCol w:w="2806"/>
+        <w:gridCol w:w="789"/>
+        <w:gridCol w:w="5049"/>
+      </w:tblGrid>
+      <w:tr>
+        <w:trPr>
+          <w:cantSplit/>
+          <w:trHeight w:val="495"/>
+        </w:trPr>
+        <w:tc>
+          <w:tcPr>
+            <w:tcW w:w="2806" w:type="dxa"/>
+            <w:vMerge w:val="restart"/>
+          </w:tcPr>
+          <w:p>
+            <w:pPr>
+              <w:ind w:left="0" w:hanging="2"/>
+              <w:rPr>
+                <w:rFonts w:ascii="Arial" w:eastAsia="Arial" w:hAnsi="Arial" w:cs="Arial"/>
+                <w:sz w:val="22"/>
+                <w:szCs w:val="22"/>
+              </w:rPr>
+            </w:pPr>
+            <w:r>
+              <w:rPr>
+                <w:rFonts w:ascii="Arial" w:eastAsia="Arial" w:hAnsi="Arial" w:cs="Arial"/>
+                <w:b/>
+                <w:sz w:val="22"/>
+                <w:szCs w:val="22"/>
+              </w:rPr>
+              <w:t>Secuencia</w:t>
+            </w:r>
+          </w:p>
+          <w:p>
+            <w:pPr>
+              <w:ind w:left="0" w:hanging="2"/>
+              <w:rPr>
+                <w:rFonts w:ascii="Arial" w:eastAsia="Arial" w:hAnsi="Arial" w:cs="Arial"/>
+                <w:sz w:val="22"/>
+                <w:szCs w:val="22"/>
+              </w:rPr>
+            </w:pPr>
+            <w:r>
+              <w:rPr>
+                <w:rFonts w:ascii="Arial" w:eastAsia="Arial" w:hAnsi="Arial" w:cs="Arial"/>
+                <w:b/>
+                <w:sz w:val="22"/>
+                <w:szCs w:val="22"/>
+              </w:rPr>
+              <w:lastRenderedPageBreak/>
+              <w:t>Normal</w:t>
+            </w:r>
+          </w:p>
+        </w:tc>
+        <w:tc>
+          <w:tcPr>
+            <w:tcW w:w="789" w:type="dxa"/>
+          </w:tcPr>
+          <w:p>
+            <w:pPr>
+              <w:ind w:left="0" w:hanging="2"/>
+              <w:rPr>
+                <w:rFonts w:ascii="Arial" w:eastAsia="Arial" w:hAnsi="Arial" w:cs="Arial"/>
+                <w:sz w:val="22"/>
+                <w:szCs w:val="22"/>
+              </w:rPr>
+            </w:pPr>
+            <w:r>
+              <w:rPr>
+                <w:rFonts w:ascii="Arial" w:eastAsia="Arial" w:hAnsi="Arial" w:cs="Arial"/>
+                <w:b/>
+                <w:sz w:val="22"/>
+                <w:szCs w:val="22"/>
+              </w:rPr>
+              <w:lastRenderedPageBreak/>
+              <w:t>Paso</w:t>
+            </w:r>
+          </w:p>
+        </w:tc>
+        <w:tc>
+          <w:tcPr>
+            <w:tcW w:w="5049" w:type="dxa"/>
+          </w:tcPr>
+          <w:p>
+            <w:pPr>
+              <w:ind w:left="0" w:hanging="2"/>
+              <w:rPr>
+                <w:rFonts w:ascii="Arial" w:eastAsia="Arial" w:hAnsi="Arial" w:cs="Arial"/>
+                <w:sz w:val="22"/>
+                <w:szCs w:val="22"/>
+              </w:rPr>
+            </w:pPr>
+            <w:r>
+              <w:rPr>
+                <w:rFonts w:ascii="Arial" w:eastAsia="Arial" w:hAnsi="Arial" w:cs="Arial"/>
+                <w:b/>
+                <w:sz w:val="22"/>
+                <w:szCs w:val="22"/>
+              </w:rPr>
+              <w:t>Acción</w:t>
+            </w:r>
+            <w:r>
+              <w:rPr>
+                <w:rFonts w:ascii="Arial" w:eastAsia="Arial" w:hAnsi="Arial" w:cs="Arial"/>
+                <w:b/>
+                <w:sz w:val="22"/>
+                <w:szCs w:val="22"/>
+              </w:rPr>
+              <w:t xml:space="preserve">: </w:t>
+            </w:r>
+            <w:r>
+              <w:rPr>
+                <w:rFonts w:ascii="Arial" w:eastAsia="Arial" w:hAnsi="Arial" w:cs="Arial"/>
+                <w:b/>
+                <w:sz w:val="22"/>
+                <w:szCs w:val="22"/>
+              </w:rPr>
+              <w:t>Administrador</w:t>
+            </w:r>
+          </w:p>
+        </w:tc>
+      </w:tr>
+      <w:tr>
+        <w:trPr>
+          <w:cantSplit/>
+          <w:trHeight w:val="495"/>
+        </w:trPr>
+        <w:tc>
+          <w:tcPr>
+            <w:tcW w:w="2806" w:type="dxa"/>
+            <w:vMerge/>
+          </w:tcPr>
+          <w:p>
+            <w:pPr>
+              <w:ind w:left="0" w:hanging="2"/>
+              <w:rPr>
+                <w:rFonts w:ascii="Arial" w:eastAsia="Arial" w:hAnsi="Arial" w:cs="Arial"/>
+                <w:b/>
+                <w:sz w:val="22"/>
+                <w:szCs w:val="22"/>
+              </w:rPr>
+            </w:pPr>
+          </w:p>
+        </w:tc>
+        <w:tc>
+          <w:tcPr>
+            <w:tcW w:w="789" w:type="dxa"/>
+          </w:tcPr>
+          <w:p>
+            <w:pPr>
+              <w:ind w:left="0" w:hanging="2"/>
+              <w:jc w:val="center"/>
+            </w:pPr>
+            <w:r>
+              <w:rPr>
+                <w:rFonts w:ascii="Arial" w:eastAsia="Arial" w:hAnsi="Arial" w:cs="Arial"/>
+                <w:sz w:val="22"/>
+                <w:szCs w:val="22"/>
+              </w:rPr>
+              <w:t>1</w:t>
+            </w:r>
+          </w:p>
+        </w:tc>
+        <w:tc>
+          <w:tcPr>
+            <w:tcW w:w="5049" w:type="dxa"/>
+          </w:tcPr>
+          <w:p>
+            <w:pPr>
+              <w:spacing w:after="160" w:line="259" w:lineRule="auto"/>
+              <w:ind w:left="0" w:hanging="2"/>
+            </w:pPr>
+            <w:r>
+              <w:t>E</w:t>
+            </w:r>
+            <w:r>
+              <w:t>l actor es administrador,</w:t>
+            </w:r>
+            <w:r>
+              <w:t xml:space="preserve"> selecciona registrar administrador</w:t>
+            </w:r>
+            <w:r>
+              <w:t xml:space="preserve">, </w:t>
+            </w:r>
+            <w:r>
+              <w:t>e</w:t>
+            </w:r>
+            <w:r>
+              <w:t>l sistema presenta el formulario de registro</w:t>
+            </w:r>
+            <w:r>
+              <w:t xml:space="preserve"> y </w:t>
+            </w:r>
+            <w:r>
+              <w:t>asigna permisos</w:t>
+            </w:r>
+          </w:p>
+        </w:tc>
+      </w:tr>
+      <w:tr>
+        <w:trPr>
+          <w:cantSplit/>
+        </w:trPr>
+        <w:tc>
+          <w:tcPr>
+            <w:tcW w:w="2806" w:type="dxa"/>
+            <w:vMerge/>
+          </w:tcPr>
+          <w:p>
+            <w:pPr>
+              <w:widowControl w:val="0"/>
+              <w:pBdr>
+                <w:top w:val="nil"/>
+                <w:left w:val="nil"/>
+                <w:bottom w:val="nil"/>
+                <w:right w:val="nil"/>
+                <w:between w:val="nil"/>
+              </w:pBdr>
+              <w:spacing w:line="276" w:lineRule="auto"/>
+              <w:ind w:left="0" w:hanging="2"/>
+              <w:rPr>
+                <w:rFonts w:ascii="Arial" w:eastAsia="Arial" w:hAnsi="Arial" w:cs="Arial"/>
+                <w:sz w:val="22"/>
+                <w:szCs w:val="22"/>
+              </w:rPr>
+            </w:pPr>
+          </w:p>
+        </w:tc>
+        <w:tc>
+          <w:tcPr>
+            <w:tcW w:w="789" w:type="dxa"/>
+          </w:tcPr>
+          <w:p>
+            <w:pPr>
+              <w:ind w:left="0" w:hanging="2"/>
+              <w:jc w:val="center"/>
+              <w:rPr>
+                <w:rFonts w:ascii="Arial" w:eastAsia="Arial" w:hAnsi="Arial" w:cs="Arial"/>
+                <w:sz w:val="22"/>
+                <w:szCs w:val="22"/>
+              </w:rPr>
+            </w:pPr>
+            <w:r>
+              <w:rPr>
+                <w:rFonts w:ascii="Arial" w:eastAsia="Arial" w:hAnsi="Arial" w:cs="Arial"/>
+                <w:sz w:val="22"/>
+                <w:szCs w:val="22"/>
+              </w:rPr>
+              <w:t>2</w:t>
+            </w:r>
+          </w:p>
+        </w:tc>
+        <w:tc>
+          <w:tcPr>
+            <w:tcW w:w="5049" w:type="dxa"/>
+          </w:tcPr>
+          <w:p>
+            <w:pPr>
+              <w:spacing w:after="160" w:line="259" w:lineRule="auto"/>
+              <w:ind w:leftChars="0" w:left="0" w:firstLineChars="0" w:firstLine="0"/>
+            </w:pPr>
+            <w:r>
+              <w:t>El sistema valida los datos ingresados.</w:t>
+            </w:r>
+          </w:p>
+        </w:tc>
+      </w:tr>
+      <w:tr>
+        <w:trPr>
+          <w:cantSplit/>
+        </w:trPr>
+        <w:tc>
+          <w:tcPr>
+            <w:tcW w:w="2806" w:type="dxa"/>
+            <w:vMerge/>
+          </w:tcPr>
+          <w:p>
+            <w:pPr>
+              <w:widowControl w:val="0"/>
+              <w:pBdr>
+                <w:top w:val="nil"/>
+                <w:left w:val="nil"/>
+                <w:bottom w:val="nil"/>
+                <w:right w:val="nil"/>
+                <w:between w:val="nil"/>
+              </w:pBdr>
+              <w:spacing w:line="276" w:lineRule="auto"/>
+              <w:ind w:left="0" w:hanging="2"/>
+            </w:pPr>
+          </w:p>
+        </w:tc>
+        <w:tc>
+          <w:tcPr>
+            <w:tcW w:w="789" w:type="dxa"/>
+          </w:tcPr>
+          <w:p>
+            <w:pPr>
+              <w:ind w:left="0" w:hanging="2"/>
+              <w:jc w:val="center"/>
+              <w:rPr>
+                <w:rFonts w:ascii="Arial" w:eastAsia="Arial" w:hAnsi="Arial" w:cs="Arial"/>
+                <w:sz w:val="22"/>
+                <w:szCs w:val="22"/>
+              </w:rPr>
+            </w:pPr>
+            <w:r>
+              <w:rPr>
+                <w:rFonts w:ascii="Arial" w:eastAsia="Arial" w:hAnsi="Arial" w:cs="Arial"/>
+                <w:sz w:val="22"/>
+                <w:szCs w:val="22"/>
+              </w:rPr>
+              <w:t>3</w:t>
+            </w:r>
+          </w:p>
+        </w:tc>
+        <w:tc>
+          <w:tcPr>
+            <w:tcW w:w="5049" w:type="dxa"/>
+          </w:tcPr>
+          <w:p>
+            <w:pPr>
+              <w:spacing w:after="160" w:line="259" w:lineRule="auto"/>
+              <w:ind w:left="0" w:hanging="2"/>
+            </w:pPr>
+            <w:r>
+              <w:t xml:space="preserve">El </w:t>
+            </w:r>
+            <w:r>
+              <w:t>usuario</w:t>
+            </w:r>
+            <w:r>
+              <w:t xml:space="preserve"> ingresa la información requerida (correo electrónico, nombre, documento de identidad, contraseña).</w:t>
+            </w:r>
+          </w:p>
+        </w:tc>
+      </w:tr>
+      <w:tr>
+        <w:trPr>
+          <w:cantSplit/>
+        </w:trPr>
+        <w:tc>
+          <w:tcPr>
+            <w:tcW w:w="2806" w:type="dxa"/>
+            <w:vMerge/>
+          </w:tcPr>
+          <w:p>
+            <w:pPr>
+              <w:widowControl w:val="0"/>
+              <w:pBdr>
+                <w:top w:val="nil"/>
+                <w:left w:val="nil"/>
+                <w:bottom w:val="nil"/>
+                <w:right w:val="nil"/>
+                <w:between w:val="nil"/>
+              </w:pBdr>
+              <w:spacing w:line="276" w:lineRule="auto"/>
+              <w:ind w:left="0" w:hanging="2"/>
+            </w:pPr>
+          </w:p>
+        </w:tc>
+        <w:tc>
+          <w:tcPr>
+            <w:tcW w:w="789" w:type="dxa"/>
+          </w:tcPr>
+          <w:p>
+            <w:pPr>
+              <w:ind w:left="0" w:hanging="2"/>
+              <w:jc w:val="center"/>
+              <w:rPr>
+                <w:rFonts w:ascii="Arial" w:eastAsia="Arial" w:hAnsi="Arial" w:cs="Arial"/>
+                <w:sz w:val="22"/>
+                <w:szCs w:val="22"/>
+              </w:rPr>
+            </w:pPr>
+            <w:r>
+              <w:rPr>
+                <w:rFonts w:ascii="Arial" w:eastAsia="Arial" w:hAnsi="Arial" w:cs="Arial"/>
+                <w:sz w:val="22"/>
+                <w:szCs w:val="22"/>
+              </w:rPr>
+              <w:t>4</w:t>
+            </w:r>
+          </w:p>
+        </w:tc>
+        <w:tc>
+          <w:tcPr>
+            <w:tcW w:w="5049" w:type="dxa"/>
+          </w:tcPr>
+          <w:p>
+            <w:pPr>
+              <w:spacing w:after="160" w:line="259" w:lineRule="auto"/>
+              <w:ind w:left="0" w:hanging="2"/>
+            </w:pPr>
+            <w:r>
+              <w:t>El sistema valida los datos ingresados.</w:t>
+            </w:r>
+          </w:p>
+        </w:tc>
+      </w:tr>
+      <w:tr>
+        <w:trPr>
+          <w:cantSplit/>
+        </w:trPr>
+        <w:tc>
+          <w:tcPr>
+            <w:tcW w:w="2806" w:type="dxa"/>
+            <w:vMerge/>
+          </w:tcPr>
+          <w:p>
+            <w:pPr>
+              <w:widowControl w:val="0"/>
+              <w:pBdr>
+                <w:top w:val="nil"/>
+                <w:left w:val="nil"/>
+                <w:bottom w:val="nil"/>
+                <w:right w:val="nil"/>
+                <w:between w:val="nil"/>
+              </w:pBdr>
+              <w:spacing w:line="276" w:lineRule="auto"/>
+              <w:ind w:left="0" w:hanging="2"/>
+            </w:pPr>
+          </w:p>
+        </w:tc>
+        <w:tc>
+          <w:tcPr>
+            <w:tcW w:w="789" w:type="dxa"/>
+          </w:tcPr>
+          <w:p>
+            <w:pPr>
+              <w:ind w:left="0" w:hanging="2"/>
+              <w:jc w:val="center"/>
+              <w:rPr>
+                <w:rFonts w:ascii="Arial" w:eastAsia="Arial" w:hAnsi="Arial" w:cs="Arial"/>
+                <w:sz w:val="22"/>
+                <w:szCs w:val="22"/>
+              </w:rPr>
+            </w:pPr>
+            <w:r>
+              <w:rPr>
+                <w:rFonts w:ascii="Arial" w:eastAsia="Arial" w:hAnsi="Arial" w:cs="Arial"/>
+                <w:sz w:val="22"/>
+                <w:szCs w:val="22"/>
+              </w:rPr>
+              <w:t>5</w:t>
+            </w:r>
+          </w:p>
+        </w:tc>
+        <w:tc>
+          <w:tcPr>
+            <w:tcW w:w="5049" w:type="dxa"/>
+          </w:tcPr>
+          <w:p>
+            <w:pPr>
+              <w:spacing w:after="160" w:line="259" w:lineRule="auto"/>
+              <w:ind w:left="0" w:hanging="2"/>
+            </w:pPr>
+            <w:r>
+              <w:t>El sistema registra al nuevo usuario en la base de datos.</w:t>
+            </w:r>
+          </w:p>
+        </w:tc>
+      </w:tr>
+      <w:tr>
+        <w:trPr>
+          <w:cantSplit/>
+        </w:trPr>
+        <w:tc>
+          <w:tcPr>
+            <w:tcW w:w="2806" w:type="dxa"/>
+            <w:vMerge/>
+          </w:tcPr>
+          <w:p>
+            <w:pPr>
+              <w:widowControl w:val="0"/>
+              <w:pBdr>
+                <w:top w:val="nil"/>
+                <w:left w:val="nil"/>
+                <w:bottom w:val="nil"/>
+                <w:right w:val="nil"/>
+                <w:between w:val="nil"/>
+              </w:pBdr>
+              <w:spacing w:line="276" w:lineRule="auto"/>
+              <w:ind w:left="0" w:hanging="2"/>
+            </w:pPr>
+          </w:p>
+        </w:tc>
+        <w:tc>
+          <w:tcPr>
+            <w:tcW w:w="789" w:type="dxa"/>
+          </w:tcPr>
+          <w:p>
+            <w:pPr>
+              <w:ind w:left="0" w:hanging="2"/>
+              <w:jc w:val="center"/>
+              <w:rPr>
+                <w:rFonts w:ascii="Arial" w:eastAsia="Arial" w:hAnsi="Arial" w:cs="Arial"/>
+                <w:sz w:val="22"/>
+                <w:szCs w:val="22"/>
+              </w:rPr>
+            </w:pPr>
+            <w:r>
+              <w:rPr>
+                <w:rFonts w:ascii="Arial" w:eastAsia="Arial" w:hAnsi="Arial" w:cs="Arial"/>
+                <w:sz w:val="22"/>
+                <w:szCs w:val="22"/>
+              </w:rPr>
+              <w:t>6</w:t>
+            </w:r>
+          </w:p>
+        </w:tc>
+        <w:tc>
+          <w:tcPr>
+            <w:tcW w:w="5049" w:type="dxa"/>
+          </w:tcPr>
+          <w:p>
+            <w:pPr>
+              <w:spacing w:after="160" w:line="259" w:lineRule="auto"/>
+              <w:ind w:left="0" w:hanging="2"/>
+            </w:pPr>
+            <w:r>
+              <w:t xml:space="preserve">El sistema envía un correo de confirmación al </w:t>
+            </w:r>
+            <w:r>
+              <w:t>usuario</w:t>
+            </w:r>
+            <w:r>
+              <w:t>.</w:t>
+            </w:r>
+          </w:p>
+        </w:tc>
+      </w:tr>
+      <w:tr>
+        <w:trPr>
+          <w:cantSplit/>
+        </w:trPr>
+        <w:tc>
+          <w:tcPr>
+            <w:tcW w:w="2806" w:type="dxa"/>
+            <w:vMerge/>
+          </w:tcPr>
+          <w:p>
+            <w:pPr>
+              <w:widowControl w:val="0"/>
+              <w:pBdr>
+                <w:top w:val="nil"/>
+                <w:left w:val="nil"/>
+                <w:bottom w:val="nil"/>
+                <w:right w:val="nil"/>
+                <w:between w:val="nil"/>
+              </w:pBdr>
+              <w:spacing w:line="276" w:lineRule="auto"/>
+              <w:ind w:left="0" w:hanging="2"/>
+            </w:pPr>
+          </w:p>
+        </w:tc>
+        <w:tc>
+          <w:tcPr>
+            <w:tcW w:w="789" w:type="dxa"/>
+          </w:tcPr>
+          <w:p>
+            <w:pPr>
+              <w:ind w:left="0" w:hanging="2"/>
+              <w:jc w:val="center"/>
+              <w:rPr>
+                <w:rFonts w:ascii="Arial" w:eastAsia="Arial" w:hAnsi="Arial" w:cs="Arial"/>
+                <w:sz w:val="22"/>
+                <w:szCs w:val="22"/>
+              </w:rPr>
+            </w:pPr>
+            <w:r>
+              <w:rPr>
+                <w:rFonts w:ascii="Arial" w:eastAsia="Arial" w:hAnsi="Arial" w:cs="Arial"/>
+                <w:sz w:val="22"/>
+                <w:szCs w:val="22"/>
+              </w:rPr>
+              <w:t>7</w:t>
+            </w:r>
+          </w:p>
+        </w:tc>
+        <w:tc>
+          <w:tcPr>
+            <w:tcW w:w="5049" w:type="dxa"/>
+          </w:tcPr>
+          <w:p>
+            <w:pPr>
+              <w:spacing w:after="160" w:line="259" w:lineRule="auto"/>
+              <w:ind w:left="0" w:hanging="2"/>
+            </w:pPr>
+            <w:r>
+              <w:t>El sistema confirma la creación del usuario y envía un mensaje de confirmación.</w:t>
+            </w:r>
+          </w:p>
+        </w:tc>
+      </w:tr>
+    </w:tbl>
     <w:tbl>
       <w:tblPr>
         <w:tblStyle w:val="a"/>
@@ -48,7 +1763,759 @@
       <w:tr>
         <w:trPr>
           <w:cantSplit/>
-          <w:trHeight w:val="192"/>
+        </w:trPr>
+        <w:tc>
+          <w:tcPr>
+            <w:tcW w:w="2806" w:type="dxa"/>
+            <w:vAlign w:val="center"/>
+          </w:tcPr>
+          <w:p>
+            <w:pPr>
+              <w:ind w:left="0" w:hanging="2"/>
+              <w:rPr>
+                <w:rFonts w:ascii="Arial" w:eastAsia="Arial" w:hAnsi="Arial" w:cs="Arial"/>
+                <w:sz w:val="22"/>
+                <w:szCs w:val="22"/>
+              </w:rPr>
+            </w:pPr>
+            <w:r>
+              <w:rPr>
+                <w:rFonts w:ascii="Arial" w:eastAsia="Arial" w:hAnsi="Arial" w:cs="Arial"/>
+                <w:b/>
+                <w:sz w:val="22"/>
+                <w:szCs w:val="22"/>
+              </w:rPr>
+              <w:t>Escenario Alternativo</w:t>
+            </w:r>
+          </w:p>
+        </w:tc>
+        <w:tc>
+          <w:tcPr>
+            <w:tcW w:w="789" w:type="dxa"/>
+            <w:gridSpan w:val="2"/>
+          </w:tcPr>
+          <w:p>
+            <w:pPr>
+              <w:ind w:left="0" w:hanging="2"/>
+              <w:jc w:val="center"/>
+              <w:rPr>
+                <w:rFonts w:ascii="Arial" w:eastAsia="Arial" w:hAnsi="Arial" w:cs="Arial"/>
+                <w:sz w:val="22"/>
+                <w:szCs w:val="22"/>
+              </w:rPr>
+            </w:pPr>
+          </w:p>
+        </w:tc>
+        <w:tc>
+          <w:tcPr>
+            <w:tcW w:w="5049" w:type="dxa"/>
+            <w:gridSpan w:val="2"/>
+          </w:tcPr>
+          <w:p>
+            <w:pPr>
+              <w:pStyle w:val="Prrafodelista"/>
+              <w:numPr>
+                <w:ilvl w:val="0"/>
+                <w:numId w:val="8"/>
+              </w:numPr>
+              <w:ind w:leftChars="0" w:firstLineChars="0"/>
+              <w:rPr>
+                <w:rFonts w:ascii="Arial" w:eastAsia="Arial" w:hAnsi="Arial" w:cs="Arial"/>
+                <w:sz w:val="22"/>
+                <w:szCs w:val="22"/>
+              </w:rPr>
+            </w:pPr>
+            <w:r>
+              <w:rPr>
+                <w:rFonts w:ascii="Arial" w:eastAsia="Arial" w:hAnsi="Arial" w:cs="Arial"/>
+                <w:sz w:val="22"/>
+                <w:szCs w:val="22"/>
+              </w:rPr>
+              <w:t>El usuario se registr</w:t>
+            </w:r>
+            <w:r>
+              <w:rPr>
+                <w:rFonts w:ascii="Arial" w:eastAsia="Arial" w:hAnsi="Arial" w:cs="Arial"/>
+                <w:sz w:val="22"/>
+                <w:szCs w:val="22"/>
+              </w:rPr>
+              <w:t>a</w:t>
+            </w:r>
+            <w:r>
+              <w:rPr>
+                <w:rFonts w:ascii="Arial" w:eastAsia="Arial" w:hAnsi="Arial" w:cs="Arial"/>
+                <w:sz w:val="22"/>
+                <w:szCs w:val="22"/>
+              </w:rPr>
+              <w:t xml:space="preserve"> antes de realizar la compra</w:t>
+            </w:r>
+          </w:p>
+          <w:p>
+            <w:pPr>
+              <w:pStyle w:val="Prrafodelista"/>
+              <w:numPr>
+                <w:ilvl w:val="0"/>
+                <w:numId w:val="8"/>
+              </w:numPr>
+              <w:ind w:leftChars="0" w:firstLineChars="0"/>
+              <w:rPr>
+                <w:rFonts w:ascii="Arial" w:eastAsia="Arial" w:hAnsi="Arial" w:cs="Arial"/>
+                <w:sz w:val="22"/>
+                <w:szCs w:val="22"/>
+              </w:rPr>
+            </w:pPr>
+            <w:r>
+              <w:rPr>
+                <w:rFonts w:ascii="Arial" w:eastAsia="Arial" w:hAnsi="Arial" w:cs="Arial"/>
+                <w:sz w:val="22"/>
+                <w:szCs w:val="22"/>
+              </w:rPr>
+              <w:t>E</w:t>
+            </w:r>
+            <w:r>
+              <w:rPr>
+                <w:rFonts w:ascii="Arial" w:eastAsia="Arial" w:hAnsi="Arial" w:cs="Arial"/>
+                <w:sz w:val="22"/>
+                <w:szCs w:val="22"/>
+              </w:rPr>
+              <w:t>l usuario ya se encuentra registrado en el sistema</w:t>
+            </w:r>
+            <w:r>
+              <w:rPr>
+                <w:rFonts w:ascii="Arial" w:eastAsia="Arial" w:hAnsi="Arial" w:cs="Arial"/>
+                <w:sz w:val="22"/>
+                <w:szCs w:val="22"/>
+              </w:rPr>
+              <w:t>, inicia sesión</w:t>
+            </w:r>
+            <w:r>
+              <w:rPr>
+                <w:rFonts w:ascii="Arial" w:eastAsia="Arial" w:hAnsi="Arial" w:cs="Arial"/>
+                <w:sz w:val="22"/>
+                <w:szCs w:val="22"/>
+              </w:rPr>
+              <w:t xml:space="preserve"> </w:t>
+            </w:r>
+            <w:r>
+              <w:rPr>
+                <w:rFonts w:ascii="Arial" w:eastAsia="Arial" w:hAnsi="Arial" w:cs="Arial"/>
+                <w:sz w:val="22"/>
+                <w:szCs w:val="22"/>
+              </w:rPr>
+              <w:t>y continua con su compra</w:t>
+            </w:r>
+          </w:p>
+          <w:p>
+            <w:pPr>
+              <w:pStyle w:val="Prrafodelista"/>
+              <w:numPr>
+                <w:ilvl w:val="0"/>
+                <w:numId w:val="8"/>
+              </w:numPr>
+              <w:ind w:leftChars="0" w:firstLineChars="0"/>
+              <w:rPr>
+                <w:rFonts w:ascii="Arial" w:eastAsia="Arial" w:hAnsi="Arial" w:cs="Arial"/>
+                <w:sz w:val="22"/>
+                <w:szCs w:val="22"/>
+              </w:rPr>
+            </w:pPr>
+            <w:r>
+              <w:rPr>
+                <w:rFonts w:ascii="Arial" w:eastAsia="Arial" w:hAnsi="Arial" w:cs="Arial"/>
+                <w:sz w:val="22"/>
+                <w:szCs w:val="22"/>
+              </w:rPr>
+              <w:t>El usuario ya tiene la cuenta activa</w:t>
+            </w:r>
+            <w:r>
+              <w:rPr>
+                <w:rFonts w:ascii="Arial" w:eastAsia="Arial" w:hAnsi="Arial" w:cs="Arial"/>
+                <w:sz w:val="22"/>
+                <w:szCs w:val="22"/>
+              </w:rPr>
+              <w:t xml:space="preserve"> antes de la compra y continua su proceso de compra</w:t>
+            </w:r>
+          </w:p>
+        </w:tc>
+      </w:tr>
+      <w:tr>
+        <w:trPr>
+          <w:cantSplit/>
+        </w:trPr>
+        <w:tc>
+          <w:tcPr>
+            <w:tcW w:w="2806" w:type="dxa"/>
+          </w:tcPr>
+          <w:p>
+            <w:pPr>
+              <w:ind w:left="0" w:hanging="2"/>
+              <w:rPr>
+                <w:rFonts w:ascii="Arial" w:eastAsia="Arial" w:hAnsi="Arial" w:cs="Arial"/>
+                <w:sz w:val="22"/>
+                <w:szCs w:val="22"/>
+              </w:rPr>
+            </w:pPr>
+            <w:r>
+              <w:rPr>
+                <w:rFonts w:ascii="Arial" w:eastAsia="Arial" w:hAnsi="Arial" w:cs="Arial"/>
+                <w:b/>
+                <w:sz w:val="22"/>
+                <w:szCs w:val="22"/>
+              </w:rPr>
+              <w:t>Postcondición</w:t>
+            </w:r>
+          </w:p>
+        </w:tc>
+        <w:tc>
+          <w:tcPr>
+            <w:tcW w:w="5838" w:type="dxa"/>
+            <w:gridSpan w:val="4"/>
+          </w:tcPr>
+          <w:p>
+            <w:pPr>
+              <w:ind w:left="0" w:hanging="2"/>
+            </w:pPr>
+            <w:r>
+              <w:t xml:space="preserve"> </w:t>
+            </w:r>
+            <w:r>
+              <w:t>El nuevo usuario o administrador queda registrado en el sistema y puede iniciar sesión.</w:t>
+            </w:r>
+          </w:p>
+        </w:tc>
+      </w:tr>
+      <w:tr>
+        <w:trPr>
+          <w:cantSplit/>
+        </w:trPr>
+        <w:tc>
+          <w:tcPr>
+            <w:tcW w:w="2806" w:type="dxa"/>
+            <w:vMerge w:val="restart"/>
+            <w:vAlign w:val="center"/>
+          </w:tcPr>
+          <w:p>
+            <w:pPr>
+              <w:keepNext/>
+              <w:pBdr>
+                <w:top w:val="nil"/>
+                <w:left w:val="nil"/>
+                <w:bottom w:val="nil"/>
+                <w:right w:val="nil"/>
+                <w:between w:val="nil"/>
+              </w:pBdr>
+              <w:spacing w:line="240" w:lineRule="auto"/>
+              <w:ind w:left="0" w:hanging="2"/>
+              <w:rPr>
+                <w:rFonts w:ascii="Arial" w:eastAsia="Arial" w:hAnsi="Arial" w:cs="Arial"/>
+                <w:b/>
+                <w:color w:val="000000"/>
+                <w:sz w:val="22"/>
+                <w:szCs w:val="22"/>
+              </w:rPr>
+            </w:pPr>
+            <w:r>
+              <w:rPr>
+                <w:rFonts w:ascii="Arial" w:eastAsia="Arial" w:hAnsi="Arial" w:cs="Arial"/>
+                <w:b/>
+                <w:color w:val="000000"/>
+                <w:sz w:val="22"/>
+                <w:szCs w:val="22"/>
+              </w:rPr>
+              <w:t>Excepciones</w:t>
+            </w:r>
+          </w:p>
+        </w:tc>
+        <w:tc>
+          <w:tcPr>
+            <w:tcW w:w="789" w:type="dxa"/>
+            <w:gridSpan w:val="2"/>
+          </w:tcPr>
+          <w:p>
+            <w:pPr>
+              <w:ind w:left="0" w:hanging="2"/>
+              <w:jc w:val="center"/>
+              <w:rPr>
+                <w:rFonts w:ascii="Arial" w:eastAsia="Arial" w:hAnsi="Arial" w:cs="Arial"/>
+                <w:sz w:val="22"/>
+                <w:szCs w:val="22"/>
+              </w:rPr>
+            </w:pPr>
+            <w:r>
+              <w:rPr>
+                <w:rFonts w:ascii="Arial" w:eastAsia="Arial" w:hAnsi="Arial" w:cs="Arial"/>
+                <w:b/>
+                <w:sz w:val="22"/>
+                <w:szCs w:val="22"/>
+              </w:rPr>
+              <w:t>Paso</w:t>
+            </w:r>
+          </w:p>
+        </w:tc>
+        <w:tc>
+          <w:tcPr>
+            <w:tcW w:w="5049" w:type="dxa"/>
+            <w:gridSpan w:val="2"/>
+          </w:tcPr>
+          <w:p>
+            <w:pPr>
+              <w:ind w:left="0" w:hanging="2"/>
+              <w:rPr>
+                <w:rFonts w:ascii="Arial" w:eastAsia="Arial" w:hAnsi="Arial" w:cs="Arial"/>
+                <w:sz w:val="22"/>
+                <w:szCs w:val="22"/>
+              </w:rPr>
+            </w:pPr>
+            <w:r>
+              <w:rPr>
+                <w:rFonts w:ascii="Arial" w:eastAsia="Arial" w:hAnsi="Arial" w:cs="Arial"/>
+                <w:b/>
+                <w:sz w:val="22"/>
+                <w:szCs w:val="22"/>
+              </w:rPr>
+              <w:t>Acción</w:t>
+            </w:r>
+          </w:p>
+        </w:tc>
+      </w:tr>
+      <w:tr>
+        <w:trPr>
+          <w:cantSplit/>
+        </w:trPr>
+        <w:tc>
+          <w:tcPr>
+            <w:tcW w:w="2806" w:type="dxa"/>
+            <w:vMerge/>
+            <w:vAlign w:val="center"/>
+          </w:tcPr>
+          <w:p>
+            <w:pPr>
+              <w:widowControl w:val="0"/>
+              <w:pBdr>
+                <w:top w:val="nil"/>
+                <w:left w:val="nil"/>
+                <w:bottom w:val="nil"/>
+                <w:right w:val="nil"/>
+                <w:between w:val="nil"/>
+              </w:pBdr>
+              <w:spacing w:line="276" w:lineRule="auto"/>
+              <w:ind w:left="0" w:hanging="2"/>
+              <w:rPr>
+                <w:rFonts w:ascii="Arial" w:eastAsia="Arial" w:hAnsi="Arial" w:cs="Arial"/>
+                <w:sz w:val="22"/>
+                <w:szCs w:val="22"/>
+              </w:rPr>
+            </w:pPr>
+          </w:p>
+        </w:tc>
+        <w:tc>
+          <w:tcPr>
+            <w:tcW w:w="789" w:type="dxa"/>
+            <w:gridSpan w:val="2"/>
+          </w:tcPr>
+          <w:p>
+            <w:pPr>
+              <w:ind w:left="0" w:hanging="2"/>
+              <w:jc w:val="center"/>
+              <w:rPr>
+                <w:rFonts w:ascii="Arial" w:eastAsia="Arial" w:hAnsi="Arial" w:cs="Arial"/>
+                <w:sz w:val="22"/>
+                <w:szCs w:val="22"/>
+              </w:rPr>
+            </w:pPr>
+            <w:r>
+              <w:rPr>
+                <w:rFonts w:ascii="Arial" w:eastAsia="Arial" w:hAnsi="Arial" w:cs="Arial"/>
+                <w:sz w:val="22"/>
+                <w:szCs w:val="22"/>
+              </w:rPr>
+              <w:t>1</w:t>
+            </w:r>
+          </w:p>
+        </w:tc>
+        <w:tc>
+          <w:tcPr>
+            <w:tcW w:w="5049" w:type="dxa"/>
+            <w:gridSpan w:val="2"/>
+          </w:tcPr>
+          <w:p>
+            <w:pPr>
+              <w:ind w:left="0" w:hanging="2"/>
+              <w:rPr>
+                <w:rFonts w:ascii="Arial" w:eastAsia="Arial" w:hAnsi="Arial" w:cs="Arial"/>
+                <w:sz w:val="22"/>
+                <w:szCs w:val="22"/>
+              </w:rPr>
+            </w:pPr>
+            <w:r>
+              <w:t>Si los datos ingresados no son válidos, el sistema muestra un mensaje de error y solicita correcciones.</w:t>
+            </w:r>
+          </w:p>
+        </w:tc>
+      </w:tr>
+      <w:tr>
+        <w:trPr>
+          <w:cantSplit/>
+        </w:trPr>
+        <w:tc>
+          <w:tcPr>
+            <w:tcW w:w="2806" w:type="dxa"/>
+            <w:vMerge/>
+            <w:vAlign w:val="center"/>
+          </w:tcPr>
+          <w:p>
+            <w:pPr>
+              <w:widowControl w:val="0"/>
+              <w:pBdr>
+                <w:top w:val="nil"/>
+                <w:left w:val="nil"/>
+                <w:bottom w:val="nil"/>
+                <w:right w:val="nil"/>
+                <w:between w:val="nil"/>
+              </w:pBdr>
+              <w:spacing w:line="276" w:lineRule="auto"/>
+              <w:ind w:left="0" w:hanging="2"/>
+              <w:rPr>
+                <w:rFonts w:ascii="Arial" w:eastAsia="Arial" w:hAnsi="Arial" w:cs="Arial"/>
+                <w:sz w:val="22"/>
+                <w:szCs w:val="22"/>
+              </w:rPr>
+            </w:pPr>
+          </w:p>
+        </w:tc>
+        <w:tc>
+          <w:tcPr>
+            <w:tcW w:w="789" w:type="dxa"/>
+            <w:gridSpan w:val="2"/>
+          </w:tcPr>
+          <w:p>
+            <w:pPr>
+              <w:ind w:left="0" w:hanging="2"/>
+              <w:jc w:val="center"/>
+              <w:rPr>
+                <w:rFonts w:ascii="Arial" w:eastAsia="Arial" w:hAnsi="Arial" w:cs="Arial"/>
+                <w:sz w:val="22"/>
+                <w:szCs w:val="22"/>
+              </w:rPr>
+            </w:pPr>
+            <w:r>
+              <w:rPr>
+                <w:rFonts w:ascii="Arial" w:eastAsia="Arial" w:hAnsi="Arial" w:cs="Arial"/>
+                <w:sz w:val="22"/>
+                <w:szCs w:val="22"/>
+              </w:rPr>
+              <w:t>2</w:t>
+            </w:r>
+          </w:p>
+        </w:tc>
+        <w:tc>
+          <w:tcPr>
+            <w:tcW w:w="5049" w:type="dxa"/>
+            <w:gridSpan w:val="2"/>
+          </w:tcPr>
+          <w:p>
+            <w:pPr>
+              <w:ind w:left="0" w:hanging="2"/>
+              <w:rPr>
+                <w:rFonts w:ascii="Arial" w:eastAsia="Arial" w:hAnsi="Arial" w:cs="Arial"/>
+                <w:sz w:val="22"/>
+                <w:szCs w:val="22"/>
+              </w:rPr>
+            </w:pPr>
+            <w:r>
+              <w:t>Si el correo electrónico ya está registrado, el sistema muestra un mensaje indicando que la cuenta ya existe.</w:t>
+            </w:r>
+          </w:p>
+        </w:tc>
+      </w:tr>
+      <w:tr>
+        <w:trPr>
+          <w:cantSplit/>
+        </w:trPr>
+        <w:tc>
+          <w:tcPr>
+            <w:tcW w:w="2806" w:type="dxa"/>
+            <w:vMerge/>
+            <w:vAlign w:val="center"/>
+          </w:tcPr>
+          <w:p>
+            <w:pPr>
+              <w:widowControl w:val="0"/>
+              <w:pBdr>
+                <w:top w:val="nil"/>
+                <w:left w:val="nil"/>
+                <w:bottom w:val="nil"/>
+                <w:right w:val="nil"/>
+                <w:between w:val="nil"/>
+              </w:pBdr>
+              <w:spacing w:line="276" w:lineRule="auto"/>
+              <w:ind w:left="0" w:hanging="2"/>
+              <w:rPr>
+                <w:rFonts w:ascii="Arial" w:eastAsia="Arial" w:hAnsi="Arial" w:cs="Arial"/>
+                <w:sz w:val="22"/>
+                <w:szCs w:val="22"/>
+              </w:rPr>
+            </w:pPr>
+          </w:p>
+        </w:tc>
+        <w:tc>
+          <w:tcPr>
+            <w:tcW w:w="789" w:type="dxa"/>
+            <w:gridSpan w:val="2"/>
+          </w:tcPr>
+          <w:p>
+            <w:pPr>
+              <w:ind w:left="0" w:hanging="2"/>
+              <w:jc w:val="center"/>
+              <w:rPr>
+                <w:rFonts w:ascii="Arial" w:eastAsia="Arial" w:hAnsi="Arial" w:cs="Arial"/>
+                <w:sz w:val="22"/>
+                <w:szCs w:val="22"/>
+              </w:rPr>
+            </w:pPr>
+            <w:r>
+              <w:rPr>
+                <w:rFonts w:ascii="Arial" w:eastAsia="Arial" w:hAnsi="Arial" w:cs="Arial"/>
+                <w:sz w:val="22"/>
+                <w:szCs w:val="22"/>
+              </w:rPr>
+              <w:t>3</w:t>
+            </w:r>
+          </w:p>
+        </w:tc>
+        <w:tc>
+          <w:tcPr>
+            <w:tcW w:w="5049" w:type="dxa"/>
+            <w:gridSpan w:val="2"/>
+          </w:tcPr>
+          <w:p>
+            <w:pPr>
+              <w:ind w:left="0" w:hanging="2"/>
+              <w:rPr>
+                <w:rFonts w:ascii="Arial" w:eastAsia="Arial" w:hAnsi="Arial" w:cs="Arial"/>
+                <w:sz w:val="22"/>
+                <w:szCs w:val="22"/>
+              </w:rPr>
+            </w:pPr>
+          </w:p>
+        </w:tc>
+      </w:tr>
+      <w:tr>
+        <w:trPr>
+          <w:cantSplit/>
+        </w:trPr>
+        <w:tc>
+          <w:tcPr>
+            <w:tcW w:w="2806" w:type="dxa"/>
+          </w:tcPr>
+          <w:p>
+            <w:pPr>
+              <w:ind w:left="0" w:hanging="2"/>
+              <w:rPr>
+                <w:rFonts w:ascii="Arial" w:eastAsia="Arial" w:hAnsi="Arial" w:cs="Arial"/>
+                <w:sz w:val="22"/>
+                <w:szCs w:val="22"/>
+              </w:rPr>
+            </w:pPr>
+            <w:r>
+              <w:rPr>
+                <w:rFonts w:ascii="Arial" w:eastAsia="Arial" w:hAnsi="Arial" w:cs="Arial"/>
+                <w:b/>
+                <w:sz w:val="22"/>
+                <w:szCs w:val="22"/>
+              </w:rPr>
+              <w:t>Frecuencia esperada</w:t>
+            </w:r>
+          </w:p>
+        </w:tc>
+        <w:tc>
+          <w:tcPr>
+            <w:tcW w:w="5838" w:type="dxa"/>
+            <w:gridSpan w:val="4"/>
+          </w:tcPr>
+          <w:p>
+            <w:pPr>
+              <w:ind w:left="0" w:hanging="2"/>
+              <w:rPr>
+                <w:rFonts w:ascii="Arial" w:eastAsia="Arial" w:hAnsi="Arial" w:cs="Arial"/>
+                <w:sz w:val="22"/>
+                <w:szCs w:val="22"/>
+              </w:rPr>
+            </w:pPr>
+            <w:r>
+              <w:rPr>
+                <w:rFonts w:ascii="Arial" w:eastAsia="Arial" w:hAnsi="Arial" w:cs="Arial"/>
+                <w:sz w:val="22"/>
+                <w:szCs w:val="22"/>
+              </w:rPr>
+              <w:t>Siempre</w:t>
+            </w:r>
+          </w:p>
+        </w:tc>
+      </w:tr>
+      <w:tr>
+        <w:trPr>
+          <w:cantSplit/>
+        </w:trPr>
+        <w:tc>
+          <w:tcPr>
+            <w:tcW w:w="2806" w:type="dxa"/>
+          </w:tcPr>
+          <w:p>
+            <w:pPr>
+              <w:ind w:left="0" w:hanging="2"/>
+              <w:rPr>
+                <w:rFonts w:ascii="Arial" w:eastAsia="Arial" w:hAnsi="Arial" w:cs="Arial"/>
+                <w:sz w:val="22"/>
+                <w:szCs w:val="22"/>
+              </w:rPr>
+            </w:pPr>
+            <w:r>
+              <w:rPr>
+                <w:rFonts w:ascii="Arial" w:eastAsia="Arial" w:hAnsi="Arial" w:cs="Arial"/>
+                <w:b/>
+                <w:sz w:val="22"/>
+                <w:szCs w:val="22"/>
+              </w:rPr>
+              <w:t>Importancia</w:t>
+            </w:r>
+          </w:p>
+        </w:tc>
+        <w:tc>
+          <w:tcPr>
+            <w:tcW w:w="5838" w:type="dxa"/>
+            <w:gridSpan w:val="4"/>
+          </w:tcPr>
+          <w:p>
+            <w:pPr>
+              <w:ind w:left="0" w:hanging="2"/>
+              <w:rPr>
+                <w:rFonts w:ascii="Arial" w:eastAsia="Arial" w:hAnsi="Arial" w:cs="Arial"/>
+                <w:sz w:val="22"/>
+                <w:szCs w:val="22"/>
+              </w:rPr>
+            </w:pPr>
+            <w:r>
+              <w:rPr>
+                <w:rFonts w:ascii="Arial" w:eastAsia="Arial" w:hAnsi="Arial" w:cs="Arial"/>
+                <w:sz w:val="22"/>
+                <w:szCs w:val="22"/>
+              </w:rPr>
+              <w:t>Vital</w:t>
+            </w:r>
+          </w:p>
+        </w:tc>
+      </w:tr>
+      <w:tr>
+        <w:trPr>
+          <w:cantSplit/>
+        </w:trPr>
+        <w:tc>
+          <w:tcPr>
+            <w:tcW w:w="2806" w:type="dxa"/>
+          </w:tcPr>
+          <w:p>
+            <w:pPr>
+              <w:ind w:left="0" w:hanging="2"/>
+              <w:rPr>
+                <w:rFonts w:ascii="Arial" w:eastAsia="Arial" w:hAnsi="Arial" w:cs="Arial"/>
+                <w:sz w:val="22"/>
+                <w:szCs w:val="22"/>
+              </w:rPr>
+            </w:pPr>
+            <w:r>
+              <w:rPr>
+                <w:rFonts w:ascii="Arial" w:eastAsia="Arial" w:hAnsi="Arial" w:cs="Arial"/>
+                <w:b/>
+                <w:sz w:val="22"/>
+                <w:szCs w:val="22"/>
+              </w:rPr>
+              <w:t>Urgencia</w:t>
+            </w:r>
+          </w:p>
+        </w:tc>
+        <w:tc>
+          <w:tcPr>
+            <w:tcW w:w="5838" w:type="dxa"/>
+            <w:gridSpan w:val="4"/>
+          </w:tcPr>
+          <w:p>
+            <w:pPr>
+              <w:ind w:left="0" w:hanging="2"/>
+              <w:rPr>
+                <w:rFonts w:ascii="Arial" w:eastAsia="Arial" w:hAnsi="Arial" w:cs="Arial"/>
+                <w:sz w:val="22"/>
+                <w:szCs w:val="22"/>
+              </w:rPr>
+            </w:pPr>
+            <w:r>
+              <w:rPr>
+                <w:rFonts w:ascii="Arial" w:eastAsia="Arial" w:hAnsi="Arial" w:cs="Arial"/>
+                <w:sz w:val="22"/>
+                <w:szCs w:val="22"/>
+              </w:rPr>
+              <w:t>Inmediato</w:t>
+            </w:r>
+          </w:p>
+        </w:tc>
+      </w:tr>
+      <w:tr>
+        <w:trPr>
+          <w:cantSplit/>
+          <w:trHeight w:val="1751"/>
+        </w:trPr>
+        <w:tc>
+          <w:tcPr>
+            <w:tcW w:w="2806" w:type="dxa"/>
+          </w:tcPr>
+          <w:p>
+            <w:pPr>
+              <w:ind w:left="0" w:hanging="2"/>
+              <w:rPr>
+                <w:rFonts w:ascii="Arial" w:eastAsia="Arial" w:hAnsi="Arial" w:cs="Arial"/>
+                <w:sz w:val="22"/>
+                <w:szCs w:val="22"/>
+              </w:rPr>
+            </w:pPr>
+            <w:r>
+              <w:rPr>
+                <w:rFonts w:ascii="Arial" w:eastAsia="Arial" w:hAnsi="Arial" w:cs="Arial"/>
+                <w:b/>
+                <w:sz w:val="22"/>
+                <w:szCs w:val="22"/>
+              </w:rPr>
+              <w:t>Comentarios</w:t>
+            </w:r>
+          </w:p>
+        </w:tc>
+        <w:tc>
+          <w:tcPr>
+            <w:tcW w:w="5838" w:type="dxa"/>
+            <w:gridSpan w:val="4"/>
+          </w:tcPr>
+          <w:p>
+            <w:pPr>
+              <w:ind w:left="0" w:hanging="2"/>
+              <w:rPr>
+                <w:rFonts w:ascii="Arial" w:eastAsia="Arial" w:hAnsi="Arial" w:cs="Arial"/>
+                <w:sz w:val="22"/>
+                <w:szCs w:val="22"/>
+              </w:rPr>
+            </w:pPr>
+            <w:r>
+              <w:rPr>
+                <w:rFonts w:ascii="Arial" w:eastAsia="Arial" w:hAnsi="Arial" w:cs="Arial"/>
+                <w:sz w:val="22"/>
+                <w:szCs w:val="22"/>
+              </w:rPr>
+              <w:t>NO</w:t>
+            </w:r>
+          </w:p>
+        </w:tc>
+      </w:tr>
+      <w:tr>
+        <w:trPr>
+          <w:cantSplit/>
         </w:trPr>
         <w:tc>
           <w:tcPr>
@@ -76,7 +2543,7 @@
                 <w:sz w:val="22"/>
                 <w:szCs w:val="22"/>
               </w:rPr>
-              <w:t>1</w:t>
+              <w:t>2</w:t>
             </w:r>
           </w:p>
         </w:tc>
@@ -111,13 +2578,18 @@
         <w:tc>
           <w:tcPr>
             <w:tcW w:w="2806" w:type="dxa"/>
-          </w:tcPr>
-          <w:p>
-            <w:pPr>
-              <w:ind w:left="0" w:hanging="2"/>
-              <w:rPr>
-                <w:rFonts w:ascii="Arial" w:eastAsia="Arial" w:hAnsi="Arial" w:cs="Arial"/>
-                <w:b/>
+            <w:tcBorders>
+              <w:top w:val="single" w:sz="4" w:space="0" w:color="000000"/>
+              <w:left w:val="single" w:sz="4" w:space="0" w:color="000000"/>
+              <w:bottom w:val="single" w:sz="4" w:space="0" w:color="000000"/>
+              <w:right w:val="single" w:sz="4" w:space="0" w:color="000000"/>
+            </w:tcBorders>
+          </w:tcPr>
+          <w:p>
+            <w:pPr>
+              <w:ind w:left="0" w:hanging="2"/>
+              <w:rPr>
+                <w:rFonts w:ascii="Arial" w:eastAsia="Arial" w:hAnsi="Arial" w:cs="Arial"/>
                 <w:sz w:val="22"/>
                 <w:szCs w:val="22"/>
               </w:rPr>
@@ -137,26 +2609,30 @@
           <w:tcPr>
             <w:tcW w:w="5838" w:type="dxa"/>
             <w:gridSpan w:val="4"/>
-          </w:tcPr>
-          <w:p>
-            <w:pPr>
-              <w:ind w:leftChars="0" w:left="0" w:firstLineChars="0" w:firstLine="0"/>
-              <w:rPr>
-                <w:rFonts w:ascii="Calibri" w:eastAsia="Calibri" w:hAnsi="Calibri" w:cs="Calibri"/>
-                <w:b/>
-                <w:color w:val="000000"/>
-                <w:sz w:val="22"/>
-                <w:szCs w:val="22"/>
-              </w:rPr>
-            </w:pPr>
-            <w:r>
-              <w:rPr>
-                <w:rFonts w:ascii="Calibri" w:eastAsia="Calibri" w:hAnsi="Calibri" w:cs="Calibri"/>
-                <w:b/>
-                <w:sz w:val="22"/>
-                <w:szCs w:val="22"/>
-              </w:rPr>
-              <w:t>Registrar nuevos usuarios</w:t>
+            <w:tcBorders>
+              <w:top w:val="single" w:sz="4" w:space="0" w:color="000000"/>
+              <w:left w:val="single" w:sz="4" w:space="0" w:color="000000"/>
+              <w:bottom w:val="single" w:sz="4" w:space="0" w:color="000000"/>
+              <w:right w:val="single" w:sz="4" w:space="0" w:color="000000"/>
+            </w:tcBorders>
+          </w:tcPr>
+          <w:p>
+            <w:pPr>
+              <w:ind w:left="0" w:hanging="2"/>
+              <w:rPr>
+                <w:rFonts w:ascii="Arial" w:eastAsia="Arial" w:hAnsi="Arial" w:cs="Arial"/>
+                <w:sz w:val="22"/>
+                <w:szCs w:val="22"/>
+              </w:rPr>
+            </w:pPr>
+            <w:r>
+              <w:rPr>
+                <w:rFonts w:ascii="Arial" w:eastAsia="Arial" w:hAnsi="Arial" w:cs="Arial"/>
+                <w:b/>
+                <w:sz w:val="22"/>
+                <w:szCs w:val="22"/>
+              </w:rPr>
+              <w:t>Iniciar sesión</w:t>
             </w:r>
           </w:p>
         </w:tc>
@@ -168,6 +2644,12 @@
         <w:tc>
           <w:tcPr>
             <w:tcW w:w="2806" w:type="dxa"/>
+            <w:tcBorders>
+              <w:top w:val="single" w:sz="4" w:space="0" w:color="000000"/>
+              <w:left w:val="single" w:sz="4" w:space="0" w:color="000000"/>
+              <w:bottom w:val="single" w:sz="4" w:space="0" w:color="000000"/>
+              <w:right w:val="single" w:sz="4" w:space="0" w:color="000000"/>
+            </w:tcBorders>
           </w:tcPr>
           <w:p>
             <w:pPr>
@@ -193,6 +2675,12 @@
           <w:tcPr>
             <w:tcW w:w="5838" w:type="dxa"/>
             <w:gridSpan w:val="4"/>
+            <w:tcBorders>
+              <w:top w:val="single" w:sz="4" w:space="0" w:color="000000"/>
+              <w:left w:val="single" w:sz="4" w:space="0" w:color="000000"/>
+              <w:bottom w:val="single" w:sz="4" w:space="0" w:color="000000"/>
+              <w:right w:val="single" w:sz="4" w:space="0" w:color="000000"/>
+            </w:tcBorders>
           </w:tcPr>
           <w:p>
             <w:pPr>
@@ -221,6 +2709,12 @@
         <w:tc>
           <w:tcPr>
             <w:tcW w:w="2806" w:type="dxa"/>
+            <w:tcBorders>
+              <w:top w:val="single" w:sz="4" w:space="0" w:color="000000"/>
+              <w:left w:val="single" w:sz="4" w:space="0" w:color="000000"/>
+              <w:bottom w:val="single" w:sz="4" w:space="0" w:color="000000"/>
+              <w:right w:val="single" w:sz="4" w:space="0" w:color="000000"/>
+            </w:tcBorders>
           </w:tcPr>
           <w:p>
             <w:pPr>
@@ -246,19 +2740,38 @@
           <w:tcPr>
             <w:tcW w:w="5838" w:type="dxa"/>
             <w:gridSpan w:val="4"/>
-          </w:tcPr>
-          <w:p>
-            <w:pPr>
-              <w:ind w:left="0" w:hanging="2"/>
-              <w:rPr>
-                <w:rFonts w:ascii="Arial" w:eastAsia="Arial" w:hAnsi="Arial" w:cs="Arial"/>
-                <w:sz w:val="22"/>
-                <w:szCs w:val="22"/>
-              </w:rPr>
-            </w:pPr>
-            <w:r>
+            <w:tcBorders>
+              <w:top w:val="single" w:sz="4" w:space="0" w:color="000000"/>
+              <w:left w:val="single" w:sz="4" w:space="0" w:color="000000"/>
+              <w:bottom w:val="single" w:sz="4" w:space="0" w:color="000000"/>
+              <w:right w:val="single" w:sz="4" w:space="0" w:color="000000"/>
+            </w:tcBorders>
+          </w:tcPr>
+          <w:p>
+            <w:pPr>
+              <w:ind w:left="0" w:hanging="2"/>
+              <w:rPr>
+                <w:rFonts w:ascii="Arial" w:eastAsia="Arial" w:hAnsi="Arial" w:cs="Arial"/>
+                <w:sz w:val="22"/>
+                <w:szCs w:val="22"/>
+              </w:rPr>
+            </w:pPr>
+            <w:r>
+              <w:rPr>
+                <w:rFonts w:ascii="Arial" w:eastAsia="Arial" w:hAnsi="Arial" w:cs="Arial"/>
+                <w:sz w:val="22"/>
+                <w:szCs w:val="22"/>
+              </w:rPr>
               <w:t>Usuario y Administrador</w:t>
             </w:r>
+            <w:r>
+              <w:rPr>
+                <w:rFonts w:ascii="Arial" w:eastAsia="Arial" w:hAnsi="Arial" w:cs="Arial"/>
+                <w:sz w:val="22"/>
+                <w:szCs w:val="22"/>
+              </w:rPr>
+              <w:t>.</w:t>
+            </w:r>
           </w:p>
         </w:tc>
       </w:tr>
@@ -269,6 +2782,12 @@
         <w:tc>
           <w:tcPr>
             <w:tcW w:w="2806" w:type="dxa"/>
+            <w:tcBorders>
+              <w:top w:val="single" w:sz="4" w:space="0" w:color="000000"/>
+              <w:left w:val="single" w:sz="4" w:space="0" w:color="000000"/>
+              <w:bottom w:val="single" w:sz="4" w:space="0" w:color="000000"/>
+              <w:right w:val="single" w:sz="4" w:space="0" w:color="000000"/>
+            </w:tcBorders>
           </w:tcPr>
           <w:p>
             <w:pPr>
@@ -294,6 +2813,12 @@
           <w:tcPr>
             <w:tcW w:w="5838" w:type="dxa"/>
             <w:gridSpan w:val="4"/>
+            <w:tcBorders>
+              <w:top w:val="single" w:sz="4" w:space="0" w:color="000000"/>
+              <w:left w:val="single" w:sz="4" w:space="0" w:color="000000"/>
+              <w:bottom w:val="single" w:sz="4" w:space="0" w:color="000000"/>
+              <w:right w:val="single" w:sz="4" w:space="0" w:color="000000"/>
+            </w:tcBorders>
           </w:tcPr>
           <w:p>
             <w:pPr>
@@ -314,6 +2839,12 @@
         <w:tc>
           <w:tcPr>
             <w:tcW w:w="2806" w:type="dxa"/>
+            <w:tcBorders>
+              <w:top w:val="single" w:sz="4" w:space="0" w:color="000000"/>
+              <w:left w:val="single" w:sz="4" w:space="0" w:color="000000"/>
+              <w:bottom w:val="single" w:sz="4" w:space="0" w:color="000000"/>
+              <w:right w:val="single" w:sz="4" w:space="0" w:color="000000"/>
+            </w:tcBorders>
           </w:tcPr>
           <w:p>
             <w:pPr>
@@ -339,19 +2870,29 @@
           <w:tcPr>
             <w:tcW w:w="5838" w:type="dxa"/>
             <w:gridSpan w:val="4"/>
-          </w:tcPr>
-          <w:p>
-            <w:pPr>
-              <w:ind w:left="0" w:hanging="2"/>
-            </w:pPr>
-            <w:r>
-              <w:t>El sistema permitirá que los usuarios se registren al momento de querer realizar una compra, proporcionando información como correo electrónico, nombre, dirección de envío</w:t>
-            </w:r>
-            <w:r>
-              <w:t>, documento de identidad</w:t>
-            </w:r>
-            <w:r>
-              <w:t>, y una contraseña segura.</w:t>
+            <w:tcBorders>
+              <w:top w:val="single" w:sz="4" w:space="0" w:color="000000"/>
+              <w:left w:val="single" w:sz="4" w:space="0" w:color="000000"/>
+              <w:bottom w:val="single" w:sz="4" w:space="0" w:color="000000"/>
+              <w:right w:val="single" w:sz="4" w:space="0" w:color="000000"/>
+            </w:tcBorders>
+          </w:tcPr>
+          <w:p>
+            <w:pPr>
+              <w:ind w:left="0" w:hanging="2"/>
+              <w:rPr>
+                <w:rFonts w:ascii="Arial" w:eastAsia="Arial" w:hAnsi="Arial" w:cs="Arial"/>
+                <w:sz w:val="22"/>
+                <w:szCs w:val="22"/>
+              </w:rPr>
+            </w:pPr>
+            <w:r>
+              <w:rPr>
+                <w:rFonts w:ascii="Arial" w:eastAsia="Arial" w:hAnsi="Arial" w:cs="Arial"/>
+                <w:sz w:val="22"/>
+                <w:szCs w:val="22"/>
+              </w:rPr>
+              <w:t>El sistema permitirá que los usuarios se registren al momento de querer realizar una compra, proporcionando información como correo electrónico, nombre, dirección de envío, documento de identidad, y una contraseña segura.</w:t>
             </w:r>
           </w:p>
         </w:tc>
@@ -363,6 +2904,12 @@
         <w:tc>
           <w:tcPr>
             <w:tcW w:w="2806" w:type="dxa"/>
+            <w:tcBorders>
+              <w:top w:val="single" w:sz="4" w:space="0" w:color="000000"/>
+              <w:left w:val="single" w:sz="4" w:space="0" w:color="000000"/>
+              <w:bottom w:val="single" w:sz="4" w:space="0" w:color="000000"/>
+              <w:right w:val="single" w:sz="4" w:space="0" w:color="000000"/>
+            </w:tcBorders>
           </w:tcPr>
           <w:p>
             <w:pPr>
@@ -388,20 +2935,16 @@
           <w:tcPr>
             <w:tcW w:w="5838" w:type="dxa"/>
             <w:gridSpan w:val="4"/>
-          </w:tcPr>
-          <w:p>
-            <w:pPr>
-              <w:ind w:left="0" w:hanging="2"/>
-            </w:pPr>
-          </w:p>
-          <w:p>
-            <w:pPr>
-              <w:pStyle w:val="Prrafodelista"/>
-              <w:numPr>
-                <w:ilvl w:val="0"/>
-                <w:numId w:val="9"/>
-              </w:numPr>
-              <w:ind w:leftChars="0" w:firstLineChars="0"/>
+            <w:tcBorders>
+              <w:top w:val="single" w:sz="4" w:space="0" w:color="000000"/>
+              <w:left w:val="single" w:sz="4" w:space="0" w:color="000000"/>
+              <w:bottom w:val="single" w:sz="4" w:space="0" w:color="000000"/>
+              <w:right w:val="single" w:sz="4" w:space="0" w:color="000000"/>
+            </w:tcBorders>
+          </w:tcPr>
+          <w:p>
+            <w:pPr>
+              <w:ind w:left="0" w:hanging="2"/>
               <w:rPr>
                 <w:rFonts w:ascii="Arial" w:eastAsia="Arial" w:hAnsi="Arial" w:cs="Arial"/>
                 <w:sz w:val="22"/>
@@ -422,43 +2965,27 @@
                 <w:sz w:val="22"/>
                 <w:szCs w:val="22"/>
               </w:rPr>
-              <w:t>actor se dirige al carrito de compras</w:t>
-            </w:r>
-          </w:p>
-          <w:p>
-            <w:pPr>
-              <w:pStyle w:val="Prrafodelista"/>
-              <w:numPr>
-                <w:ilvl w:val="0"/>
-                <w:numId w:val="9"/>
-              </w:numPr>
-              <w:ind w:leftChars="0" w:firstLineChars="0"/>
-              <w:rPr>
-                <w:rFonts w:ascii="Arial" w:eastAsia="Arial" w:hAnsi="Arial" w:cs="Arial"/>
-                <w:sz w:val="22"/>
-                <w:szCs w:val="22"/>
-              </w:rPr>
-            </w:pPr>
-            <w:r>
-              <w:t xml:space="preserve">El </w:t>
-            </w:r>
-            <w:r>
               <w:t>actor</w:t>
             </w:r>
             <w:r>
-              <w:t xml:space="preserve"> no debe estar registrado en la plataforma.</w:t>
-            </w:r>
-          </w:p>
-        </w:tc>
-      </w:tr>
-      <w:tr>
-        <w:trPr>
-          <w:cantSplit/>
-          <w:trHeight w:val="495"/>
-        </w:trPr>
-        <w:tc>
-          <w:tcPr>
-            <w:tcW w:w="2806" w:type="dxa"/>
+              <w:rPr>
+                <w:rFonts w:ascii="Arial" w:eastAsia="Arial" w:hAnsi="Arial" w:cs="Arial"/>
+                <w:sz w:val="22"/>
+                <w:szCs w:val="22"/>
+              </w:rPr>
+              <w:t xml:space="preserve"> debe tener una cuenta registrada en la plataforma.</w:t>
+            </w:r>
+          </w:p>
+        </w:tc>
+      </w:tr>
+      <w:tr>
+        <w:trPr>
+          <w:cantSplit/>
+        </w:trPr>
+        <w:tc>
+          <w:tcPr>
+            <w:tcW w:w="2881" w:type="dxa"/>
+            <w:gridSpan w:val="2"/>
             <w:vMerge w:val="restart"/>
           </w:tcPr>
           <w:p>
@@ -527,98 +3054,37 @@
         </w:tc>
         <w:tc>
           <w:tcPr>
-            <w:tcW w:w="5049" w:type="dxa"/>
+            <w:tcW w:w="4974" w:type="dxa"/>
+          </w:tcPr>
+          <w:p>
+            <w:pPr>
+              <w:ind w:left="0" w:hanging="2"/>
+              <w:rPr>
+                <w:rFonts w:ascii="Arial" w:eastAsia="Arial" w:hAnsi="Arial" w:cs="Arial"/>
+                <w:sz w:val="22"/>
+                <w:szCs w:val="22"/>
+              </w:rPr>
+            </w:pPr>
+            <w:r>
+              <w:rPr>
+                <w:rFonts w:ascii="Arial" w:eastAsia="Arial" w:hAnsi="Arial" w:cs="Arial"/>
+                <w:b/>
+                <w:sz w:val="22"/>
+                <w:szCs w:val="22"/>
+              </w:rPr>
+              <w:t>Acción</w:t>
+            </w:r>
+          </w:p>
+        </w:tc>
+      </w:tr>
+      <w:tr>
+        <w:trPr>
+          <w:cantSplit/>
+        </w:trPr>
+        <w:tc>
+          <w:tcPr>
+            <w:tcW w:w="2881" w:type="dxa"/>
             <w:gridSpan w:val="2"/>
-          </w:tcPr>
-          <w:p>
-            <w:pPr>
-              <w:ind w:left="0" w:hanging="2"/>
-              <w:rPr>
-                <w:rFonts w:ascii="Arial" w:eastAsia="Arial" w:hAnsi="Arial" w:cs="Arial"/>
-                <w:sz w:val="22"/>
-                <w:szCs w:val="22"/>
-              </w:rPr>
-            </w:pPr>
-            <w:r>
-              <w:rPr>
-                <w:rFonts w:ascii="Arial" w:eastAsia="Arial" w:hAnsi="Arial" w:cs="Arial"/>
-                <w:b/>
-                <w:sz w:val="22"/>
-                <w:szCs w:val="22"/>
-              </w:rPr>
-              <w:t>Acción</w:t>
-            </w:r>
-          </w:p>
-        </w:tc>
-      </w:tr>
-      <w:tr>
-        <w:trPr>
-          <w:cantSplit/>
-          <w:trHeight w:val="495"/>
-        </w:trPr>
-        <w:tc>
-          <w:tcPr>
-            <w:tcW w:w="2806" w:type="dxa"/>
-            <w:vMerge/>
-          </w:tcPr>
-          <w:p>
-            <w:pPr>
-              <w:ind w:left="0" w:hanging="2"/>
-              <w:rPr>
-                <w:rFonts w:ascii="Arial" w:eastAsia="Arial" w:hAnsi="Arial" w:cs="Arial"/>
-                <w:b/>
-                <w:sz w:val="22"/>
-                <w:szCs w:val="22"/>
-              </w:rPr>
-            </w:pPr>
-          </w:p>
-        </w:tc>
-        <w:tc>
-          <w:tcPr>
-            <w:tcW w:w="789" w:type="dxa"/>
-            <w:gridSpan w:val="2"/>
-          </w:tcPr>
-          <w:p>
-            <w:pPr>
-              <w:ind w:left="0" w:hanging="2"/>
-              <w:jc w:val="center"/>
-            </w:pPr>
-            <w:r>
-              <w:rPr>
-                <w:rFonts w:ascii="Arial" w:eastAsia="Arial" w:hAnsi="Arial" w:cs="Arial"/>
-                <w:sz w:val="22"/>
-                <w:szCs w:val="22"/>
-              </w:rPr>
-              <w:t>1</w:t>
-            </w:r>
-          </w:p>
-        </w:tc>
-        <w:tc>
-          <w:tcPr>
-            <w:tcW w:w="5049" w:type="dxa"/>
-            <w:gridSpan w:val="2"/>
-          </w:tcPr>
-          <w:p>
-            <w:pPr>
-              <w:spacing w:after="160" w:line="259" w:lineRule="auto"/>
-              <w:ind w:leftChars="0" w:left="0" w:firstLineChars="0" w:firstLine="0"/>
-            </w:pPr>
-            <w:r>
-              <w:t xml:space="preserve">El actor </w:t>
-            </w:r>
-            <w:r>
-              <w:t>verifica y acepta el carrito de compras</w:t>
-            </w:r>
-          </w:p>
-        </w:tc>
-      </w:tr>
-      <w:tr>
-        <w:trPr>
-          <w:cantSplit/>
-        </w:trPr>
-        <w:tc>
-          <w:tcPr>
-            <w:tcW w:w="2806" w:type="dxa"/>
             <w:vMerge/>
           </w:tcPr>
           <w:p>
@@ -662,36 +3128,58 @@
                 <w:sz w:val="22"/>
                 <w:szCs w:val="22"/>
               </w:rPr>
-              <w:t>2</w:t>
-            </w:r>
-          </w:p>
-        </w:tc>
-        <w:tc>
-          <w:tcPr>
-            <w:tcW w:w="5049" w:type="dxa"/>
+              <w:t>1</w:t>
+            </w:r>
+          </w:p>
+        </w:tc>
+        <w:tc>
+          <w:tcPr>
+            <w:tcW w:w="4974" w:type="dxa"/>
+          </w:tcPr>
+          <w:p>
+            <w:pPr>
+              <w:ind w:left="0" w:hanging="2"/>
+              <w:rPr>
+                <w:rFonts w:ascii="Arial" w:eastAsia="Arial" w:hAnsi="Arial" w:cs="Arial"/>
+                <w:sz w:val="22"/>
+                <w:szCs w:val="22"/>
+              </w:rPr>
+            </w:pPr>
+            <w:r>
+              <w:rPr>
+                <w:rFonts w:ascii="Arial" w:eastAsia="Arial" w:hAnsi="Arial" w:cs="Arial"/>
+                <w:sz w:val="22"/>
+                <w:szCs w:val="22"/>
+              </w:rPr>
+              <w:t xml:space="preserve">El </w:t>
+            </w:r>
+            <w:r>
+              <w:rPr>
+                <w:rFonts w:ascii="Arial" w:eastAsia="Arial" w:hAnsi="Arial" w:cs="Arial"/>
+                <w:sz w:val="22"/>
+                <w:szCs w:val="22"/>
+              </w:rPr>
+              <w:t>actor</w:t>
+            </w:r>
+            <w:r>
+              <w:rPr>
+                <w:rFonts w:ascii="Arial" w:eastAsia="Arial" w:hAnsi="Arial" w:cs="Arial"/>
+                <w:sz w:val="22"/>
+                <w:szCs w:val="22"/>
+              </w:rPr>
+              <w:t xml:space="preserve"> ingresa su correo electrónico y contraseña.</w:t>
+            </w:r>
+          </w:p>
+        </w:tc>
+      </w:tr>
+      <w:tr>
+        <w:trPr>
+          <w:cantSplit/>
+        </w:trPr>
+        <w:tc>
+          <w:tcPr>
+            <w:tcW w:w="2881" w:type="dxa"/>
             <w:gridSpan w:val="2"/>
-          </w:tcPr>
-          <w:p>
-            <w:pPr>
-              <w:spacing w:after="160" w:line="259" w:lineRule="auto"/>
-              <w:ind w:leftChars="0" w:left="0" w:firstLineChars="0" w:firstLine="0"/>
-            </w:pPr>
-            <w:r>
-              <w:t xml:space="preserve">El </w:t>
-            </w:r>
-            <w:r>
-              <w:t>sistema muestra un formulario de registro</w:t>
-            </w:r>
-          </w:p>
-        </w:tc>
-      </w:tr>
-      <w:tr>
-        <w:trPr>
-          <w:cantSplit/>
-        </w:trPr>
-        <w:tc>
-          <w:tcPr>
-            <w:tcW w:w="2806" w:type="dxa"/>
             <w:vMerge/>
           </w:tcPr>
           <w:p>
@@ -706,6 +3194,11 @@
               </w:pBdr>
               <w:spacing w:line="276" w:lineRule="auto"/>
               <w:ind w:left="0" w:hanging="2"/>
+              <w:rPr>
+                <w:rFonts w:ascii="Arial" w:eastAsia="Arial" w:hAnsi="Arial" w:cs="Arial"/>
+                <w:sz w:val="22"/>
+                <w:szCs w:val="22"/>
+              </w:rPr>
             </w:pPr>
           </w:p>
         </w:tc>
@@ -730,39 +3223,58 @@
                 <w:sz w:val="22"/>
                 <w:szCs w:val="22"/>
               </w:rPr>
-              <w:t>3</w:t>
-            </w:r>
-          </w:p>
-        </w:tc>
-        <w:tc>
-          <w:tcPr>
-            <w:tcW w:w="5049" w:type="dxa"/>
+              <w:t>2</w:t>
+            </w:r>
+          </w:p>
+        </w:tc>
+        <w:tc>
+          <w:tcPr>
+            <w:tcW w:w="4974" w:type="dxa"/>
+          </w:tcPr>
+          <w:p>
+            <w:pPr>
+              <w:ind w:left="0" w:hanging="2"/>
+              <w:rPr>
+                <w:rFonts w:ascii="Arial" w:eastAsia="Arial" w:hAnsi="Arial" w:cs="Arial"/>
+                <w:sz w:val="22"/>
+                <w:szCs w:val="22"/>
+              </w:rPr>
+            </w:pPr>
+            <w:r>
+              <w:rPr>
+                <w:rFonts w:ascii="Arial" w:eastAsia="Arial" w:hAnsi="Arial" w:cs="Arial"/>
+                <w:sz w:val="22"/>
+                <w:szCs w:val="22"/>
+              </w:rPr>
+              <w:t>El sistema valida las credenciales del</w:t>
+            </w:r>
+            <w:r>
+              <w:rPr>
+                <w:rFonts w:ascii="Arial" w:eastAsia="Arial" w:hAnsi="Arial" w:cs="Arial"/>
+                <w:sz w:val="22"/>
+                <w:szCs w:val="22"/>
+              </w:rPr>
+              <w:t xml:space="preserve"> actor</w:t>
+            </w:r>
+            <w:r>
+              <w:rPr>
+                <w:rFonts w:ascii="Arial" w:eastAsia="Arial" w:hAnsi="Arial" w:cs="Arial"/>
+                <w:sz w:val="22"/>
+                <w:szCs w:val="22"/>
+              </w:rPr>
+              <w:t>.</w:t>
+            </w:r>
+          </w:p>
+        </w:tc>
+      </w:tr>
+      <w:tr>
+        <w:trPr>
+          <w:cantSplit/>
+        </w:trPr>
+        <w:tc>
+          <w:tcPr>
+            <w:tcW w:w="2881" w:type="dxa"/>
             <w:gridSpan w:val="2"/>
-          </w:tcPr>
-          <w:p>
-            <w:pPr>
-              <w:spacing w:after="160" w:line="259" w:lineRule="auto"/>
-              <w:ind w:left="0" w:hanging="2"/>
-            </w:pPr>
-            <w:r>
-              <w:t xml:space="preserve">El </w:t>
-            </w:r>
-            <w:r>
-              <w:t>actor</w:t>
-            </w:r>
-            <w:r>
-              <w:t xml:space="preserve"> ingresa los datos requeridos </w:t>
-            </w:r>
-          </w:p>
-        </w:tc>
-      </w:tr>
-      <w:tr>
-        <w:trPr>
-          <w:cantSplit/>
-        </w:trPr>
-        <w:tc>
-          <w:tcPr>
-            <w:tcW w:w="2806" w:type="dxa"/>
             <w:vMerge/>
           </w:tcPr>
           <w:p>
@@ -777,6 +3289,11 @@
               </w:pBdr>
               <w:spacing w:line="276" w:lineRule="auto"/>
               <w:ind w:left="0" w:hanging="2"/>
+              <w:rPr>
+                <w:rFonts w:ascii="Arial" w:eastAsia="Arial" w:hAnsi="Arial" w:cs="Arial"/>
+                <w:sz w:val="22"/>
+                <w:szCs w:val="22"/>
+              </w:rPr>
             </w:pPr>
           </w:p>
         </w:tc>
@@ -801,34 +3318,295 @@
                 <w:sz w:val="22"/>
                 <w:szCs w:val="22"/>
               </w:rPr>
-              <w:t>4</w:t>
-            </w:r>
-          </w:p>
-        </w:tc>
-        <w:tc>
-          <w:tcPr>
-            <w:tcW w:w="5049" w:type="dxa"/>
+              <w:t>3</w:t>
+            </w:r>
+          </w:p>
+        </w:tc>
+        <w:tc>
+          <w:tcPr>
+            <w:tcW w:w="4974" w:type="dxa"/>
+          </w:tcPr>
+          <w:p>
+            <w:pPr>
+              <w:ind w:left="0" w:hanging="2"/>
+              <w:rPr>
+                <w:rFonts w:ascii="Arial" w:eastAsia="Arial" w:hAnsi="Arial" w:cs="Arial"/>
+                <w:sz w:val="22"/>
+                <w:szCs w:val="22"/>
+              </w:rPr>
+            </w:pPr>
+            <w:r>
+              <w:rPr>
+                <w:rFonts w:ascii="Arial" w:eastAsia="Arial" w:hAnsi="Arial" w:cs="Arial"/>
+                <w:sz w:val="22"/>
+                <w:szCs w:val="22"/>
+              </w:rPr>
+              <w:t xml:space="preserve">Si las credenciales son correctas, el sistema redirige al </w:t>
+            </w:r>
+            <w:r>
+              <w:rPr>
+                <w:rFonts w:ascii="Arial" w:eastAsia="Arial" w:hAnsi="Arial" w:cs="Arial"/>
+                <w:sz w:val="22"/>
+                <w:szCs w:val="22"/>
+              </w:rPr>
+              <w:t>actor</w:t>
+            </w:r>
+            <w:r>
+              <w:rPr>
+                <w:rFonts w:ascii="Arial" w:eastAsia="Arial" w:hAnsi="Arial" w:cs="Arial"/>
+                <w:sz w:val="22"/>
+                <w:szCs w:val="22"/>
+              </w:rPr>
+              <w:t xml:space="preserve"> a su perfil o la página de inicio.</w:t>
+            </w:r>
+          </w:p>
+        </w:tc>
+      </w:tr>
+      <w:tr>
+        <w:trPr>
+          <w:cantSplit/>
+        </w:trPr>
+        <w:tc>
+          <w:tcPr>
+            <w:tcW w:w="2881" w:type="dxa"/>
             <w:gridSpan w:val="2"/>
-          </w:tcPr>
-          <w:p>
-            <w:pPr>
-              <w:spacing w:after="160" w:line="259" w:lineRule="auto"/>
-              <w:ind w:left="0" w:hanging="2"/>
-            </w:pPr>
-            <w:r>
-              <w:t>El sistema valida los datos ingresados.</w:t>
-            </w:r>
-          </w:p>
-        </w:tc>
-      </w:tr>
-      <w:tr>
-        <w:trPr>
-          <w:cantSplit/>
-        </w:trPr>
-        <w:tc>
-          <w:tcPr>
-            <w:tcW w:w="2806" w:type="dxa"/>
+            <w:vAlign w:val="center"/>
+          </w:tcPr>
+          <w:p>
+            <w:pPr>
+              <w:ind w:left="0" w:hanging="2"/>
+              <w:rPr>
+                <w:rFonts w:ascii="Arial" w:eastAsia="Arial" w:hAnsi="Arial" w:cs="Arial"/>
+                <w:sz w:val="22"/>
+                <w:szCs w:val="22"/>
+              </w:rPr>
+            </w:pPr>
+            <w:r>
+              <w:rPr>
+                <w:rFonts w:ascii="Arial" w:eastAsia="Arial" w:hAnsi="Arial" w:cs="Arial"/>
+                <w:b/>
+                <w:sz w:val="22"/>
+                <w:szCs w:val="22"/>
+              </w:rPr>
+              <w:t>Escenario Alternativo</w:t>
+            </w:r>
+          </w:p>
+        </w:tc>
+        <w:tc>
+          <w:tcPr>
+            <w:tcW w:w="789" w:type="dxa"/>
+            <w:gridSpan w:val="2"/>
+          </w:tcPr>
+          <w:p>
+            <w:pPr>
+              <w:ind w:left="0" w:hanging="2"/>
+              <w:jc w:val="center"/>
+              <w:rPr>
+                <w:rFonts w:ascii="Arial" w:eastAsia="Arial" w:hAnsi="Arial" w:cs="Arial"/>
+                <w:sz w:val="22"/>
+                <w:szCs w:val="22"/>
+              </w:rPr>
+            </w:pPr>
+          </w:p>
+        </w:tc>
+        <w:tc>
+          <w:tcPr>
+            <w:tcW w:w="4974" w:type="dxa"/>
+          </w:tcPr>
+          <w:p>
+            <w:pPr>
+              <w:ind w:left="0" w:hanging="2"/>
+              <w:rPr>
+                <w:rFonts w:ascii="Arial" w:eastAsia="Arial" w:hAnsi="Arial" w:cs="Arial"/>
+                <w:sz w:val="22"/>
+                <w:szCs w:val="22"/>
+              </w:rPr>
+            </w:pPr>
+            <w:r>
+              <w:rPr>
+                <w:rFonts w:ascii="Arial" w:eastAsia="Arial" w:hAnsi="Arial" w:cs="Arial"/>
+                <w:sz w:val="22"/>
+                <w:szCs w:val="22"/>
+              </w:rPr>
+              <w:t xml:space="preserve">Si la contraseña es incorrecta o no la recuerda el </w:t>
+            </w:r>
+            <w:r>
+              <w:rPr>
+                <w:rFonts w:ascii="Arial" w:eastAsia="Arial" w:hAnsi="Arial" w:cs="Arial"/>
+                <w:sz w:val="22"/>
+                <w:szCs w:val="22"/>
+              </w:rPr>
+              <w:t>actor</w:t>
+            </w:r>
+            <w:r>
+              <w:rPr>
+                <w:rFonts w:ascii="Arial" w:eastAsia="Arial" w:hAnsi="Arial" w:cs="Arial"/>
+                <w:sz w:val="22"/>
+                <w:szCs w:val="22"/>
+              </w:rPr>
+              <w:t xml:space="preserve"> se podrá dirigir a la opción “Olvide mi contraseña” y lo dirigirá a un formulario para cambiar la contraseña, luego, se dirigirá nuevamente al interfaz de inicio </w:t>
+            </w:r>
+          </w:p>
+        </w:tc>
+      </w:tr>
+      <w:tr>
+        <w:trPr>
+          <w:cantSplit/>
+        </w:trPr>
+        <w:tc>
+          <w:tcPr>
+            <w:tcW w:w="2881" w:type="dxa"/>
+            <w:gridSpan w:val="2"/>
+          </w:tcPr>
+          <w:p>
+            <w:pPr>
+              <w:ind w:left="0" w:hanging="2"/>
+              <w:rPr>
+                <w:rFonts w:ascii="Arial" w:eastAsia="Arial" w:hAnsi="Arial" w:cs="Arial"/>
+                <w:sz w:val="22"/>
+                <w:szCs w:val="22"/>
+              </w:rPr>
+            </w:pPr>
+            <w:r>
+              <w:rPr>
+                <w:rFonts w:ascii="Arial" w:eastAsia="Arial" w:hAnsi="Arial" w:cs="Arial"/>
+                <w:b/>
+                <w:sz w:val="22"/>
+                <w:szCs w:val="22"/>
+              </w:rPr>
+              <w:t>Postcondición</w:t>
+            </w:r>
+          </w:p>
+        </w:tc>
+        <w:tc>
+          <w:tcPr>
+            <w:tcW w:w="5763" w:type="dxa"/>
+            <w:gridSpan w:val="3"/>
+          </w:tcPr>
+          <w:p>
+            <w:pPr>
+              <w:ind w:left="0" w:hanging="2"/>
+              <w:rPr>
+                <w:rFonts w:ascii="Arial" w:eastAsia="Arial" w:hAnsi="Arial" w:cs="Arial"/>
+                <w:sz w:val="22"/>
+                <w:szCs w:val="22"/>
+              </w:rPr>
+            </w:pPr>
+            <w:r>
+              <w:rPr>
+                <w:rFonts w:ascii="Arial" w:eastAsia="Arial" w:hAnsi="Arial" w:cs="Arial"/>
+                <w:sz w:val="22"/>
+                <w:szCs w:val="22"/>
+              </w:rPr>
+              <w:t>El usuario está autenticado y tiene acceso a su cuenta.</w:t>
+            </w:r>
+          </w:p>
+        </w:tc>
+      </w:tr>
+      <w:tr>
+        <w:trPr>
+          <w:cantSplit/>
+        </w:trPr>
+        <w:tc>
+          <w:tcPr>
+            <w:tcW w:w="2881" w:type="dxa"/>
+            <w:gridSpan w:val="2"/>
+            <w:vMerge w:val="restart"/>
+            <w:vAlign w:val="center"/>
+          </w:tcPr>
+          <w:p>
+            <w:pPr>
+              <w:keepNext/>
+              <w:pBdr>
+                <w:top w:val="nil"/>
+                <w:left w:val="nil"/>
+                <w:bottom w:val="nil"/>
+                <w:right w:val="nil"/>
+                <w:between w:val="nil"/>
+              </w:pBdr>
+              <w:spacing w:line="240" w:lineRule="auto"/>
+              <w:ind w:left="0" w:hanging="2"/>
+              <w:rPr>
+                <w:rFonts w:ascii="Arial" w:eastAsia="Arial" w:hAnsi="Arial" w:cs="Arial"/>
+                <w:b/>
+                <w:color w:val="000000"/>
+                <w:sz w:val="22"/>
+                <w:szCs w:val="22"/>
+              </w:rPr>
+            </w:pPr>
+            <w:r>
+              <w:rPr>
+                <w:rFonts w:ascii="Arial" w:eastAsia="Arial" w:hAnsi="Arial" w:cs="Arial"/>
+                <w:b/>
+                <w:color w:val="000000"/>
+                <w:sz w:val="22"/>
+                <w:szCs w:val="22"/>
+              </w:rPr>
+              <w:t>Excepciones</w:t>
+            </w:r>
+          </w:p>
+        </w:tc>
+        <w:tc>
+          <w:tcPr>
+            <w:tcW w:w="789" w:type="dxa"/>
+            <w:gridSpan w:val="2"/>
+          </w:tcPr>
+          <w:p>
+            <w:pPr>
+              <w:ind w:left="0" w:hanging="2"/>
+              <w:jc w:val="center"/>
+              <w:rPr>
+                <w:rFonts w:ascii="Arial" w:eastAsia="Arial" w:hAnsi="Arial" w:cs="Arial"/>
+                <w:sz w:val="22"/>
+                <w:szCs w:val="22"/>
+              </w:rPr>
+            </w:pPr>
+            <w:r>
+              <w:rPr>
+                <w:rFonts w:ascii="Arial" w:eastAsia="Arial" w:hAnsi="Arial" w:cs="Arial"/>
+                <w:b/>
+                <w:sz w:val="22"/>
+                <w:szCs w:val="22"/>
+              </w:rPr>
+              <w:t>Paso</w:t>
+            </w:r>
+          </w:p>
+        </w:tc>
+        <w:tc>
+          <w:tcPr>
+            <w:tcW w:w="4974" w:type="dxa"/>
+          </w:tcPr>
+          <w:p>
+            <w:pPr>
+              <w:ind w:left="0" w:hanging="2"/>
+              <w:rPr>
+                <w:rFonts w:ascii="Arial" w:eastAsia="Arial" w:hAnsi="Arial" w:cs="Arial"/>
+                <w:sz w:val="22"/>
+                <w:szCs w:val="22"/>
+              </w:rPr>
+            </w:pPr>
+            <w:r>
+              <w:rPr>
+                <w:rFonts w:ascii="Arial" w:eastAsia="Arial" w:hAnsi="Arial" w:cs="Arial"/>
+                <w:b/>
+                <w:sz w:val="22"/>
+                <w:szCs w:val="22"/>
+              </w:rPr>
+              <w:t>Acción</w:t>
+            </w:r>
+          </w:p>
+        </w:tc>
+      </w:tr>
+      <w:tr>
+        <w:trPr>
+          <w:cantSplit/>
+        </w:trPr>
+        <w:tc>
+          <w:tcPr>
+            <w:tcW w:w="2881" w:type="dxa"/>
+            <w:gridSpan w:val="2"/>
             <w:vMerge/>
+            <w:vAlign w:val="center"/>
           </w:tcPr>
           <w:p>
             <w:pPr>
@@ -842,6 +3620,11 @@
               </w:pBdr>
               <w:spacing w:line="276" w:lineRule="auto"/>
               <w:ind w:left="0" w:hanging="2"/>
+              <w:rPr>
+                <w:rFonts w:ascii="Arial" w:eastAsia="Arial" w:hAnsi="Arial" w:cs="Arial"/>
+                <w:sz w:val="22"/>
+                <w:szCs w:val="22"/>
+              </w:rPr>
             </w:pPr>
           </w:p>
         </w:tc>
@@ -866,40 +3649,53 @@
                 <w:sz w:val="22"/>
                 <w:szCs w:val="22"/>
               </w:rPr>
-              <w:t>5</w:t>
-            </w:r>
-          </w:p>
-        </w:tc>
-        <w:tc>
-          <w:tcPr>
-            <w:tcW w:w="5049" w:type="dxa"/>
+              <w:t>1</w:t>
+            </w:r>
+          </w:p>
+        </w:tc>
+        <w:tc>
+          <w:tcPr>
+            <w:tcW w:w="4974" w:type="dxa"/>
+          </w:tcPr>
+          <w:p>
+            <w:pPr>
+              <w:ind w:left="0" w:hanging="2"/>
+              <w:rPr>
+                <w:rFonts w:ascii="Arial" w:eastAsia="Arial" w:hAnsi="Arial" w:cs="Arial"/>
+                <w:sz w:val="22"/>
+                <w:szCs w:val="22"/>
+              </w:rPr>
+            </w:pPr>
+            <w:r>
+              <w:rPr>
+                <w:rFonts w:ascii="Arial" w:eastAsia="Arial" w:hAnsi="Arial" w:cs="Arial"/>
+                <w:b/>
+                <w:sz w:val="22"/>
+                <w:szCs w:val="22"/>
+              </w:rPr>
+              <w:t xml:space="preserve">Credenciales incorrectas: </w:t>
+            </w:r>
+            <w:r>
+              <w:rPr>
+                <w:rFonts w:ascii="Arial" w:eastAsia="Arial" w:hAnsi="Arial" w:cs="Arial"/>
+                <w:sz w:val="22"/>
+                <w:szCs w:val="22"/>
+              </w:rPr>
+              <w:t>Si el correo o la contraseña son incorrectos, el sistema muestra un mensaje de error y solicita un nuevo intento.</w:t>
+            </w:r>
+          </w:p>
+        </w:tc>
+      </w:tr>
+      <w:tr>
+        <w:trPr>
+          <w:cantSplit/>
+        </w:trPr>
+        <w:tc>
+          <w:tcPr>
+            <w:tcW w:w="2881" w:type="dxa"/>
             <w:gridSpan w:val="2"/>
-          </w:tcPr>
-          <w:p>
-            <w:pPr>
-              <w:spacing w:after="160" w:line="259" w:lineRule="auto"/>
-              <w:ind w:left="0" w:hanging="2"/>
-            </w:pPr>
-            <w:r>
-              <w:t xml:space="preserve">El sistema crea una cuenta para el </w:t>
-            </w:r>
-            <w:r>
-              <w:t>actor</w:t>
-            </w:r>
-            <w:r>
-              <w:t>.</w:t>
-            </w:r>
-          </w:p>
-        </w:tc>
-      </w:tr>
-      <w:tr>
-        <w:trPr>
-          <w:cantSplit/>
-        </w:trPr>
-        <w:tc>
-          <w:tcPr>
-            <w:tcW w:w="2806" w:type="dxa"/>
             <w:vMerge/>
+            <w:vAlign w:val="center"/>
           </w:tcPr>
           <w:p>
             <w:pPr>
@@ -913,6 +3709,11 @@
               </w:pBdr>
               <w:spacing w:line="276" w:lineRule="auto"/>
               <w:ind w:left="0" w:hanging="2"/>
+              <w:rPr>
+                <w:rFonts w:ascii="Arial" w:eastAsia="Arial" w:hAnsi="Arial" w:cs="Arial"/>
+                <w:sz w:val="22"/>
+                <w:szCs w:val="22"/>
+              </w:rPr>
             </w:pPr>
           </w:p>
         </w:tc>
@@ -937,2400 +3738,380 @@
                 <w:sz w:val="22"/>
                 <w:szCs w:val="22"/>
               </w:rPr>
-              <w:t>6</w:t>
-            </w:r>
-          </w:p>
-        </w:tc>
-        <w:tc>
-          <w:tcPr>
-            <w:tcW w:w="5049" w:type="dxa"/>
+              <w:t>2</w:t>
+            </w:r>
+          </w:p>
+        </w:tc>
+        <w:tc>
+          <w:tcPr>
+            <w:tcW w:w="4974" w:type="dxa"/>
+          </w:tcPr>
+          <w:p>
+            <w:pPr>
+              <w:ind w:left="0" w:hanging="2"/>
+              <w:rPr>
+                <w:rFonts w:ascii="Arial" w:eastAsia="Arial" w:hAnsi="Arial" w:cs="Arial"/>
+                <w:sz w:val="22"/>
+                <w:szCs w:val="22"/>
+              </w:rPr>
+            </w:pPr>
+            <w:r>
+              <w:rPr>
+                <w:rFonts w:ascii="Arial" w:eastAsia="Arial" w:hAnsi="Arial" w:cs="Arial"/>
+                <w:b/>
+                <w:sz w:val="22"/>
+                <w:szCs w:val="22"/>
+              </w:rPr>
+              <w:t xml:space="preserve">Cuenta bloqueada: </w:t>
+            </w:r>
+            <w:r>
+              <w:rPr>
+                <w:rFonts w:ascii="Arial" w:eastAsia="Arial" w:hAnsi="Arial" w:cs="Arial"/>
+                <w:sz w:val="22"/>
+                <w:szCs w:val="22"/>
+              </w:rPr>
+              <w:t>Si la cuenta está bloqueada por múltiples intentos fallidos, el sistema notifica al usuario y le ofrece la opción de recuperar la cuenta.</w:t>
+            </w:r>
+          </w:p>
+        </w:tc>
+      </w:tr>
+      <w:tr>
+        <w:trPr>
+          <w:cantSplit/>
+        </w:trPr>
+        <w:tc>
+          <w:tcPr>
+            <w:tcW w:w="2881" w:type="dxa"/>
             <w:gridSpan w:val="2"/>
           </w:tcPr>
           <w:p>
             <w:pPr>
-              <w:spacing w:after="160" w:line="259" w:lineRule="auto"/>
-              <w:ind w:left="0" w:hanging="2"/>
-            </w:pPr>
-            <w:r>
-              <w:t xml:space="preserve">El sistema envía un correo de confirmación al </w:t>
-            </w:r>
-            <w:r>
-              <w:t>actor</w:t>
-            </w:r>
-            <w:r>
-              <w:t>.</w:t>
-            </w:r>
-          </w:p>
-        </w:tc>
-      </w:tr>
-      <w:tr>
-        <w:trPr>
-          <w:cantSplit/>
-        </w:trPr>
-        <w:tc>
-          <w:tcPr>
-            <w:tcW w:w="2806" w:type="dxa"/>
-            <w:vMerge/>
-          </w:tcPr>
-          <w:p>
-            <w:pPr>
-              <w:widowControl w:val="0"/>
-              <w:pBdr>
-                <w:top w:val="nil"/>
-                <w:left w:val="nil"/>
-                <w:bottom w:val="nil"/>
-                <w:right w:val="nil"/>
-                <w:between w:val="nil"/>
-              </w:pBdr>
-              <w:spacing w:line="276" w:lineRule="auto"/>
-              <w:ind w:left="0" w:hanging="2"/>
-            </w:pPr>
-          </w:p>
-        </w:tc>
-        <w:tc>
-          <w:tcPr>
-            <w:tcW w:w="789" w:type="dxa"/>
+              <w:ind w:left="0" w:hanging="2"/>
+              <w:rPr>
+                <w:rFonts w:ascii="Arial" w:eastAsia="Arial" w:hAnsi="Arial" w:cs="Arial"/>
+                <w:sz w:val="22"/>
+                <w:szCs w:val="22"/>
+              </w:rPr>
+            </w:pPr>
+            <w:r>
+              <w:rPr>
+                <w:rFonts w:ascii="Arial" w:eastAsia="Arial" w:hAnsi="Arial" w:cs="Arial"/>
+                <w:b/>
+                <w:sz w:val="22"/>
+                <w:szCs w:val="22"/>
+              </w:rPr>
+              <w:t>Frecuencia esperada</w:t>
+            </w:r>
+          </w:p>
+        </w:tc>
+        <w:tc>
+          <w:tcPr>
+            <w:tcW w:w="5763" w:type="dxa"/>
+            <w:gridSpan w:val="3"/>
+          </w:tcPr>
+          <w:p>
+            <w:pPr>
+              <w:ind w:left="0" w:hanging="2"/>
+              <w:rPr>
+                <w:rFonts w:ascii="Arial" w:eastAsia="Arial" w:hAnsi="Arial" w:cs="Arial"/>
+                <w:sz w:val="22"/>
+                <w:szCs w:val="22"/>
+              </w:rPr>
+            </w:pPr>
+            <w:r>
+              <w:rPr>
+                <w:rFonts w:ascii="Arial" w:eastAsia="Arial" w:hAnsi="Arial" w:cs="Arial"/>
+                <w:sz w:val="22"/>
+                <w:szCs w:val="22"/>
+              </w:rPr>
+              <w:t>Siempre</w:t>
+            </w:r>
+          </w:p>
+        </w:tc>
+      </w:tr>
+      <w:tr>
+        <w:trPr>
+          <w:cantSplit/>
+        </w:trPr>
+        <w:tc>
+          <w:tcPr>
+            <w:tcW w:w="2881" w:type="dxa"/>
             <w:gridSpan w:val="2"/>
           </w:tcPr>
           <w:p>
             <w:pPr>
               <w:ind w:left="0" w:hanging="2"/>
-              <w:jc w:val="center"/>
-              <w:rPr>
-                <w:rFonts w:ascii="Arial" w:eastAsia="Arial" w:hAnsi="Arial" w:cs="Arial"/>
-                <w:sz w:val="22"/>
-                <w:szCs w:val="22"/>
-              </w:rPr>
-            </w:pPr>
-            <w:r>
-              <w:rPr>
-                <w:rFonts w:ascii="Arial" w:eastAsia="Arial" w:hAnsi="Arial" w:cs="Arial"/>
-                <w:sz w:val="22"/>
-                <w:szCs w:val="22"/>
-              </w:rPr>
-              <w:t>7</w:t>
-            </w:r>
-          </w:p>
-        </w:tc>
-        <w:tc>
-          <w:tcPr>
-            <w:tcW w:w="5049" w:type="dxa"/>
+              <w:rPr>
+                <w:rFonts w:ascii="Arial" w:eastAsia="Arial" w:hAnsi="Arial" w:cs="Arial"/>
+                <w:sz w:val="22"/>
+                <w:szCs w:val="22"/>
+              </w:rPr>
+            </w:pPr>
+            <w:r>
+              <w:rPr>
+                <w:rFonts w:ascii="Arial" w:eastAsia="Arial" w:hAnsi="Arial" w:cs="Arial"/>
+                <w:b/>
+                <w:sz w:val="22"/>
+                <w:szCs w:val="22"/>
+              </w:rPr>
+              <w:t>Importancia</w:t>
+            </w:r>
+          </w:p>
+        </w:tc>
+        <w:tc>
+          <w:tcPr>
+            <w:tcW w:w="5763" w:type="dxa"/>
+            <w:gridSpan w:val="3"/>
+          </w:tcPr>
+          <w:p>
+            <w:pPr>
+              <w:ind w:left="0" w:hanging="2"/>
+              <w:rPr>
+                <w:rFonts w:ascii="Arial" w:eastAsia="Arial" w:hAnsi="Arial" w:cs="Arial"/>
+                <w:sz w:val="22"/>
+                <w:szCs w:val="22"/>
+              </w:rPr>
+            </w:pPr>
+            <w:r>
+              <w:rPr>
+                <w:rFonts w:ascii="Arial" w:eastAsia="Arial" w:hAnsi="Arial" w:cs="Arial"/>
+                <w:sz w:val="22"/>
+                <w:szCs w:val="22"/>
+              </w:rPr>
+              <w:t>vital</w:t>
+            </w:r>
+          </w:p>
+        </w:tc>
+      </w:tr>
+      <w:tr>
+        <w:trPr>
+          <w:cantSplit/>
+        </w:trPr>
+        <w:tc>
+          <w:tcPr>
+            <w:tcW w:w="2881" w:type="dxa"/>
             <w:gridSpan w:val="2"/>
-          </w:tcPr>
-          <w:p>
-            <w:pPr>
-              <w:spacing w:after="160" w:line="259" w:lineRule="auto"/>
-              <w:ind w:left="0" w:hanging="2"/>
-            </w:pPr>
-            <w:r>
-              <w:t xml:space="preserve">El </w:t>
-            </w:r>
-            <w:r>
-              <w:t>actor</w:t>
-            </w:r>
-            <w:r>
-              <w:t xml:space="preserve"> confirma su correo y su cuenta queda activa.</w:t>
-            </w:r>
-          </w:p>
-        </w:tc>
-      </w:tr>
-      <w:tr>
-        <w:trPr>
-          <w:cantSplit/>
-        </w:trPr>
-        <w:tc>
-          <w:tcPr>
-            <w:tcW w:w="2806" w:type="dxa"/>
-            <w:vAlign w:val="center"/>
-          </w:tcPr>
-          <w:p>
-            <w:pPr>
-              <w:ind w:left="0" w:hanging="2"/>
-              <w:rPr>
-                <w:rFonts w:ascii="Arial" w:eastAsia="Arial" w:hAnsi="Arial" w:cs="Arial"/>
-                <w:sz w:val="22"/>
-                <w:szCs w:val="22"/>
-              </w:rPr>
-            </w:pPr>
-            <w:r>
-              <w:rPr>
-                <w:rFonts w:ascii="Arial" w:eastAsia="Arial" w:hAnsi="Arial" w:cs="Arial"/>
-                <w:b/>
-                <w:sz w:val="22"/>
-                <w:szCs w:val="22"/>
-              </w:rPr>
-              <w:t>Escenario Alternativo</w:t>
-            </w:r>
-          </w:p>
-        </w:tc>
-        <w:tc>
-          <w:tcPr>
-            <w:tcW w:w="789" w:type="dxa"/>
+            <w:tcBorders>
+              <w:bottom w:val="single" w:sz="4" w:space="0" w:color="auto"/>
+            </w:tcBorders>
+          </w:tcPr>
+          <w:p>
+            <w:pPr>
+              <w:ind w:left="0" w:hanging="2"/>
+              <w:rPr>
+                <w:rFonts w:ascii="Arial" w:eastAsia="Arial" w:hAnsi="Arial" w:cs="Arial"/>
+                <w:sz w:val="22"/>
+                <w:szCs w:val="22"/>
+              </w:rPr>
+            </w:pPr>
+            <w:r>
+              <w:rPr>
+                <w:rFonts w:ascii="Arial" w:eastAsia="Arial" w:hAnsi="Arial" w:cs="Arial"/>
+                <w:b/>
+                <w:sz w:val="22"/>
+                <w:szCs w:val="22"/>
+              </w:rPr>
+              <w:t>Urgencia</w:t>
+            </w:r>
+          </w:p>
+        </w:tc>
+        <w:tc>
+          <w:tcPr>
+            <w:tcW w:w="5763" w:type="dxa"/>
+            <w:gridSpan w:val="3"/>
+            <w:tcBorders>
+              <w:bottom w:val="single" w:sz="4" w:space="0" w:color="auto"/>
+            </w:tcBorders>
+          </w:tcPr>
+          <w:p>
+            <w:pPr>
+              <w:ind w:left="0" w:hanging="2"/>
+              <w:rPr>
+                <w:rFonts w:ascii="Arial" w:eastAsia="Arial" w:hAnsi="Arial" w:cs="Arial"/>
+                <w:sz w:val="22"/>
+                <w:szCs w:val="22"/>
+              </w:rPr>
+            </w:pPr>
+            <w:r>
+              <w:rPr>
+                <w:rFonts w:ascii="Arial" w:eastAsia="Arial" w:hAnsi="Arial" w:cs="Arial"/>
+                <w:sz w:val="22"/>
+                <w:szCs w:val="22"/>
+              </w:rPr>
+              <w:t>inmediatamente</w:t>
+            </w:r>
+          </w:p>
+        </w:tc>
+      </w:tr>
+      <w:tr>
+        <w:trPr>
+          <w:cantSplit/>
+          <w:trHeight w:val="841"/>
+        </w:trPr>
+        <w:tc>
+          <w:tcPr>
+            <w:tcW w:w="2881" w:type="dxa"/>
             <w:gridSpan w:val="2"/>
-          </w:tcPr>
-          <w:p>
-            <w:pPr>
-              <w:ind w:left="0" w:hanging="2"/>
-              <w:jc w:val="center"/>
-              <w:rPr>
-                <w:rFonts w:ascii="Arial" w:eastAsia="Arial" w:hAnsi="Arial" w:cs="Arial"/>
-                <w:sz w:val="22"/>
-                <w:szCs w:val="22"/>
-              </w:rPr>
-            </w:pPr>
-          </w:p>
-        </w:tc>
-        <w:tc>
-          <w:tcPr>
-            <w:tcW w:w="5049" w:type="dxa"/>
+            <w:tcBorders>
+              <w:top w:val="single" w:sz="4" w:space="0" w:color="auto"/>
+              <w:left w:val="single" w:sz="4" w:space="0" w:color="auto"/>
+              <w:bottom w:val="single" w:sz="4" w:space="0" w:color="auto"/>
+              <w:right w:val="single" w:sz="4" w:space="0" w:color="auto"/>
+            </w:tcBorders>
+          </w:tcPr>
+          <w:p>
+            <w:pPr>
+              <w:ind w:left="0" w:hanging="2"/>
+              <w:rPr>
+                <w:rFonts w:ascii="Arial" w:eastAsia="Arial" w:hAnsi="Arial" w:cs="Arial"/>
+                <w:sz w:val="22"/>
+                <w:szCs w:val="22"/>
+              </w:rPr>
+            </w:pPr>
+            <w:r>
+              <w:rPr>
+                <w:rFonts w:ascii="Arial" w:eastAsia="Arial" w:hAnsi="Arial" w:cs="Arial"/>
+                <w:b/>
+                <w:sz w:val="22"/>
+                <w:szCs w:val="22"/>
+              </w:rPr>
+              <w:t>Comentarios</w:t>
+            </w:r>
+          </w:p>
+        </w:tc>
+        <w:tc>
+          <w:tcPr>
+            <w:tcW w:w="5763" w:type="dxa"/>
+            <w:gridSpan w:val="3"/>
+            <w:tcBorders>
+              <w:top w:val="single" w:sz="4" w:space="0" w:color="auto"/>
+              <w:left w:val="single" w:sz="4" w:space="0" w:color="auto"/>
+              <w:bottom w:val="single" w:sz="4" w:space="0" w:color="auto"/>
+              <w:right w:val="single" w:sz="4" w:space="0" w:color="auto"/>
+            </w:tcBorders>
+          </w:tcPr>
+          <w:p>
+            <w:pPr>
+              <w:ind w:left="0" w:hanging="2"/>
+              <w:rPr>
+                <w:rFonts w:ascii="Arial" w:eastAsia="Arial" w:hAnsi="Arial" w:cs="Arial"/>
+                <w:sz w:val="22"/>
+                <w:szCs w:val="22"/>
+              </w:rPr>
+            </w:pPr>
+            <w:r>
+              <w:rPr>
+                <w:rFonts w:ascii="Arial" w:eastAsia="Arial" w:hAnsi="Arial" w:cs="Arial"/>
+                <w:sz w:val="22"/>
+                <w:szCs w:val="22"/>
+              </w:rPr>
+              <w:t>No</w:t>
+            </w:r>
+          </w:p>
+        </w:tc>
+      </w:tr>
+      <w:tr>
+        <w:trPr>
+          <w:cantSplit/>
+          <w:trHeight w:val="406"/>
+        </w:trPr>
+        <w:tc>
+          <w:tcPr>
+            <w:tcW w:w="8644" w:type="dxa"/>
+            <w:gridSpan w:val="5"/>
+            <w:tcBorders>
+              <w:top w:val="single" w:sz="4" w:space="0" w:color="auto"/>
+              <w:left w:val="nil"/>
+              <w:bottom w:val="single" w:sz="4" w:space="0" w:color="auto"/>
+              <w:right w:val="nil"/>
+            </w:tcBorders>
+          </w:tcPr>
+          <w:p>
+            <w:pPr>
+              <w:ind w:left="0" w:hanging="2"/>
+              <w:rPr>
+                <w:rFonts w:ascii="Arial" w:eastAsia="Arial" w:hAnsi="Arial" w:cs="Arial"/>
+                <w:sz w:val="22"/>
+                <w:szCs w:val="22"/>
+              </w:rPr>
+            </w:pPr>
+          </w:p>
+        </w:tc>
+      </w:tr>
+      <w:tr>
+        <w:trPr>
+          <w:cantSplit/>
+          <w:trHeight w:val="299"/>
+        </w:trPr>
+        <w:tc>
+          <w:tcPr>
+            <w:tcW w:w="2881" w:type="dxa"/>
             <w:gridSpan w:val="2"/>
-          </w:tcPr>
-          <w:p>
-            <w:pPr>
-              <w:pStyle w:val="Prrafodelista"/>
-              <w:numPr>
-                <w:ilvl w:val="0"/>
-                <w:numId w:val="8"/>
-              </w:numPr>
-              <w:ind w:leftChars="0" w:firstLineChars="0"/>
-              <w:rPr>
-                <w:rFonts w:ascii="Arial" w:eastAsia="Arial" w:hAnsi="Arial" w:cs="Arial"/>
-                <w:sz w:val="22"/>
-                <w:szCs w:val="22"/>
-              </w:rPr>
-            </w:pPr>
-            <w:r>
-              <w:rPr>
-                <w:rFonts w:ascii="Arial" w:eastAsia="Arial" w:hAnsi="Arial" w:cs="Arial"/>
-                <w:sz w:val="22"/>
-                <w:szCs w:val="22"/>
-              </w:rPr>
-              <w:t>El usuario se registr</w:t>
-            </w:r>
-            <w:r>
-              <w:rPr>
-                <w:rFonts w:ascii="Arial" w:eastAsia="Arial" w:hAnsi="Arial" w:cs="Arial"/>
-                <w:sz w:val="22"/>
-                <w:szCs w:val="22"/>
-              </w:rPr>
-              <w:t>a</w:t>
-            </w:r>
-            <w:r>
-              <w:rPr>
-                <w:rFonts w:ascii="Arial" w:eastAsia="Arial" w:hAnsi="Arial" w:cs="Arial"/>
-                <w:sz w:val="22"/>
-                <w:szCs w:val="22"/>
-              </w:rPr>
-              <w:t xml:space="preserve"> antes de realizar la compra</w:t>
-            </w:r>
-          </w:p>
-          <w:p>
-            <w:pPr>
-              <w:pStyle w:val="Prrafodelista"/>
-              <w:numPr>
-                <w:ilvl w:val="0"/>
-                <w:numId w:val="8"/>
-              </w:numPr>
-              <w:ind w:leftChars="0" w:firstLineChars="0"/>
-              <w:rPr>
-                <w:rFonts w:ascii="Arial" w:eastAsia="Arial" w:hAnsi="Arial" w:cs="Arial"/>
-                <w:sz w:val="22"/>
-                <w:szCs w:val="22"/>
-              </w:rPr>
-            </w:pPr>
-            <w:r>
-              <w:rPr>
-                <w:rFonts w:ascii="Arial" w:eastAsia="Arial" w:hAnsi="Arial" w:cs="Arial"/>
-                <w:sz w:val="22"/>
-                <w:szCs w:val="22"/>
-              </w:rPr>
-              <w:t>E</w:t>
-            </w:r>
-            <w:r>
-              <w:rPr>
-                <w:rFonts w:ascii="Arial" w:eastAsia="Arial" w:hAnsi="Arial" w:cs="Arial"/>
-                <w:sz w:val="22"/>
-                <w:szCs w:val="22"/>
-              </w:rPr>
-              <w:t>l usuario ya se encuentra registrado en el sistema</w:t>
-            </w:r>
-            <w:r>
-              <w:rPr>
-                <w:rFonts w:ascii="Arial" w:eastAsia="Arial" w:hAnsi="Arial" w:cs="Arial"/>
-                <w:sz w:val="22"/>
-                <w:szCs w:val="22"/>
-              </w:rPr>
-              <w:t>, inicia sesión</w:t>
-            </w:r>
-            <w:r>
-              <w:rPr>
-                <w:rFonts w:ascii="Arial" w:eastAsia="Arial" w:hAnsi="Arial" w:cs="Arial"/>
-                <w:sz w:val="22"/>
-                <w:szCs w:val="22"/>
-              </w:rPr>
-              <w:t xml:space="preserve"> </w:t>
-            </w:r>
-            <w:r>
-              <w:rPr>
-                <w:rFonts w:ascii="Arial" w:eastAsia="Arial" w:hAnsi="Arial" w:cs="Arial"/>
-                <w:sz w:val="22"/>
-                <w:szCs w:val="22"/>
-              </w:rPr>
-              <w:t>y continua con su compra</w:t>
-            </w:r>
-          </w:p>
-          <w:p>
-            <w:pPr>
-              <w:pStyle w:val="Prrafodelista"/>
-              <w:numPr>
-                <w:ilvl w:val="0"/>
-                <w:numId w:val="8"/>
-              </w:numPr>
-              <w:ind w:leftChars="0" w:firstLineChars="0"/>
-              <w:rPr>
-                <w:rFonts w:ascii="Arial" w:eastAsia="Arial" w:hAnsi="Arial" w:cs="Arial"/>
-                <w:sz w:val="22"/>
-                <w:szCs w:val="22"/>
-              </w:rPr>
-            </w:pPr>
-            <w:r>
-              <w:rPr>
-                <w:rFonts w:ascii="Arial" w:eastAsia="Arial" w:hAnsi="Arial" w:cs="Arial"/>
-                <w:sz w:val="22"/>
-                <w:szCs w:val="22"/>
-              </w:rPr>
-              <w:t>El usuario ya tiene la cuenta activa</w:t>
-            </w:r>
-            <w:r>
-              <w:rPr>
-                <w:rFonts w:ascii="Arial" w:eastAsia="Arial" w:hAnsi="Arial" w:cs="Arial"/>
-                <w:sz w:val="22"/>
-                <w:szCs w:val="22"/>
-              </w:rPr>
-              <w:t xml:space="preserve"> antes de la compra y continua su proceso de compra</w:t>
-            </w:r>
-          </w:p>
-        </w:tc>
-      </w:tr>
-      <w:tr>
-        <w:trPr>
-          <w:cantSplit/>
-        </w:trPr>
-        <w:tc>
-          <w:tcPr>
-            <w:tcW w:w="2806" w:type="dxa"/>
-          </w:tcPr>
-          <w:p>
-            <w:pPr>
-              <w:ind w:left="0" w:hanging="2"/>
-              <w:rPr>
-                <w:rFonts w:ascii="Arial" w:eastAsia="Arial" w:hAnsi="Arial" w:cs="Arial"/>
-                <w:sz w:val="22"/>
-                <w:szCs w:val="22"/>
-              </w:rPr>
-            </w:pPr>
-            <w:r>
-              <w:rPr>
-                <w:rFonts w:ascii="Arial" w:eastAsia="Arial" w:hAnsi="Arial" w:cs="Arial"/>
-                <w:b/>
-                <w:sz w:val="22"/>
-                <w:szCs w:val="22"/>
-              </w:rPr>
-              <w:t>Postcondición</w:t>
-            </w:r>
-          </w:p>
-        </w:tc>
-        <w:tc>
-          <w:tcPr>
-            <w:tcW w:w="5838" w:type="dxa"/>
-            <w:gridSpan w:val="4"/>
-          </w:tcPr>
-          <w:p>
-            <w:pPr>
-              <w:ind w:left="0" w:hanging="2"/>
-            </w:pPr>
-            <w:r>
-              <w:t xml:space="preserve"> El usuario tendrá una cuenta activa en la plataforma.</w:t>
-            </w:r>
-          </w:p>
-        </w:tc>
-      </w:tr>
-      <w:tr>
-        <w:trPr>
-          <w:cantSplit/>
-        </w:trPr>
-        <w:tc>
-          <w:tcPr>
-            <w:tcW w:w="2806" w:type="dxa"/>
-            <w:vMerge w:val="restart"/>
-            <w:vAlign w:val="center"/>
-          </w:tcPr>
-          <w:p>
-            <w:pPr>
-              <w:keepNext/>
-              <w:pBdr>
-                <w:top w:val="nil"/>
-                <w:left w:val="nil"/>
-                <w:bottom w:val="nil"/>
-                <w:right w:val="nil"/>
-                <w:between w:val="nil"/>
-              </w:pBdr>
-              <w:spacing w:line="240" w:lineRule="auto"/>
-              <w:ind w:left="0" w:hanging="2"/>
-              <w:rPr>
-                <w:rFonts w:ascii="Arial" w:eastAsia="Arial" w:hAnsi="Arial" w:cs="Arial"/>
-                <w:b/>
-                <w:color w:val="000000"/>
-                <w:sz w:val="22"/>
-                <w:szCs w:val="22"/>
-              </w:rPr>
-            </w:pPr>
-            <w:r>
-              <w:rPr>
-                <w:rFonts w:ascii="Arial" w:eastAsia="Arial" w:hAnsi="Arial" w:cs="Arial"/>
-                <w:b/>
-                <w:color w:val="000000"/>
-                <w:sz w:val="22"/>
-                <w:szCs w:val="22"/>
-              </w:rPr>
-              <w:t>Excepciones</w:t>
-            </w:r>
-          </w:p>
-        </w:tc>
-        <w:tc>
-          <w:tcPr>
-            <w:tcW w:w="789" w:type="dxa"/>
+            <w:tcBorders>
+              <w:top w:val="single" w:sz="4" w:space="0" w:color="auto"/>
+              <w:left w:val="single" w:sz="4" w:space="0" w:color="auto"/>
+              <w:bottom w:val="single" w:sz="4" w:space="0" w:color="auto"/>
+              <w:right w:val="single" w:sz="4" w:space="0" w:color="auto"/>
+            </w:tcBorders>
+            <w:shd w:val="clear" w:color="auto" w:fill="D9D9D9"/>
+          </w:tcPr>
+          <w:p>
+            <w:pPr>
+              <w:ind w:left="0" w:hanging="2"/>
+              <w:rPr>
+                <w:rFonts w:ascii="Arial" w:eastAsia="Arial" w:hAnsi="Arial" w:cs="Arial"/>
+                <w:sz w:val="22"/>
+                <w:szCs w:val="22"/>
+              </w:rPr>
+            </w:pPr>
+            <w:r>
+              <w:rPr>
+                <w:rFonts w:ascii="Arial" w:eastAsia="Arial" w:hAnsi="Arial" w:cs="Arial"/>
+                <w:sz w:val="22"/>
+                <w:szCs w:val="22"/>
+              </w:rPr>
+              <w:t>3</w:t>
+            </w:r>
+          </w:p>
+        </w:tc>
+        <w:tc>
+          <w:tcPr>
+            <w:tcW w:w="5763" w:type="dxa"/>
+            <w:gridSpan w:val="3"/>
+            <w:tcBorders>
+              <w:top w:val="single" w:sz="4" w:space="0" w:color="auto"/>
+              <w:left w:val="single" w:sz="4" w:space="0" w:color="auto"/>
+              <w:bottom w:val="single" w:sz="4" w:space="0" w:color="auto"/>
+              <w:right w:val="single" w:sz="4" w:space="0" w:color="auto"/>
+            </w:tcBorders>
+            <w:shd w:val="clear" w:color="auto" w:fill="D9D9D9"/>
+          </w:tcPr>
+          <w:p>
+            <w:pPr>
+              <w:ind w:left="0" w:hanging="2"/>
+              <w:rPr>
+                <w:rFonts w:ascii="Arial" w:eastAsia="Arial" w:hAnsi="Arial" w:cs="Arial"/>
+                <w:sz w:val="22"/>
+                <w:szCs w:val="22"/>
+              </w:rPr>
+            </w:pPr>
+          </w:p>
+        </w:tc>
+      </w:tr>
+      <w:tr>
+        <w:trPr>
+          <w:cantSplit/>
+        </w:trPr>
+        <w:tc>
+          <w:tcPr>
+            <w:tcW w:w="2881" w:type="dxa"/>
             <w:gridSpan w:val="2"/>
-          </w:tcPr>
-          <w:p>
-            <w:pPr>
-              <w:ind w:left="0" w:hanging="2"/>
-              <w:jc w:val="center"/>
-              <w:rPr>
-                <w:rFonts w:ascii="Arial" w:eastAsia="Arial" w:hAnsi="Arial" w:cs="Arial"/>
-                <w:sz w:val="22"/>
-                <w:szCs w:val="22"/>
-              </w:rPr>
-            </w:pPr>
-            <w:r>
-              <w:rPr>
-                <w:rFonts w:ascii="Arial" w:eastAsia="Arial" w:hAnsi="Arial" w:cs="Arial"/>
-                <w:b/>
-                <w:sz w:val="22"/>
-                <w:szCs w:val="22"/>
-              </w:rPr>
-              <w:t>Paso</w:t>
-            </w:r>
-          </w:p>
-        </w:tc>
-        <w:tc>
-          <w:tcPr>
-            <w:tcW w:w="5049" w:type="dxa"/>
-            <w:gridSpan w:val="2"/>
-          </w:tcPr>
-          <w:p>
-            <w:pPr>
-              <w:ind w:left="0" w:hanging="2"/>
-              <w:rPr>
-                <w:rFonts w:ascii="Arial" w:eastAsia="Arial" w:hAnsi="Arial" w:cs="Arial"/>
-                <w:sz w:val="22"/>
-                <w:szCs w:val="22"/>
-              </w:rPr>
-            </w:pPr>
-            <w:r>
-              <w:rPr>
-                <w:rFonts w:ascii="Arial" w:eastAsia="Arial" w:hAnsi="Arial" w:cs="Arial"/>
-                <w:b/>
-                <w:sz w:val="22"/>
-                <w:szCs w:val="22"/>
-              </w:rPr>
-              <w:t>Acción</w:t>
-            </w:r>
-          </w:p>
-        </w:tc>
-      </w:tr>
-      <w:tr>
-        <w:trPr>
-          <w:cantSplit/>
-        </w:trPr>
-        <w:tc>
-          <w:tcPr>
-            <w:tcW w:w="2806" w:type="dxa"/>
-            <w:vMerge/>
-            <w:vAlign w:val="center"/>
-          </w:tcPr>
-          <w:p>
-            <w:pPr>
-              <w:widowControl w:val="0"/>
-              <w:pBdr>
-                <w:top w:val="nil"/>
-                <w:left w:val="nil"/>
-                <w:bottom w:val="nil"/>
-                <w:right w:val="nil"/>
-                <w:between w:val="nil"/>
-              </w:pBdr>
-              <w:spacing w:line="276" w:lineRule="auto"/>
-              <w:ind w:left="0" w:hanging="2"/>
-              <w:rPr>
-                <w:rFonts w:ascii="Arial" w:eastAsia="Arial" w:hAnsi="Arial" w:cs="Arial"/>
-                <w:sz w:val="22"/>
-                <w:szCs w:val="22"/>
-              </w:rPr>
-            </w:pPr>
-          </w:p>
-        </w:tc>
-        <w:tc>
-          <w:tcPr>
-            <w:tcW w:w="789" w:type="dxa"/>
-            <w:gridSpan w:val="2"/>
-          </w:tcPr>
-          <w:p>
-            <w:pPr>
-              <w:ind w:left="0" w:hanging="2"/>
-              <w:jc w:val="center"/>
-              <w:rPr>
-                <w:rFonts w:ascii="Arial" w:eastAsia="Arial" w:hAnsi="Arial" w:cs="Arial"/>
-                <w:sz w:val="22"/>
-                <w:szCs w:val="22"/>
-              </w:rPr>
-            </w:pPr>
-            <w:r>
-              <w:rPr>
-                <w:rFonts w:ascii="Arial" w:eastAsia="Arial" w:hAnsi="Arial" w:cs="Arial"/>
-                <w:sz w:val="22"/>
-                <w:szCs w:val="22"/>
-              </w:rPr>
-              <w:t>1</w:t>
-            </w:r>
-          </w:p>
-        </w:tc>
-        <w:tc>
-          <w:tcPr>
-            <w:tcW w:w="5049" w:type="dxa"/>
-            <w:gridSpan w:val="2"/>
-          </w:tcPr>
-          <w:p>
-            <w:pPr>
-              <w:ind w:left="0" w:hanging="2"/>
-              <w:rPr>
-                <w:rFonts w:ascii="Arial" w:eastAsia="Arial" w:hAnsi="Arial" w:cs="Arial"/>
-                <w:sz w:val="22"/>
-                <w:szCs w:val="22"/>
-              </w:rPr>
-            </w:pPr>
-            <w:r>
-              <w:t>Si los datos ingresados no son válidos, el sistema muestra un mensaje de error y solicita correcciones.</w:t>
-            </w:r>
-          </w:p>
-        </w:tc>
-      </w:tr>
-      <w:tr>
-        <w:trPr>
-          <w:cantSplit/>
-        </w:trPr>
-        <w:tc>
-          <w:tcPr>
-            <w:tcW w:w="2806" w:type="dxa"/>
-            <w:vMerge/>
-            <w:vAlign w:val="center"/>
-          </w:tcPr>
-          <w:p>
-            <w:pPr>
-              <w:widowControl w:val="0"/>
-              <w:pBdr>
-                <w:top w:val="nil"/>
-                <w:left w:val="nil"/>
-                <w:bottom w:val="nil"/>
-                <w:right w:val="nil"/>
-                <w:between w:val="nil"/>
-              </w:pBdr>
-              <w:spacing w:line="276" w:lineRule="auto"/>
-              <w:ind w:left="0" w:hanging="2"/>
-              <w:rPr>
-                <w:rFonts w:ascii="Arial" w:eastAsia="Arial" w:hAnsi="Arial" w:cs="Arial"/>
-                <w:sz w:val="22"/>
-                <w:szCs w:val="22"/>
-              </w:rPr>
-            </w:pPr>
-          </w:p>
-        </w:tc>
-        <w:tc>
-          <w:tcPr>
-            <w:tcW w:w="789" w:type="dxa"/>
-            <w:gridSpan w:val="2"/>
-          </w:tcPr>
-          <w:p>
-            <w:pPr>
-              <w:ind w:left="0" w:hanging="2"/>
-              <w:jc w:val="center"/>
-              <w:rPr>
-                <w:rFonts w:ascii="Arial" w:eastAsia="Arial" w:hAnsi="Arial" w:cs="Arial"/>
-                <w:sz w:val="22"/>
-                <w:szCs w:val="22"/>
-              </w:rPr>
-            </w:pPr>
-            <w:r>
-              <w:rPr>
-                <w:rFonts w:ascii="Arial" w:eastAsia="Arial" w:hAnsi="Arial" w:cs="Arial"/>
-                <w:sz w:val="22"/>
-                <w:szCs w:val="22"/>
-              </w:rPr>
-              <w:t>2</w:t>
-            </w:r>
-          </w:p>
-        </w:tc>
-        <w:tc>
-          <w:tcPr>
-            <w:tcW w:w="5049" w:type="dxa"/>
-            <w:gridSpan w:val="2"/>
-          </w:tcPr>
-          <w:p>
-            <w:pPr>
-              <w:ind w:left="0" w:hanging="2"/>
-              <w:rPr>
-                <w:rFonts w:ascii="Arial" w:eastAsia="Arial" w:hAnsi="Arial" w:cs="Arial"/>
-                <w:sz w:val="22"/>
-                <w:szCs w:val="22"/>
-              </w:rPr>
-            </w:pPr>
-            <w:r>
-              <w:rPr>
-                <w:b/>
-              </w:rPr>
-              <w:t xml:space="preserve"> </w:t>
-            </w:r>
-            <w:r>
-              <w:t>Si el correo electrónico ya está registrado, el sistema muestra un mensaje indicando que la cuenta ya existe.</w:t>
-            </w:r>
-          </w:p>
-        </w:tc>
-      </w:tr>
-      <w:tr>
-        <w:trPr>
-          <w:cantSplit/>
-        </w:trPr>
-        <w:tc>
-          <w:tcPr>
-            <w:tcW w:w="2806" w:type="dxa"/>
-            <w:vMerge/>
-            <w:vAlign w:val="center"/>
-          </w:tcPr>
-          <w:p>
-            <w:pPr>
-              <w:widowControl w:val="0"/>
-              <w:pBdr>
-                <w:top w:val="nil"/>
-                <w:left w:val="nil"/>
-                <w:bottom w:val="nil"/>
-                <w:right w:val="nil"/>
-                <w:between w:val="nil"/>
-              </w:pBdr>
-              <w:spacing w:line="276" w:lineRule="auto"/>
-              <w:ind w:left="0" w:hanging="2"/>
-              <w:rPr>
-                <w:rFonts w:ascii="Arial" w:eastAsia="Arial" w:hAnsi="Arial" w:cs="Arial"/>
-                <w:sz w:val="22"/>
-                <w:szCs w:val="22"/>
-              </w:rPr>
-            </w:pPr>
-          </w:p>
-        </w:tc>
-        <w:tc>
-          <w:tcPr>
-            <w:tcW w:w="789" w:type="dxa"/>
-            <w:gridSpan w:val="2"/>
-          </w:tcPr>
-          <w:p>
-            <w:pPr>
-              <w:ind w:left="0" w:hanging="2"/>
-              <w:jc w:val="center"/>
-              <w:rPr>
-                <w:rFonts w:ascii="Arial" w:eastAsia="Arial" w:hAnsi="Arial" w:cs="Arial"/>
-                <w:sz w:val="22"/>
-                <w:szCs w:val="22"/>
-              </w:rPr>
-            </w:pPr>
-            <w:r>
-              <w:rPr>
-                <w:rFonts w:ascii="Arial" w:eastAsia="Arial" w:hAnsi="Arial" w:cs="Arial"/>
-                <w:sz w:val="22"/>
-                <w:szCs w:val="22"/>
-              </w:rPr>
-              <w:t>3</w:t>
-            </w:r>
-          </w:p>
-        </w:tc>
-        <w:tc>
-          <w:tcPr>
-            <w:tcW w:w="5049" w:type="dxa"/>
-            <w:gridSpan w:val="2"/>
-          </w:tcPr>
-          <w:p>
-            <w:pPr>
-              <w:ind w:left="0" w:hanging="2"/>
-              <w:rPr>
-                <w:rFonts w:ascii="Arial" w:eastAsia="Arial" w:hAnsi="Arial" w:cs="Arial"/>
-                <w:sz w:val="22"/>
-                <w:szCs w:val="22"/>
-              </w:rPr>
-            </w:pPr>
-          </w:p>
-        </w:tc>
-      </w:tr>
-      <w:tr>
-        <w:trPr>
-          <w:cantSplit/>
-        </w:trPr>
-        <w:tc>
-          <w:tcPr>
-            <w:tcW w:w="2806" w:type="dxa"/>
-          </w:tcPr>
-          <w:p>
-            <w:pPr>
-              <w:ind w:left="0" w:hanging="2"/>
-              <w:rPr>
-                <w:rFonts w:ascii="Arial" w:eastAsia="Arial" w:hAnsi="Arial" w:cs="Arial"/>
-                <w:sz w:val="22"/>
-                <w:szCs w:val="22"/>
-              </w:rPr>
-            </w:pPr>
-            <w:r>
-              <w:rPr>
-                <w:rFonts w:ascii="Arial" w:eastAsia="Arial" w:hAnsi="Arial" w:cs="Arial"/>
-                <w:b/>
-                <w:sz w:val="22"/>
-                <w:szCs w:val="22"/>
-              </w:rPr>
-              <w:t>Frecuencia esperada</w:t>
-            </w:r>
-          </w:p>
-        </w:tc>
-        <w:tc>
-          <w:tcPr>
-            <w:tcW w:w="5838" w:type="dxa"/>
-            <w:gridSpan w:val="4"/>
-          </w:tcPr>
-          <w:p>
-            <w:pPr>
-              <w:ind w:left="0" w:hanging="2"/>
-              <w:rPr>
-                <w:rFonts w:ascii="Arial" w:eastAsia="Arial" w:hAnsi="Arial" w:cs="Arial"/>
-                <w:sz w:val="22"/>
-                <w:szCs w:val="22"/>
-              </w:rPr>
-            </w:pPr>
-            <w:r>
-              <w:rPr>
-                <w:rFonts w:ascii="Arial" w:eastAsia="Arial" w:hAnsi="Arial" w:cs="Arial"/>
-                <w:sz w:val="22"/>
-                <w:szCs w:val="22"/>
-              </w:rPr>
-              <w:t>Siempre</w:t>
-            </w:r>
-          </w:p>
-        </w:tc>
-      </w:tr>
-      <w:tr>
-        <w:trPr>
-          <w:cantSplit/>
-        </w:trPr>
-        <w:tc>
-          <w:tcPr>
-            <w:tcW w:w="2806" w:type="dxa"/>
-          </w:tcPr>
-          <w:p>
-            <w:pPr>
-              <w:ind w:left="0" w:hanging="2"/>
-              <w:rPr>
-                <w:rFonts w:ascii="Arial" w:eastAsia="Arial" w:hAnsi="Arial" w:cs="Arial"/>
-                <w:sz w:val="22"/>
-                <w:szCs w:val="22"/>
-              </w:rPr>
-            </w:pPr>
-            <w:r>
-              <w:rPr>
-                <w:rFonts w:ascii="Arial" w:eastAsia="Arial" w:hAnsi="Arial" w:cs="Arial"/>
-                <w:b/>
-                <w:sz w:val="22"/>
-                <w:szCs w:val="22"/>
-              </w:rPr>
-              <w:t>Importancia</w:t>
-            </w:r>
-          </w:p>
-        </w:tc>
-        <w:tc>
-          <w:tcPr>
-            <w:tcW w:w="5838" w:type="dxa"/>
-            <w:gridSpan w:val="4"/>
-          </w:tcPr>
-          <w:p>
-            <w:pPr>
-              <w:ind w:left="0" w:hanging="2"/>
-              <w:rPr>
-                <w:rFonts w:ascii="Arial" w:eastAsia="Arial" w:hAnsi="Arial" w:cs="Arial"/>
-                <w:sz w:val="22"/>
-                <w:szCs w:val="22"/>
-              </w:rPr>
-            </w:pPr>
-            <w:r>
-              <w:rPr>
-                <w:rFonts w:ascii="Arial" w:eastAsia="Arial" w:hAnsi="Arial" w:cs="Arial"/>
-                <w:sz w:val="22"/>
-                <w:szCs w:val="22"/>
-              </w:rPr>
-              <w:t>Vital</w:t>
-            </w:r>
-          </w:p>
-        </w:tc>
-      </w:tr>
-      <w:tr>
-        <w:trPr>
-          <w:cantSplit/>
-        </w:trPr>
-        <w:tc>
-          <w:tcPr>
-            <w:tcW w:w="2806" w:type="dxa"/>
-          </w:tcPr>
-          <w:p>
-            <w:pPr>
-              <w:ind w:left="0" w:hanging="2"/>
-              <w:rPr>
-                <w:rFonts w:ascii="Arial" w:eastAsia="Arial" w:hAnsi="Arial" w:cs="Arial"/>
-                <w:sz w:val="22"/>
-                <w:szCs w:val="22"/>
-              </w:rPr>
-            </w:pPr>
-            <w:r>
-              <w:rPr>
-                <w:rFonts w:ascii="Arial" w:eastAsia="Arial" w:hAnsi="Arial" w:cs="Arial"/>
-                <w:b/>
-                <w:sz w:val="22"/>
-                <w:szCs w:val="22"/>
-              </w:rPr>
-              <w:t>Urgencia</w:t>
-            </w:r>
-          </w:p>
-        </w:tc>
-        <w:tc>
-          <w:tcPr>
-            <w:tcW w:w="5838" w:type="dxa"/>
-            <w:gridSpan w:val="4"/>
-          </w:tcPr>
-          <w:p>
-            <w:pPr>
-              <w:ind w:left="0" w:hanging="2"/>
-              <w:rPr>
-                <w:rFonts w:ascii="Arial" w:eastAsia="Arial" w:hAnsi="Arial" w:cs="Arial"/>
-                <w:sz w:val="22"/>
-                <w:szCs w:val="22"/>
-              </w:rPr>
-            </w:pPr>
-            <w:r>
-              <w:rPr>
-                <w:rFonts w:ascii="Arial" w:eastAsia="Arial" w:hAnsi="Arial" w:cs="Arial"/>
-                <w:sz w:val="22"/>
-                <w:szCs w:val="22"/>
-              </w:rPr>
-              <w:t>Inmediato</w:t>
-            </w:r>
-          </w:p>
-        </w:tc>
-      </w:tr>
-      <w:tr>
-        <w:trPr>
-          <w:cantSplit/>
-          <w:trHeight w:val="1751"/>
-        </w:trPr>
-        <w:tc>
-          <w:tcPr>
-            <w:tcW w:w="2806" w:type="dxa"/>
-          </w:tcPr>
-          <w:p>
-            <w:pPr>
-              <w:ind w:left="0" w:hanging="2"/>
-              <w:rPr>
-                <w:rFonts w:ascii="Arial" w:eastAsia="Arial" w:hAnsi="Arial" w:cs="Arial"/>
-                <w:sz w:val="22"/>
-                <w:szCs w:val="22"/>
-              </w:rPr>
-            </w:pPr>
-            <w:r>
-              <w:rPr>
-                <w:rFonts w:ascii="Arial" w:eastAsia="Arial" w:hAnsi="Arial" w:cs="Arial"/>
-                <w:b/>
-                <w:sz w:val="22"/>
-                <w:szCs w:val="22"/>
-              </w:rPr>
-              <w:t>Comentarios</w:t>
-            </w:r>
-          </w:p>
-        </w:tc>
-        <w:tc>
-          <w:tcPr>
-            <w:tcW w:w="5838" w:type="dxa"/>
-            <w:gridSpan w:val="4"/>
-          </w:tcPr>
-          <w:p>
-            <w:pPr>
-              <w:ind w:left="0" w:hanging="2"/>
-              <w:rPr>
-                <w:rFonts w:ascii="Arial" w:eastAsia="Arial" w:hAnsi="Arial" w:cs="Arial"/>
-                <w:sz w:val="22"/>
-                <w:szCs w:val="22"/>
-              </w:rPr>
-            </w:pPr>
-            <w:r>
-              <w:rPr>
-                <w:rFonts w:ascii="Arial" w:eastAsia="Arial" w:hAnsi="Arial" w:cs="Arial"/>
-                <w:sz w:val="22"/>
-                <w:szCs w:val="22"/>
-              </w:rPr>
-              <w:t>NO</w:t>
-            </w:r>
-          </w:p>
-        </w:tc>
-      </w:tr>
-      <w:tr>
-        <w:trPr>
-          <w:cantSplit/>
-        </w:trPr>
-        <w:tc>
-          <w:tcPr>
-            <w:tcW w:w="2806" w:type="dxa"/>
             <w:tcBorders>
-              <w:top w:val="single" w:sz="4" w:space="0" w:color="000000"/>
+              <w:top w:val="single" w:sz="4" w:space="0" w:color="auto"/>
               <w:left w:val="single" w:sz="4" w:space="0" w:color="000000"/>
               <w:bottom w:val="single" w:sz="4" w:space="0" w:color="000000"/>
               <w:right w:val="single" w:sz="4" w:space="0" w:color="000000"/>
             </w:tcBorders>
-            <w:shd w:val="clear" w:color="auto" w:fill="D9D9D9"/>
-          </w:tcPr>
-          <w:p>
-            <w:pPr>
-              <w:ind w:left="0" w:hanging="2"/>
-              <w:rPr>
-                <w:rFonts w:ascii="Arial" w:eastAsia="Arial" w:hAnsi="Arial" w:cs="Arial"/>
-                <w:sz w:val="22"/>
-                <w:szCs w:val="22"/>
-              </w:rPr>
-            </w:pPr>
-            <w:r>
-              <w:rPr>
-                <w:rFonts w:ascii="Arial" w:eastAsia="Arial" w:hAnsi="Arial" w:cs="Arial"/>
-                <w:sz w:val="22"/>
-                <w:szCs w:val="22"/>
-              </w:rPr>
-              <w:t>2</w:t>
-            </w:r>
-          </w:p>
-        </w:tc>
-        <w:tc>
-          <w:tcPr>
-            <w:tcW w:w="5838" w:type="dxa"/>
-            <w:gridSpan w:val="4"/>
-            <w:tcBorders>
-              <w:top w:val="single" w:sz="4" w:space="0" w:color="000000"/>
-              <w:left w:val="single" w:sz="4" w:space="0" w:color="000000"/>
-              <w:bottom w:val="single" w:sz="4" w:space="0" w:color="000000"/>
-              <w:right w:val="single" w:sz="4" w:space="0" w:color="000000"/>
-            </w:tcBorders>
-            <w:shd w:val="clear" w:color="auto" w:fill="D9D9D9"/>
-          </w:tcPr>
-          <w:p>
-            <w:pPr>
-              <w:ind w:left="0" w:hanging="2"/>
-              <w:rPr>
-                <w:rFonts w:ascii="Arial" w:eastAsia="Arial" w:hAnsi="Arial" w:cs="Arial"/>
-                <w:sz w:val="22"/>
-                <w:szCs w:val="22"/>
-              </w:rPr>
-            </w:pPr>
-          </w:p>
-        </w:tc>
-      </w:tr>
-      <w:tr>
-        <w:trPr>
-          <w:cantSplit/>
-        </w:trPr>
-        <w:tc>
-          <w:tcPr>
-            <w:tcW w:w="2806" w:type="dxa"/>
-            <w:tcBorders>
-              <w:top w:val="single" w:sz="4" w:space="0" w:color="000000"/>
-              <w:left w:val="single" w:sz="4" w:space="0" w:color="000000"/>
-              <w:bottom w:val="single" w:sz="4" w:space="0" w:color="000000"/>
-              <w:right w:val="single" w:sz="4" w:space="0" w:color="000000"/>
-            </w:tcBorders>
-          </w:tcPr>
-          <w:p>
-            <w:pPr>
-              <w:ind w:left="0" w:hanging="2"/>
-              <w:rPr>
-                <w:rFonts w:ascii="Arial" w:eastAsia="Arial" w:hAnsi="Arial" w:cs="Arial"/>
-                <w:sz w:val="22"/>
-                <w:szCs w:val="22"/>
-              </w:rPr>
-            </w:pPr>
-            <w:r>
-              <w:rPr>
-                <w:rFonts w:ascii="Arial" w:eastAsia="Arial" w:hAnsi="Arial" w:cs="Arial"/>
-                <w:b/>
-                <w:sz w:val="22"/>
-                <w:szCs w:val="22"/>
-              </w:rPr>
-              <w:t>Caso de uso</w:t>
-            </w:r>
-          </w:p>
-        </w:tc>
-        <w:tc>
-          <w:tcPr>
-            <w:tcW w:w="5838" w:type="dxa"/>
-            <w:gridSpan w:val="4"/>
-            <w:tcBorders>
-              <w:top w:val="single" w:sz="4" w:space="0" w:color="000000"/>
-              <w:left w:val="single" w:sz="4" w:space="0" w:color="000000"/>
-              <w:bottom w:val="single" w:sz="4" w:space="0" w:color="000000"/>
-              <w:right w:val="single" w:sz="4" w:space="0" w:color="000000"/>
-            </w:tcBorders>
-          </w:tcPr>
-          <w:p>
-            <w:pPr>
-              <w:ind w:left="0" w:hanging="2"/>
-              <w:rPr>
-                <w:rFonts w:ascii="Arial" w:eastAsia="Arial" w:hAnsi="Arial" w:cs="Arial"/>
-                <w:sz w:val="22"/>
-                <w:szCs w:val="22"/>
-              </w:rPr>
-            </w:pPr>
-            <w:r>
-              <w:rPr>
-                <w:rFonts w:ascii="Arial" w:eastAsia="Arial" w:hAnsi="Arial" w:cs="Arial"/>
-                <w:b/>
-                <w:sz w:val="22"/>
-                <w:szCs w:val="22"/>
-              </w:rPr>
-              <w:t>Iniciar sesión</w:t>
-            </w:r>
-          </w:p>
-        </w:tc>
-      </w:tr>
-      <w:tr>
-        <w:trPr>
-          <w:cantSplit/>
-        </w:trPr>
-        <w:tc>
-          <w:tcPr>
-            <w:tcW w:w="2806" w:type="dxa"/>
-            <w:tcBorders>
-              <w:top w:val="single" w:sz="4" w:space="0" w:color="000000"/>
-              <w:left w:val="single" w:sz="4" w:space="0" w:color="000000"/>
-              <w:bottom w:val="single" w:sz="4" w:space="0" w:color="000000"/>
-              <w:right w:val="single" w:sz="4" w:space="0" w:color="000000"/>
-            </w:tcBorders>
-          </w:tcPr>
-          <w:p>
-            <w:pPr>
-              <w:ind w:left="0" w:hanging="2"/>
-              <w:rPr>
-                <w:rFonts w:ascii="Arial" w:eastAsia="Arial" w:hAnsi="Arial" w:cs="Arial"/>
-                <w:sz w:val="22"/>
-                <w:szCs w:val="22"/>
-              </w:rPr>
-            </w:pPr>
-            <w:r>
-              <w:rPr>
-                <w:rFonts w:ascii="Arial" w:eastAsia="Arial" w:hAnsi="Arial" w:cs="Arial"/>
-                <w:b/>
-                <w:sz w:val="22"/>
-                <w:szCs w:val="22"/>
-              </w:rPr>
-              <w:t>Versión</w:t>
-            </w:r>
-          </w:p>
-        </w:tc>
-        <w:tc>
-          <w:tcPr>
-            <w:tcW w:w="5838" w:type="dxa"/>
-            <w:gridSpan w:val="4"/>
-            <w:tcBorders>
-              <w:top w:val="single" w:sz="4" w:space="0" w:color="000000"/>
-              <w:left w:val="single" w:sz="4" w:space="0" w:color="000000"/>
-              <w:bottom w:val="single" w:sz="4" w:space="0" w:color="000000"/>
-              <w:right w:val="single" w:sz="4" w:space="0" w:color="000000"/>
-            </w:tcBorders>
-          </w:tcPr>
-          <w:p>
-            <w:pPr>
-              <w:ind w:left="0" w:hanging="2"/>
-              <w:rPr>
-                <w:rFonts w:ascii="Arial" w:eastAsia="Arial" w:hAnsi="Arial" w:cs="Arial"/>
-                <w:sz w:val="22"/>
-                <w:szCs w:val="22"/>
-              </w:rPr>
-            </w:pPr>
-            <w:r>
-              <w:rPr>
-                <w:rFonts w:ascii="Arial" w:eastAsia="Arial" w:hAnsi="Arial" w:cs="Arial"/>
-                <w:sz w:val="22"/>
-                <w:szCs w:val="22"/>
-              </w:rPr>
-              <w:t>Versión 1.0</w:t>
-            </w:r>
-          </w:p>
-        </w:tc>
-      </w:tr>
-      <w:tr>
-        <w:trPr>
-          <w:cantSplit/>
-        </w:trPr>
-        <w:tc>
-          <w:tcPr>
-            <w:tcW w:w="2806" w:type="dxa"/>
-            <w:tcBorders>
-              <w:top w:val="single" w:sz="4" w:space="0" w:color="000000"/>
-              <w:left w:val="single" w:sz="4" w:space="0" w:color="000000"/>
-              <w:bottom w:val="single" w:sz="4" w:space="0" w:color="000000"/>
-              <w:right w:val="single" w:sz="4" w:space="0" w:color="000000"/>
-            </w:tcBorders>
-          </w:tcPr>
-          <w:p>
-            <w:pPr>
-              <w:ind w:left="0" w:hanging="2"/>
-              <w:rPr>
-                <w:rFonts w:ascii="Arial" w:eastAsia="Arial" w:hAnsi="Arial" w:cs="Arial"/>
-                <w:sz w:val="22"/>
-                <w:szCs w:val="22"/>
-              </w:rPr>
-            </w:pPr>
-            <w:r>
-              <w:rPr>
-                <w:rFonts w:ascii="Arial" w:eastAsia="Arial" w:hAnsi="Arial" w:cs="Arial"/>
-                <w:b/>
-                <w:sz w:val="22"/>
-                <w:szCs w:val="22"/>
-              </w:rPr>
-              <w:t>Autores</w:t>
-            </w:r>
-          </w:p>
-        </w:tc>
-        <w:tc>
-          <w:tcPr>
-            <w:tcW w:w="5838" w:type="dxa"/>
-            <w:gridSpan w:val="4"/>
-            <w:tcBorders>
-              <w:top w:val="single" w:sz="4" w:space="0" w:color="000000"/>
-              <w:left w:val="single" w:sz="4" w:space="0" w:color="000000"/>
-              <w:bottom w:val="single" w:sz="4" w:space="0" w:color="000000"/>
-              <w:right w:val="single" w:sz="4" w:space="0" w:color="000000"/>
-            </w:tcBorders>
-          </w:tcPr>
-          <w:p>
-            <w:pPr>
-              <w:ind w:left="0" w:hanging="2"/>
-              <w:rPr>
-                <w:rFonts w:ascii="Arial" w:eastAsia="Arial" w:hAnsi="Arial" w:cs="Arial"/>
-                <w:sz w:val="22"/>
-                <w:szCs w:val="22"/>
-              </w:rPr>
-            </w:pPr>
-            <w:r>
-              <w:rPr>
-                <w:rFonts w:ascii="Arial" w:eastAsia="Arial" w:hAnsi="Arial" w:cs="Arial"/>
-                <w:sz w:val="22"/>
-                <w:szCs w:val="22"/>
-              </w:rPr>
-              <w:t>Usuario y Administrador</w:t>
-            </w:r>
-            <w:r>
-              <w:rPr>
-                <w:rFonts w:ascii="Arial" w:eastAsia="Arial" w:hAnsi="Arial" w:cs="Arial"/>
-                <w:sz w:val="22"/>
-                <w:szCs w:val="22"/>
-              </w:rPr>
-              <w:t>.</w:t>
-            </w:r>
-          </w:p>
-        </w:tc>
-      </w:tr>
-      <w:tr>
-        <w:trPr>
-          <w:cantSplit/>
-        </w:trPr>
-        <w:tc>
-          <w:tcPr>
-            <w:tcW w:w="2806" w:type="dxa"/>
-            <w:tcBorders>
-              <w:top w:val="single" w:sz="4" w:space="0" w:color="000000"/>
-              <w:left w:val="single" w:sz="4" w:space="0" w:color="000000"/>
-              <w:bottom w:val="single" w:sz="4" w:space="0" w:color="000000"/>
-              <w:right w:val="single" w:sz="4" w:space="0" w:color="000000"/>
-            </w:tcBorders>
-          </w:tcPr>
-          <w:p>
-            <w:pPr>
-              <w:ind w:left="0" w:hanging="2"/>
-              <w:rPr>
-                <w:rFonts w:ascii="Arial" w:eastAsia="Arial" w:hAnsi="Arial" w:cs="Arial"/>
-                <w:sz w:val="22"/>
-                <w:szCs w:val="22"/>
-              </w:rPr>
-            </w:pPr>
-            <w:r>
-              <w:rPr>
-                <w:rFonts w:ascii="Arial" w:eastAsia="Arial" w:hAnsi="Arial" w:cs="Arial"/>
-                <w:b/>
-                <w:sz w:val="22"/>
-                <w:szCs w:val="22"/>
-              </w:rPr>
-              <w:t>Fuentes</w:t>
-            </w:r>
-          </w:p>
-        </w:tc>
-        <w:tc>
-          <w:tcPr>
-            <w:tcW w:w="5838" w:type="dxa"/>
-            <w:gridSpan w:val="4"/>
-            <w:tcBorders>
-              <w:top w:val="single" w:sz="4" w:space="0" w:color="000000"/>
-              <w:left w:val="single" w:sz="4" w:space="0" w:color="000000"/>
-              <w:bottom w:val="single" w:sz="4" w:space="0" w:color="000000"/>
-              <w:right w:val="single" w:sz="4" w:space="0" w:color="000000"/>
-            </w:tcBorders>
-          </w:tcPr>
-          <w:p>
-            <w:pPr>
-              <w:ind w:left="0" w:hanging="2"/>
-              <w:rPr>
-                <w:rFonts w:ascii="Arial" w:eastAsia="Arial" w:hAnsi="Arial" w:cs="Arial"/>
-                <w:sz w:val="22"/>
-                <w:szCs w:val="22"/>
-              </w:rPr>
-            </w:pPr>
-          </w:p>
-        </w:tc>
-      </w:tr>
-      <w:tr>
-        <w:trPr>
-          <w:cantSplit/>
-        </w:trPr>
-        <w:tc>
-          <w:tcPr>
-            <w:tcW w:w="2806" w:type="dxa"/>
-            <w:tcBorders>
-              <w:top w:val="single" w:sz="4" w:space="0" w:color="000000"/>
-              <w:left w:val="single" w:sz="4" w:space="0" w:color="000000"/>
-              <w:bottom w:val="single" w:sz="4" w:space="0" w:color="000000"/>
-              <w:right w:val="single" w:sz="4" w:space="0" w:color="000000"/>
-            </w:tcBorders>
-          </w:tcPr>
-          <w:p>
-            <w:pPr>
-              <w:ind w:left="0" w:hanging="2"/>
-              <w:rPr>
-                <w:rFonts w:ascii="Arial" w:eastAsia="Arial" w:hAnsi="Arial" w:cs="Arial"/>
-                <w:sz w:val="22"/>
-                <w:szCs w:val="22"/>
-              </w:rPr>
-            </w:pPr>
-            <w:r>
-              <w:rPr>
-                <w:rFonts w:ascii="Arial" w:eastAsia="Arial" w:hAnsi="Arial" w:cs="Arial"/>
-                <w:b/>
-                <w:sz w:val="22"/>
-                <w:szCs w:val="22"/>
-              </w:rPr>
-              <w:t>Descripción</w:t>
-            </w:r>
-          </w:p>
-        </w:tc>
-        <w:tc>
-          <w:tcPr>
-            <w:tcW w:w="5838" w:type="dxa"/>
-            <w:gridSpan w:val="4"/>
-            <w:tcBorders>
-              <w:top w:val="single" w:sz="4" w:space="0" w:color="000000"/>
-              <w:left w:val="single" w:sz="4" w:space="0" w:color="000000"/>
-              <w:bottom w:val="single" w:sz="4" w:space="0" w:color="000000"/>
-              <w:right w:val="single" w:sz="4" w:space="0" w:color="000000"/>
-            </w:tcBorders>
-          </w:tcPr>
-          <w:p>
-            <w:pPr>
-              <w:ind w:left="0" w:hanging="2"/>
-              <w:rPr>
-                <w:rFonts w:ascii="Arial" w:eastAsia="Arial" w:hAnsi="Arial" w:cs="Arial"/>
-                <w:sz w:val="22"/>
-                <w:szCs w:val="22"/>
-              </w:rPr>
-            </w:pPr>
-            <w:r>
-              <w:rPr>
-                <w:rFonts w:ascii="Arial" w:eastAsia="Arial" w:hAnsi="Arial" w:cs="Arial"/>
-                <w:sz w:val="22"/>
-                <w:szCs w:val="22"/>
-              </w:rPr>
-              <w:t>El sistema permitirá que los usuarios se registren al momento de querer realizar una compra, proporcionando información como correo electrónico, nombre, dirección de envío, documento de identidad, y una contraseña segura.</w:t>
-            </w:r>
-          </w:p>
-        </w:tc>
-      </w:tr>
-      <w:tr>
-        <w:trPr>
-          <w:cantSplit/>
-        </w:trPr>
-        <w:tc>
-          <w:tcPr>
-            <w:tcW w:w="2806" w:type="dxa"/>
-            <w:tcBorders>
-              <w:top w:val="single" w:sz="4" w:space="0" w:color="000000"/>
-              <w:left w:val="single" w:sz="4" w:space="0" w:color="000000"/>
-              <w:bottom w:val="single" w:sz="4" w:space="0" w:color="000000"/>
-              <w:right w:val="single" w:sz="4" w:space="0" w:color="000000"/>
-            </w:tcBorders>
-          </w:tcPr>
-          <w:p>
-            <w:pPr>
-              <w:ind w:left="0" w:hanging="2"/>
-              <w:rPr>
-                <w:rFonts w:ascii="Arial" w:eastAsia="Arial" w:hAnsi="Arial" w:cs="Arial"/>
-                <w:sz w:val="22"/>
-                <w:szCs w:val="22"/>
-              </w:rPr>
-            </w:pPr>
-            <w:r>
-              <w:rPr>
-                <w:rFonts w:ascii="Arial" w:eastAsia="Arial" w:hAnsi="Arial" w:cs="Arial"/>
-                <w:b/>
-                <w:sz w:val="22"/>
-                <w:szCs w:val="22"/>
-              </w:rPr>
-              <w:t>Precondición</w:t>
-            </w:r>
-          </w:p>
-        </w:tc>
-        <w:tc>
-          <w:tcPr>
-            <w:tcW w:w="5838" w:type="dxa"/>
-            <w:gridSpan w:val="4"/>
-            <w:tcBorders>
-              <w:top w:val="single" w:sz="4" w:space="0" w:color="000000"/>
-              <w:left w:val="single" w:sz="4" w:space="0" w:color="000000"/>
-              <w:bottom w:val="single" w:sz="4" w:space="0" w:color="000000"/>
-              <w:right w:val="single" w:sz="4" w:space="0" w:color="000000"/>
-            </w:tcBorders>
-          </w:tcPr>
-          <w:p>
-            <w:pPr>
-              <w:ind w:left="0" w:hanging="2"/>
-              <w:rPr>
-                <w:rFonts w:ascii="Arial" w:eastAsia="Arial" w:hAnsi="Arial" w:cs="Arial"/>
-                <w:sz w:val="22"/>
-                <w:szCs w:val="22"/>
-              </w:rPr>
-            </w:pPr>
-            <w:r>
-              <w:rPr>
-                <w:rFonts w:ascii="Arial" w:eastAsia="Arial" w:hAnsi="Arial" w:cs="Arial"/>
-                <w:sz w:val="22"/>
-                <w:szCs w:val="22"/>
-              </w:rPr>
-              <w:t xml:space="preserve">El </w:t>
-            </w:r>
-            <w:r>
-              <w:rPr>
-                <w:rFonts w:ascii="Arial" w:eastAsia="Arial" w:hAnsi="Arial" w:cs="Arial"/>
-                <w:sz w:val="22"/>
-                <w:szCs w:val="22"/>
-              </w:rPr>
-              <w:t>actor</w:t>
-            </w:r>
-            <w:r>
-              <w:rPr>
-                <w:rFonts w:ascii="Arial" w:eastAsia="Arial" w:hAnsi="Arial" w:cs="Arial"/>
-                <w:sz w:val="22"/>
-                <w:szCs w:val="22"/>
-              </w:rPr>
-              <w:t xml:space="preserve"> debe tener una cuenta registrada en la plataforma.</w:t>
-            </w:r>
-          </w:p>
-        </w:tc>
-      </w:tr>
-      <w:tr>
-        <w:trPr>
-          <w:cantSplit/>
-        </w:trPr>
-        <w:tc>
-          <w:tcPr>
-            <w:tcW w:w="2881" w:type="dxa"/>
-            <w:gridSpan w:val="2"/>
-            <w:vMerge w:val="restart"/>
-          </w:tcPr>
-          <w:p>
-            <w:pPr>
-              <w:ind w:left="0" w:hanging="2"/>
-              <w:rPr>
-                <w:rFonts w:ascii="Arial" w:eastAsia="Arial" w:hAnsi="Arial" w:cs="Arial"/>
-                <w:sz w:val="22"/>
-                <w:szCs w:val="22"/>
-              </w:rPr>
-            </w:pPr>
-            <w:r>
-              <w:rPr>
-                <w:rFonts w:ascii="Arial" w:eastAsia="Arial" w:hAnsi="Arial" w:cs="Arial"/>
-                <w:b/>
-                <w:sz w:val="22"/>
-                <w:szCs w:val="22"/>
-              </w:rPr>
-              <w:t>Secuencia</w:t>
-            </w:r>
-          </w:p>
-          <w:p>
-            <w:pPr>
-              <w:ind w:left="0" w:hanging="2"/>
-              <w:rPr>
-                <w:rFonts w:ascii="Arial" w:eastAsia="Arial" w:hAnsi="Arial" w:cs="Arial"/>
-                <w:sz w:val="22"/>
-                <w:szCs w:val="22"/>
-              </w:rPr>
-            </w:pPr>
-            <w:r>
-              <w:rPr>
-                <w:rFonts w:ascii="Arial" w:eastAsia="Arial" w:hAnsi="Arial" w:cs="Arial"/>
-                <w:b/>
-                <w:sz w:val="22"/>
-                <w:szCs w:val="22"/>
-              </w:rPr>
-              <w:t>Normal</w:t>
-            </w:r>
-          </w:p>
-        </w:tc>
-        <w:tc>
-          <w:tcPr>
-            <w:tcW w:w="789" w:type="dxa"/>
-            <w:gridSpan w:val="2"/>
-          </w:tcPr>
-          <w:p>
-            <w:pPr>
-              <w:ind w:left="0" w:hanging="2"/>
-              <w:rPr>
-                <w:rFonts w:ascii="Arial" w:eastAsia="Arial" w:hAnsi="Arial" w:cs="Arial"/>
-                <w:sz w:val="22"/>
-                <w:szCs w:val="22"/>
-              </w:rPr>
-            </w:pPr>
-            <w:r>
-              <w:rPr>
-                <w:rFonts w:ascii="Arial" w:eastAsia="Arial" w:hAnsi="Arial" w:cs="Arial"/>
-                <w:b/>
-                <w:sz w:val="22"/>
-                <w:szCs w:val="22"/>
-              </w:rPr>
-              <w:t>Paso</w:t>
-            </w:r>
-          </w:p>
-        </w:tc>
-        <w:tc>
-          <w:tcPr>
-            <w:tcW w:w="4974" w:type="dxa"/>
-          </w:tcPr>
-          <w:p>
-            <w:pPr>
-              <w:ind w:left="0" w:hanging="2"/>
-              <w:rPr>
-                <w:rFonts w:ascii="Arial" w:eastAsia="Arial" w:hAnsi="Arial" w:cs="Arial"/>
-                <w:sz w:val="22"/>
-                <w:szCs w:val="22"/>
-              </w:rPr>
-            </w:pPr>
-            <w:r>
-              <w:rPr>
-                <w:rFonts w:ascii="Arial" w:eastAsia="Arial" w:hAnsi="Arial" w:cs="Arial"/>
-                <w:b/>
-                <w:sz w:val="22"/>
-                <w:szCs w:val="22"/>
-              </w:rPr>
-              <w:t>Acción</w:t>
-            </w:r>
-          </w:p>
-        </w:tc>
-      </w:tr>
-      <w:tr>
-        <w:trPr>
-          <w:cantSplit/>
-        </w:trPr>
-        <w:tc>
-          <w:tcPr>
-            <w:tcW w:w="2881" w:type="dxa"/>
-            <w:gridSpan w:val="2"/>
-            <w:vMerge/>
-          </w:tcPr>
-          <w:p>
-            <w:pPr>
-              <w:widowControl w:val="0"/>
-              <w:pBdr>
-                <w:top w:val="nil"/>
-                <w:left w:val="nil"/>
-                <w:bottom w:val="nil"/>
-                <w:right w:val="nil"/>
-                <w:between w:val="nil"/>
-              </w:pBdr>
-              <w:spacing w:line="276" w:lineRule="auto"/>
-              <w:ind w:left="0" w:hanging="2"/>
-              <w:rPr>
-                <w:rFonts w:ascii="Arial" w:eastAsia="Arial" w:hAnsi="Arial" w:cs="Arial"/>
-                <w:sz w:val="22"/>
-                <w:szCs w:val="22"/>
-              </w:rPr>
-            </w:pPr>
-          </w:p>
-        </w:tc>
-        <w:tc>
-          <w:tcPr>
-            <w:tcW w:w="789" w:type="dxa"/>
-            <w:gridSpan w:val="2"/>
-          </w:tcPr>
-          <w:p>
-            <w:pPr>
-              <w:ind w:left="0" w:hanging="2"/>
-              <w:jc w:val="center"/>
-              <w:rPr>
-                <w:rFonts w:ascii="Arial" w:eastAsia="Arial" w:hAnsi="Arial" w:cs="Arial"/>
-                <w:sz w:val="22"/>
-                <w:szCs w:val="22"/>
-              </w:rPr>
-            </w:pPr>
-            <w:r>
-              <w:rPr>
-                <w:rFonts w:ascii="Arial" w:eastAsia="Arial" w:hAnsi="Arial" w:cs="Arial"/>
-                <w:sz w:val="22"/>
-                <w:szCs w:val="22"/>
-              </w:rPr>
-              <w:t>1</w:t>
-            </w:r>
-          </w:p>
-        </w:tc>
-        <w:tc>
-          <w:tcPr>
-            <w:tcW w:w="4974" w:type="dxa"/>
-          </w:tcPr>
-          <w:p>
-            <w:pPr>
-              <w:ind w:left="0" w:hanging="2"/>
-              <w:rPr>
-                <w:rFonts w:ascii="Arial" w:eastAsia="Arial" w:hAnsi="Arial" w:cs="Arial"/>
-                <w:sz w:val="22"/>
-                <w:szCs w:val="22"/>
-              </w:rPr>
-            </w:pPr>
-            <w:r>
-              <w:rPr>
-                <w:rFonts w:ascii="Arial" w:eastAsia="Arial" w:hAnsi="Arial" w:cs="Arial"/>
-                <w:sz w:val="22"/>
-                <w:szCs w:val="22"/>
-              </w:rPr>
-              <w:t xml:space="preserve">El </w:t>
-            </w:r>
-            <w:r>
-              <w:rPr>
-                <w:rFonts w:ascii="Arial" w:eastAsia="Arial" w:hAnsi="Arial" w:cs="Arial"/>
-                <w:sz w:val="22"/>
-                <w:szCs w:val="22"/>
-              </w:rPr>
-              <w:t>actor</w:t>
-            </w:r>
-            <w:r>
-              <w:rPr>
-                <w:rFonts w:ascii="Arial" w:eastAsia="Arial" w:hAnsi="Arial" w:cs="Arial"/>
-                <w:sz w:val="22"/>
-                <w:szCs w:val="22"/>
-              </w:rPr>
-              <w:t xml:space="preserve"> ingresa su correo electrónico y contraseña.</w:t>
-            </w:r>
-          </w:p>
-        </w:tc>
-      </w:tr>
-      <w:tr>
-        <w:trPr>
-          <w:cantSplit/>
-        </w:trPr>
-        <w:tc>
-          <w:tcPr>
-            <w:tcW w:w="2881" w:type="dxa"/>
-            <w:gridSpan w:val="2"/>
-            <w:vMerge/>
-          </w:tcPr>
-          <w:p>
-            <w:pPr>
-              <w:widowControl w:val="0"/>
-              <w:pBdr>
-                <w:top w:val="nil"/>
-                <w:left w:val="nil"/>
-                <w:bottom w:val="nil"/>
-                <w:right w:val="nil"/>
-                <w:between w:val="nil"/>
-              </w:pBdr>
-              <w:spacing w:line="276" w:lineRule="auto"/>
-              <w:ind w:left="0" w:hanging="2"/>
-              <w:rPr>
-                <w:rFonts w:ascii="Arial" w:eastAsia="Arial" w:hAnsi="Arial" w:cs="Arial"/>
-                <w:sz w:val="22"/>
-                <w:szCs w:val="22"/>
-              </w:rPr>
-            </w:pPr>
-          </w:p>
-        </w:tc>
-        <w:tc>
-          <w:tcPr>
-            <w:tcW w:w="789" w:type="dxa"/>
-            <w:gridSpan w:val="2"/>
-          </w:tcPr>
-          <w:p>
-            <w:pPr>
-              <w:ind w:left="0" w:hanging="2"/>
-              <w:jc w:val="center"/>
-              <w:rPr>
-                <w:rFonts w:ascii="Arial" w:eastAsia="Arial" w:hAnsi="Arial" w:cs="Arial"/>
-                <w:sz w:val="22"/>
-                <w:szCs w:val="22"/>
-              </w:rPr>
-            </w:pPr>
-            <w:r>
-              <w:rPr>
-                <w:rFonts w:ascii="Arial" w:eastAsia="Arial" w:hAnsi="Arial" w:cs="Arial"/>
-                <w:sz w:val="22"/>
-                <w:szCs w:val="22"/>
-              </w:rPr>
-              <w:t>2</w:t>
-            </w:r>
-          </w:p>
-        </w:tc>
-        <w:tc>
-          <w:tcPr>
-            <w:tcW w:w="4974" w:type="dxa"/>
-          </w:tcPr>
-          <w:p>
-            <w:pPr>
-              <w:ind w:left="0" w:hanging="2"/>
-              <w:rPr>
-                <w:rFonts w:ascii="Arial" w:eastAsia="Arial" w:hAnsi="Arial" w:cs="Arial"/>
-                <w:sz w:val="22"/>
-                <w:szCs w:val="22"/>
-              </w:rPr>
-            </w:pPr>
-            <w:r>
-              <w:rPr>
-                <w:rFonts w:ascii="Arial" w:eastAsia="Arial" w:hAnsi="Arial" w:cs="Arial"/>
-                <w:sz w:val="22"/>
-                <w:szCs w:val="22"/>
-              </w:rPr>
-              <w:t>El sistema valida las credenciales del</w:t>
-            </w:r>
-            <w:r>
-              <w:rPr>
-                <w:rFonts w:ascii="Arial" w:eastAsia="Arial" w:hAnsi="Arial" w:cs="Arial"/>
-                <w:sz w:val="22"/>
-                <w:szCs w:val="22"/>
-              </w:rPr>
-              <w:t xml:space="preserve"> actor</w:t>
-            </w:r>
-            <w:r>
-              <w:rPr>
-                <w:rFonts w:ascii="Arial" w:eastAsia="Arial" w:hAnsi="Arial" w:cs="Arial"/>
-                <w:sz w:val="22"/>
-                <w:szCs w:val="22"/>
-              </w:rPr>
-              <w:t>.</w:t>
-            </w:r>
-          </w:p>
-        </w:tc>
-      </w:tr>
-      <w:tr>
-        <w:trPr>
-          <w:cantSplit/>
-        </w:trPr>
-        <w:tc>
-          <w:tcPr>
-            <w:tcW w:w="2881" w:type="dxa"/>
-            <w:gridSpan w:val="2"/>
-            <w:vMerge/>
-          </w:tcPr>
-          <w:p>
-            <w:pPr>
-              <w:widowControl w:val="0"/>
-              <w:pBdr>
-                <w:top w:val="nil"/>
-                <w:left w:val="nil"/>
-                <w:bottom w:val="nil"/>
-                <w:right w:val="nil"/>
-                <w:between w:val="nil"/>
-              </w:pBdr>
-              <w:spacing w:line="276" w:lineRule="auto"/>
-              <w:ind w:left="0" w:hanging="2"/>
-              <w:rPr>
-                <w:rFonts w:ascii="Arial" w:eastAsia="Arial" w:hAnsi="Arial" w:cs="Arial"/>
-                <w:sz w:val="22"/>
-                <w:szCs w:val="22"/>
-              </w:rPr>
-            </w:pPr>
-          </w:p>
-        </w:tc>
-        <w:tc>
-          <w:tcPr>
-            <w:tcW w:w="789" w:type="dxa"/>
-            <w:gridSpan w:val="2"/>
-          </w:tcPr>
-          <w:p>
-            <w:pPr>
-              <w:ind w:left="0" w:hanging="2"/>
-              <w:jc w:val="center"/>
-              <w:rPr>
-                <w:rFonts w:ascii="Arial" w:eastAsia="Arial" w:hAnsi="Arial" w:cs="Arial"/>
-                <w:sz w:val="22"/>
-                <w:szCs w:val="22"/>
-              </w:rPr>
-            </w:pPr>
-            <w:r>
-              <w:rPr>
-                <w:rFonts w:ascii="Arial" w:eastAsia="Arial" w:hAnsi="Arial" w:cs="Arial"/>
-                <w:sz w:val="22"/>
-                <w:szCs w:val="22"/>
-              </w:rPr>
-              <w:t>3</w:t>
-            </w:r>
-          </w:p>
-        </w:tc>
-        <w:tc>
-          <w:tcPr>
-            <w:tcW w:w="4974" w:type="dxa"/>
-          </w:tcPr>
-          <w:p>
-            <w:pPr>
-              <w:ind w:left="0" w:hanging="2"/>
-              <w:rPr>
-                <w:rFonts w:ascii="Arial" w:eastAsia="Arial" w:hAnsi="Arial" w:cs="Arial"/>
-                <w:sz w:val="22"/>
-                <w:szCs w:val="22"/>
-              </w:rPr>
-            </w:pPr>
-            <w:r>
-              <w:rPr>
-                <w:rFonts w:ascii="Arial" w:eastAsia="Arial" w:hAnsi="Arial" w:cs="Arial"/>
-                <w:sz w:val="22"/>
-                <w:szCs w:val="22"/>
-              </w:rPr>
-              <w:t xml:space="preserve">Si las credenciales son correctas, el sistema redirige al </w:t>
-            </w:r>
-            <w:r>
-              <w:rPr>
-                <w:rFonts w:ascii="Arial" w:eastAsia="Arial" w:hAnsi="Arial" w:cs="Arial"/>
-                <w:sz w:val="22"/>
-                <w:szCs w:val="22"/>
-              </w:rPr>
-              <w:t>actor</w:t>
-            </w:r>
-            <w:r>
-              <w:rPr>
-                <w:rFonts w:ascii="Arial" w:eastAsia="Arial" w:hAnsi="Arial" w:cs="Arial"/>
-                <w:sz w:val="22"/>
-                <w:szCs w:val="22"/>
-              </w:rPr>
-              <w:t xml:space="preserve"> a su perfil o la página de inicio.</w:t>
-            </w:r>
-          </w:p>
-        </w:tc>
-      </w:tr>
-      <w:tr>
-        <w:trPr>
-          <w:cantSplit/>
-        </w:trPr>
-        <w:tc>
-          <w:tcPr>
-            <w:tcW w:w="2881" w:type="dxa"/>
-            <w:gridSpan w:val="2"/>
-            <w:vAlign w:val="center"/>
-          </w:tcPr>
-          <w:p>
-            <w:pPr>
-              <w:ind w:left="0" w:hanging="2"/>
-              <w:rPr>
-                <w:rFonts w:ascii="Arial" w:eastAsia="Arial" w:hAnsi="Arial" w:cs="Arial"/>
-                <w:sz w:val="22"/>
-                <w:szCs w:val="22"/>
-              </w:rPr>
-            </w:pPr>
-            <w:r>
-              <w:rPr>
-                <w:rFonts w:ascii="Arial" w:eastAsia="Arial" w:hAnsi="Arial" w:cs="Arial"/>
-                <w:b/>
-                <w:sz w:val="22"/>
-                <w:szCs w:val="22"/>
-              </w:rPr>
-              <w:t>Escenario Alternativo</w:t>
-            </w:r>
-          </w:p>
-        </w:tc>
-        <w:tc>
-          <w:tcPr>
-            <w:tcW w:w="789" w:type="dxa"/>
-            <w:gridSpan w:val="2"/>
-          </w:tcPr>
-          <w:p>
-            <w:pPr>
-              <w:ind w:left="0" w:hanging="2"/>
-              <w:jc w:val="center"/>
-              <w:rPr>
-                <w:rFonts w:ascii="Arial" w:eastAsia="Arial" w:hAnsi="Arial" w:cs="Arial"/>
-                <w:sz w:val="22"/>
-                <w:szCs w:val="22"/>
-              </w:rPr>
-            </w:pPr>
-          </w:p>
-        </w:tc>
-        <w:tc>
-          <w:tcPr>
-            <w:tcW w:w="4974" w:type="dxa"/>
-          </w:tcPr>
-          <w:p>
-            <w:pPr>
-              <w:ind w:left="0" w:hanging="2"/>
-              <w:rPr>
-                <w:rFonts w:ascii="Arial" w:eastAsia="Arial" w:hAnsi="Arial" w:cs="Arial"/>
-                <w:sz w:val="22"/>
-                <w:szCs w:val="22"/>
-              </w:rPr>
-            </w:pPr>
-            <w:r>
-              <w:rPr>
-                <w:rFonts w:ascii="Arial" w:eastAsia="Arial" w:hAnsi="Arial" w:cs="Arial"/>
-                <w:sz w:val="22"/>
-                <w:szCs w:val="22"/>
-              </w:rPr>
-              <w:t xml:space="preserve">Si la contraseña es incorrecta o no la recuerda el </w:t>
-            </w:r>
-            <w:r>
-              <w:rPr>
-                <w:rFonts w:ascii="Arial" w:eastAsia="Arial" w:hAnsi="Arial" w:cs="Arial"/>
-                <w:sz w:val="22"/>
-                <w:szCs w:val="22"/>
-              </w:rPr>
-              <w:t>actor</w:t>
-            </w:r>
-            <w:r>
-              <w:rPr>
-                <w:rFonts w:ascii="Arial" w:eastAsia="Arial" w:hAnsi="Arial" w:cs="Arial"/>
-                <w:sz w:val="22"/>
-                <w:szCs w:val="22"/>
-              </w:rPr>
-              <w:t xml:space="preserve"> se podrá dirigir a la opción “Olvide mi contraseña” y lo dirigirá a un formulario para cambiar la contraseña, luego, se dirigirá nuevamente al interfaz de inicio </w:t>
-            </w:r>
-          </w:p>
-        </w:tc>
-      </w:tr>
-      <w:tr>
-        <w:trPr>
-          <w:cantSplit/>
-        </w:trPr>
-        <w:tc>
-          <w:tcPr>
-            <w:tcW w:w="2881" w:type="dxa"/>
-            <w:gridSpan w:val="2"/>
-          </w:tcPr>
-          <w:p>
-            <w:pPr>
-              <w:ind w:left="0" w:hanging="2"/>
-              <w:rPr>
-                <w:rFonts w:ascii="Arial" w:eastAsia="Arial" w:hAnsi="Arial" w:cs="Arial"/>
-                <w:sz w:val="22"/>
-                <w:szCs w:val="22"/>
-              </w:rPr>
-            </w:pPr>
-            <w:r>
-              <w:rPr>
-                <w:rFonts w:ascii="Arial" w:eastAsia="Arial" w:hAnsi="Arial" w:cs="Arial"/>
-                <w:b/>
-                <w:sz w:val="22"/>
-                <w:szCs w:val="22"/>
-              </w:rPr>
-              <w:t>Postcondición</w:t>
-            </w:r>
-          </w:p>
-        </w:tc>
-        <w:tc>
-          <w:tcPr>
-            <w:tcW w:w="5763" w:type="dxa"/>
-            <w:gridSpan w:val="3"/>
-          </w:tcPr>
-          <w:p>
-            <w:pPr>
-              <w:ind w:left="0" w:hanging="2"/>
-              <w:rPr>
-                <w:rFonts w:ascii="Arial" w:eastAsia="Arial" w:hAnsi="Arial" w:cs="Arial"/>
-                <w:sz w:val="22"/>
-                <w:szCs w:val="22"/>
-              </w:rPr>
-            </w:pPr>
-            <w:r>
-              <w:rPr>
-                <w:rFonts w:ascii="Arial" w:eastAsia="Arial" w:hAnsi="Arial" w:cs="Arial"/>
-                <w:sz w:val="22"/>
-                <w:szCs w:val="22"/>
-              </w:rPr>
-              <w:t>El usuario está autenticado y tiene acceso a su cuenta.</w:t>
-            </w:r>
-          </w:p>
-        </w:tc>
-      </w:tr>
-      <w:tr>
-        <w:trPr>
-          <w:cantSplit/>
-        </w:trPr>
-        <w:tc>
-          <w:tcPr>
-            <w:tcW w:w="2881" w:type="dxa"/>
-            <w:gridSpan w:val="2"/>
-            <w:vMerge w:val="restart"/>
-            <w:vAlign w:val="center"/>
-          </w:tcPr>
-          <w:p>
-            <w:pPr>
-              <w:keepNext/>
-              <w:pBdr>
-                <w:top w:val="nil"/>
-                <w:left w:val="nil"/>
-                <w:bottom w:val="nil"/>
-                <w:right w:val="nil"/>
-                <w:between w:val="nil"/>
-              </w:pBdr>
-              <w:spacing w:line="240" w:lineRule="auto"/>
-              <w:ind w:left="0" w:hanging="2"/>
-              <w:rPr>
-                <w:rFonts w:ascii="Arial" w:eastAsia="Arial" w:hAnsi="Arial" w:cs="Arial"/>
-                <w:b/>
-                <w:color w:val="000000"/>
-                <w:sz w:val="22"/>
-                <w:szCs w:val="22"/>
-              </w:rPr>
-            </w:pPr>
-            <w:r>
-              <w:rPr>
-                <w:rFonts w:ascii="Arial" w:eastAsia="Arial" w:hAnsi="Arial" w:cs="Arial"/>
-                <w:b/>
-                <w:color w:val="000000"/>
-                <w:sz w:val="22"/>
-                <w:szCs w:val="22"/>
-              </w:rPr>
-              <w:t>Excepciones</w:t>
-            </w:r>
-          </w:p>
-        </w:tc>
-        <w:tc>
-          <w:tcPr>
-            <w:tcW w:w="789" w:type="dxa"/>
-            <w:gridSpan w:val="2"/>
-          </w:tcPr>
-          <w:p>
-            <w:pPr>
-              <w:ind w:left="0" w:hanging="2"/>
-              <w:jc w:val="center"/>
-              <w:rPr>
-                <w:rFonts w:ascii="Arial" w:eastAsia="Arial" w:hAnsi="Arial" w:cs="Arial"/>
-                <w:sz w:val="22"/>
-                <w:szCs w:val="22"/>
-              </w:rPr>
-            </w:pPr>
-            <w:r>
-              <w:rPr>
-                <w:rFonts w:ascii="Arial" w:eastAsia="Arial" w:hAnsi="Arial" w:cs="Arial"/>
-                <w:b/>
-                <w:sz w:val="22"/>
-                <w:szCs w:val="22"/>
-              </w:rPr>
-              <w:t>Paso</w:t>
-            </w:r>
-          </w:p>
-        </w:tc>
-        <w:tc>
-          <w:tcPr>
-            <w:tcW w:w="4974" w:type="dxa"/>
-          </w:tcPr>
-          <w:p>
-            <w:pPr>
-              <w:ind w:left="0" w:hanging="2"/>
-              <w:rPr>
-                <w:rFonts w:ascii="Arial" w:eastAsia="Arial" w:hAnsi="Arial" w:cs="Arial"/>
-                <w:sz w:val="22"/>
-                <w:szCs w:val="22"/>
-              </w:rPr>
-            </w:pPr>
-            <w:r>
-              <w:rPr>
-                <w:rFonts w:ascii="Arial" w:eastAsia="Arial" w:hAnsi="Arial" w:cs="Arial"/>
-                <w:b/>
-                <w:sz w:val="22"/>
-                <w:szCs w:val="22"/>
-              </w:rPr>
-              <w:t>Acción</w:t>
-            </w:r>
-          </w:p>
-        </w:tc>
-      </w:tr>
-      <w:tr>
-        <w:trPr>
-          <w:cantSplit/>
-        </w:trPr>
-        <w:tc>
-          <w:tcPr>
-            <w:tcW w:w="2881" w:type="dxa"/>
-            <w:gridSpan w:val="2"/>
-            <w:vMerge/>
-            <w:vAlign w:val="center"/>
-          </w:tcPr>
-          <w:p>
-            <w:pPr>
-              <w:widowControl w:val="0"/>
-              <w:pBdr>
-                <w:top w:val="nil"/>
-                <w:left w:val="nil"/>
-                <w:bottom w:val="nil"/>
-                <w:right w:val="nil"/>
-                <w:between w:val="nil"/>
-              </w:pBdr>
-              <w:spacing w:line="276" w:lineRule="auto"/>
-              <w:ind w:left="0" w:hanging="2"/>
-              <w:rPr>
-                <w:rFonts w:ascii="Arial" w:eastAsia="Arial" w:hAnsi="Arial" w:cs="Arial"/>
-                <w:sz w:val="22"/>
-                <w:szCs w:val="22"/>
-              </w:rPr>
-            </w:pPr>
-          </w:p>
-        </w:tc>
-        <w:tc>
-          <w:tcPr>
-            <w:tcW w:w="789" w:type="dxa"/>
-            <w:gridSpan w:val="2"/>
-          </w:tcPr>
-          <w:p>
-            <w:pPr>
-              <w:ind w:left="0" w:hanging="2"/>
-              <w:jc w:val="center"/>
-              <w:rPr>
-                <w:rFonts w:ascii="Arial" w:eastAsia="Arial" w:hAnsi="Arial" w:cs="Arial"/>
-                <w:sz w:val="22"/>
-                <w:szCs w:val="22"/>
-              </w:rPr>
-            </w:pPr>
-            <w:r>
-              <w:rPr>
-                <w:rFonts w:ascii="Arial" w:eastAsia="Arial" w:hAnsi="Arial" w:cs="Arial"/>
-                <w:sz w:val="22"/>
-                <w:szCs w:val="22"/>
-              </w:rPr>
-              <w:t>1</w:t>
-            </w:r>
-          </w:p>
-        </w:tc>
-        <w:tc>
-          <w:tcPr>
-            <w:tcW w:w="4974" w:type="dxa"/>
-          </w:tcPr>
-          <w:p>
-            <w:pPr>
-              <w:ind w:left="0" w:hanging="2"/>
-              <w:rPr>
-                <w:rFonts w:ascii="Arial" w:eastAsia="Arial" w:hAnsi="Arial" w:cs="Arial"/>
-                <w:sz w:val="22"/>
-                <w:szCs w:val="22"/>
-              </w:rPr>
-            </w:pPr>
-            <w:r>
-              <w:rPr>
-                <w:rFonts w:ascii="Arial" w:eastAsia="Arial" w:hAnsi="Arial" w:cs="Arial"/>
-                <w:b/>
-                <w:sz w:val="22"/>
-                <w:szCs w:val="22"/>
-              </w:rPr>
-              <w:t xml:space="preserve">Credenciales incorrectas: </w:t>
-            </w:r>
-            <w:r>
-              <w:rPr>
-                <w:rFonts w:ascii="Arial" w:eastAsia="Arial" w:hAnsi="Arial" w:cs="Arial"/>
-                <w:sz w:val="22"/>
-                <w:szCs w:val="22"/>
-              </w:rPr>
-              <w:t>Si el correo o la contraseña son incorrectos, el sistema muestra un mensaje de error y solicita un nuevo intento.</w:t>
-            </w:r>
-          </w:p>
-        </w:tc>
-      </w:tr>
-      <w:tr>
-        <w:trPr>
-          <w:cantSplit/>
-        </w:trPr>
-        <w:tc>
-          <w:tcPr>
-            <w:tcW w:w="2881" w:type="dxa"/>
-            <w:gridSpan w:val="2"/>
-            <w:vMerge/>
-            <w:vAlign w:val="center"/>
-          </w:tcPr>
-          <w:p>
-            <w:pPr>
-              <w:widowControl w:val="0"/>
-              <w:pBdr>
-                <w:top w:val="nil"/>
-                <w:left w:val="nil"/>
-                <w:bottom w:val="nil"/>
-                <w:right w:val="nil"/>
-                <w:between w:val="nil"/>
-              </w:pBdr>
-              <w:spacing w:line="276" w:lineRule="auto"/>
-              <w:ind w:left="0" w:hanging="2"/>
-              <w:rPr>
-                <w:rFonts w:ascii="Arial" w:eastAsia="Arial" w:hAnsi="Arial" w:cs="Arial"/>
-                <w:sz w:val="22"/>
-                <w:szCs w:val="22"/>
-              </w:rPr>
-            </w:pPr>
-          </w:p>
-        </w:tc>
-        <w:tc>
-          <w:tcPr>
-            <w:tcW w:w="789" w:type="dxa"/>
-            <w:gridSpan w:val="2"/>
-          </w:tcPr>
-          <w:p>
-            <w:pPr>
-              <w:ind w:left="0" w:hanging="2"/>
-              <w:jc w:val="center"/>
-              <w:rPr>
-                <w:rFonts w:ascii="Arial" w:eastAsia="Arial" w:hAnsi="Arial" w:cs="Arial"/>
-                <w:sz w:val="22"/>
-                <w:szCs w:val="22"/>
-              </w:rPr>
-            </w:pPr>
-            <w:r>
-              <w:rPr>
-                <w:rFonts w:ascii="Arial" w:eastAsia="Arial" w:hAnsi="Arial" w:cs="Arial"/>
-                <w:sz w:val="22"/>
-                <w:szCs w:val="22"/>
-              </w:rPr>
-              <w:t>2</w:t>
-            </w:r>
-          </w:p>
-        </w:tc>
-        <w:tc>
-          <w:tcPr>
-            <w:tcW w:w="4974" w:type="dxa"/>
-          </w:tcPr>
-          <w:p>
-            <w:pPr>
-              <w:ind w:left="0" w:hanging="2"/>
-              <w:rPr>
-                <w:rFonts w:ascii="Arial" w:eastAsia="Arial" w:hAnsi="Arial" w:cs="Arial"/>
-                <w:sz w:val="22"/>
-                <w:szCs w:val="22"/>
-              </w:rPr>
-            </w:pPr>
-            <w:r>
-              <w:rPr>
-                <w:rFonts w:ascii="Arial" w:eastAsia="Arial" w:hAnsi="Arial" w:cs="Arial"/>
-                <w:b/>
-                <w:sz w:val="22"/>
-                <w:szCs w:val="22"/>
-              </w:rPr>
-              <w:t xml:space="preserve">Cuenta bloqueada: </w:t>
-            </w:r>
-            <w:r>
-              <w:rPr>
-                <w:rFonts w:ascii="Arial" w:eastAsia="Arial" w:hAnsi="Arial" w:cs="Arial"/>
-                <w:sz w:val="22"/>
-                <w:szCs w:val="22"/>
-              </w:rPr>
-              <w:t>Si la cuenta está bloqueada por múltiples intentos fallidos, el sistema notifica al usuario y le ofrece la opción de recuperar la cuenta.</w:t>
-            </w:r>
-          </w:p>
-        </w:tc>
-      </w:tr>
-      <w:tr>
-        <w:trPr>
-          <w:cantSplit/>
-        </w:trPr>
-        <w:tc>
-          <w:tcPr>
-            <w:tcW w:w="2881" w:type="dxa"/>
-            <w:gridSpan w:val="2"/>
-          </w:tcPr>
-          <w:p>
-            <w:pPr>
-              <w:ind w:left="0" w:hanging="2"/>
-              <w:rPr>
-                <w:rFonts w:ascii="Arial" w:eastAsia="Arial" w:hAnsi="Arial" w:cs="Arial"/>
-                <w:sz w:val="22"/>
-                <w:szCs w:val="22"/>
-              </w:rPr>
-            </w:pPr>
-            <w:r>
-              <w:rPr>
-                <w:rFonts w:ascii="Arial" w:eastAsia="Arial" w:hAnsi="Arial" w:cs="Arial"/>
-                <w:b/>
-                <w:sz w:val="22"/>
-                <w:szCs w:val="22"/>
-              </w:rPr>
-              <w:t>Frecuencia esperada</w:t>
-            </w:r>
-          </w:p>
-        </w:tc>
-        <w:tc>
-          <w:tcPr>
-            <w:tcW w:w="5763" w:type="dxa"/>
-            <w:gridSpan w:val="3"/>
-          </w:tcPr>
-          <w:p>
-            <w:pPr>
-              <w:ind w:left="0" w:hanging="2"/>
-              <w:rPr>
-                <w:rFonts w:ascii="Arial" w:eastAsia="Arial" w:hAnsi="Arial" w:cs="Arial"/>
-                <w:sz w:val="22"/>
-                <w:szCs w:val="22"/>
-              </w:rPr>
-            </w:pPr>
-            <w:r>
-              <w:rPr>
-                <w:rFonts w:ascii="Arial" w:eastAsia="Arial" w:hAnsi="Arial" w:cs="Arial"/>
-                <w:sz w:val="22"/>
-                <w:szCs w:val="22"/>
-              </w:rPr>
-              <w:t>Siempre</w:t>
-            </w:r>
-          </w:p>
-        </w:tc>
-      </w:tr>
-      <w:tr>
-        <w:trPr>
-          <w:cantSplit/>
-        </w:trPr>
-        <w:tc>
-          <w:tcPr>
-            <w:tcW w:w="2881" w:type="dxa"/>
-            <w:gridSpan w:val="2"/>
-          </w:tcPr>
-          <w:p>
-            <w:pPr>
-              <w:ind w:left="0" w:hanging="2"/>
-              <w:rPr>
-                <w:rFonts w:ascii="Arial" w:eastAsia="Arial" w:hAnsi="Arial" w:cs="Arial"/>
-                <w:sz w:val="22"/>
-                <w:szCs w:val="22"/>
-              </w:rPr>
-            </w:pPr>
-            <w:r>
-              <w:rPr>
-                <w:rFonts w:ascii="Arial" w:eastAsia="Arial" w:hAnsi="Arial" w:cs="Arial"/>
-                <w:b/>
-                <w:sz w:val="22"/>
-                <w:szCs w:val="22"/>
-              </w:rPr>
-              <w:t>Importancia</w:t>
-            </w:r>
-          </w:p>
-        </w:tc>
-        <w:tc>
-          <w:tcPr>
-            <w:tcW w:w="5763" w:type="dxa"/>
-            <w:gridSpan w:val="3"/>
-          </w:tcPr>
-          <w:p>
-            <w:pPr>
-              <w:ind w:left="0" w:hanging="2"/>
-              <w:rPr>
-                <w:rFonts w:ascii="Arial" w:eastAsia="Arial" w:hAnsi="Arial" w:cs="Arial"/>
-                <w:sz w:val="22"/>
-                <w:szCs w:val="22"/>
-              </w:rPr>
-            </w:pPr>
-            <w:r>
-              <w:rPr>
-                <w:rFonts w:ascii="Arial" w:eastAsia="Arial" w:hAnsi="Arial" w:cs="Arial"/>
-                <w:sz w:val="22"/>
-                <w:szCs w:val="22"/>
-              </w:rPr>
-              <w:t>vital</w:t>
-            </w:r>
-          </w:p>
-        </w:tc>
-      </w:tr>
-      <w:tr>
-        <w:trPr>
-          <w:cantSplit/>
-        </w:trPr>
-        <w:tc>
-          <w:tcPr>
-            <w:tcW w:w="2881" w:type="dxa"/>
-            <w:gridSpan w:val="2"/>
-          </w:tcPr>
-          <w:p>
-            <w:pPr>
-              <w:ind w:left="0" w:hanging="2"/>
-              <w:rPr>
-                <w:rFonts w:ascii="Arial" w:eastAsia="Arial" w:hAnsi="Arial" w:cs="Arial"/>
-                <w:sz w:val="22"/>
-                <w:szCs w:val="22"/>
-              </w:rPr>
-            </w:pPr>
-            <w:r>
-              <w:rPr>
-                <w:rFonts w:ascii="Arial" w:eastAsia="Arial" w:hAnsi="Arial" w:cs="Arial"/>
-                <w:b/>
-                <w:sz w:val="22"/>
-                <w:szCs w:val="22"/>
-              </w:rPr>
-              <w:t>Urgencia</w:t>
-            </w:r>
-          </w:p>
-        </w:tc>
-        <w:tc>
-          <w:tcPr>
-            <w:tcW w:w="5763" w:type="dxa"/>
-            <w:gridSpan w:val="3"/>
-          </w:tcPr>
-          <w:p>
-            <w:pPr>
-              <w:ind w:left="0" w:hanging="2"/>
-              <w:rPr>
-                <w:rFonts w:ascii="Arial" w:eastAsia="Arial" w:hAnsi="Arial" w:cs="Arial"/>
-                <w:sz w:val="22"/>
-                <w:szCs w:val="22"/>
-              </w:rPr>
-            </w:pPr>
-            <w:r>
-              <w:rPr>
-                <w:rFonts w:ascii="Arial" w:eastAsia="Arial" w:hAnsi="Arial" w:cs="Arial"/>
-                <w:sz w:val="22"/>
-                <w:szCs w:val="22"/>
-              </w:rPr>
-              <w:t>inmediatamente</w:t>
-            </w:r>
-          </w:p>
-        </w:tc>
-      </w:tr>
-      <w:tr>
-        <w:trPr>
-          <w:cantSplit/>
-          <w:trHeight w:val="1374"/>
-        </w:trPr>
-        <w:tc>
-          <w:tcPr>
-            <w:tcW w:w="2881" w:type="dxa"/>
-            <w:gridSpan w:val="2"/>
-          </w:tcPr>
-          <w:p>
-            <w:pPr>
-              <w:ind w:left="0" w:hanging="2"/>
-              <w:rPr>
-                <w:rFonts w:ascii="Arial" w:eastAsia="Arial" w:hAnsi="Arial" w:cs="Arial"/>
-                <w:sz w:val="22"/>
-                <w:szCs w:val="22"/>
-              </w:rPr>
-            </w:pPr>
-            <w:r>
-              <w:rPr>
-                <w:rFonts w:ascii="Arial" w:eastAsia="Arial" w:hAnsi="Arial" w:cs="Arial"/>
-                <w:b/>
-                <w:sz w:val="22"/>
-                <w:szCs w:val="22"/>
-              </w:rPr>
-              <w:t>Comentarios</w:t>
-            </w:r>
-          </w:p>
-        </w:tc>
-        <w:tc>
-          <w:tcPr>
-            <w:tcW w:w="5763" w:type="dxa"/>
-            <w:gridSpan w:val="3"/>
-          </w:tcPr>
-          <w:p>
-            <w:pPr>
-              <w:ind w:left="0" w:hanging="2"/>
-              <w:rPr>
-                <w:rFonts w:ascii="Arial" w:eastAsia="Arial" w:hAnsi="Arial" w:cs="Arial"/>
-                <w:sz w:val="22"/>
-                <w:szCs w:val="22"/>
-              </w:rPr>
-            </w:pPr>
-            <w:r>
-              <w:rPr>
-                <w:rFonts w:ascii="Arial" w:eastAsia="Arial" w:hAnsi="Arial" w:cs="Arial"/>
-                <w:sz w:val="22"/>
-                <w:szCs w:val="22"/>
-              </w:rPr>
-              <w:t>No</w:t>
-            </w:r>
-          </w:p>
-        </w:tc>
-      </w:tr>
-      <w:tr>
-        <w:trPr>
-          <w:cantSplit/>
-          <w:trHeight w:val="299"/>
-        </w:trPr>
-        <w:tc>
-          <w:tcPr>
-            <w:tcW w:w="2881" w:type="dxa"/>
-            <w:gridSpan w:val="2"/>
-            <w:shd w:val="clear" w:color="auto" w:fill="D9D9D9"/>
-          </w:tcPr>
-          <w:p>
-            <w:pPr>
-              <w:ind w:left="0" w:hanging="2"/>
-              <w:rPr>
-                <w:rFonts w:ascii="Arial" w:eastAsia="Arial" w:hAnsi="Arial" w:cs="Arial"/>
-                <w:sz w:val="22"/>
-                <w:szCs w:val="22"/>
-              </w:rPr>
-            </w:pPr>
-            <w:r>
-              <w:rPr>
-                <w:rFonts w:ascii="Arial" w:eastAsia="Arial" w:hAnsi="Arial" w:cs="Arial"/>
-                <w:sz w:val="22"/>
-                <w:szCs w:val="22"/>
-              </w:rPr>
-              <w:t>3</w:t>
-            </w:r>
-          </w:p>
-        </w:tc>
-        <w:tc>
-          <w:tcPr>
-            <w:tcW w:w="5763" w:type="dxa"/>
-            <w:gridSpan w:val="3"/>
-            <w:shd w:val="clear" w:color="auto" w:fill="D9D9D9"/>
-          </w:tcPr>
-          <w:p>
-            <w:pPr>
-              <w:ind w:left="0" w:hanging="2"/>
-              <w:rPr>
-                <w:rFonts w:ascii="Arial" w:eastAsia="Arial" w:hAnsi="Arial" w:cs="Arial"/>
-                <w:sz w:val="22"/>
-                <w:szCs w:val="22"/>
-              </w:rPr>
-            </w:pPr>
-          </w:p>
-        </w:tc>
-      </w:tr>
-      <w:tr>
-        <w:trPr>
-          <w:cantSplit/>
-        </w:trPr>
-        <w:tc>
-          <w:tcPr>
-            <w:tcW w:w="2881" w:type="dxa"/>
-            <w:gridSpan w:val="2"/>
-            <w:tcBorders>
-              <w:top w:val="single" w:sz="4" w:space="0" w:color="000000"/>
-              <w:left w:val="single" w:sz="4" w:space="0" w:color="000000"/>
-              <w:bottom w:val="single" w:sz="4" w:space="0" w:color="000000"/>
-              <w:right w:val="single" w:sz="4" w:space="0" w:color="000000"/>
-            </w:tcBorders>
           </w:tcPr>
           <w:p>
             <w:pPr>
@@ -3357,7 +4138,7 @@
             <w:tcW w:w="5763" w:type="dxa"/>
             <w:gridSpan w:val="3"/>
             <w:tcBorders>
-              <w:top w:val="single" w:sz="4" w:space="0" w:color="000000"/>
+              <w:top w:val="single" w:sz="4" w:space="0" w:color="auto"/>
               <w:left w:val="single" w:sz="4" w:space="0" w:color="000000"/>
               <w:bottom w:val="single" w:sz="4" w:space="0" w:color="000000"/>
               <w:right w:val="single" w:sz="4" w:space="0" w:color="000000"/>
@@ -54525,6 +55306,119 @@
 <file path=word/numbering.xml><?xml version="1.0" encoding="utf-8"?>
 <w:numbering xmlns:wpc="http://schemas.microsoft.com/office/word/2010/wordprocessingCanvas" xmlns:cx="http://schemas.microsoft.com/office/drawing/2014/chartex" xmlns:cx1="http://schemas.microsoft.com/office/drawing/2015/9/8/chartex" xmlns:cx2="http://schemas.microsoft.com/office/drawing/2015/10/21/chartex" xmlns:cx3="http://schemas.microsoft.com/office/drawing/2016/5/9/chartex" xmlns:cx4="http://schemas.microsoft.com/office/drawing/2016/5/10/chartex" xmlns:cx5="http://schemas.microsoft.com/office/drawing/2016/5/11/chartex" xmlns:cx6="http://schemas.microsoft.com/office/drawing/2016/5/12/chartex" xmlns:cx7="http://schemas.microsoft.com/office/drawing/2016/5/13/chartex" xmlns:cx8="http://schemas.microsoft.com/office/drawing/2016/5/14/chartex" xmlns:mc="http://schemas.openxmlformats.org/markup-compatibility/2006" xmlns:aink="http://schemas.microsoft.com/office/drawing/2016/ink" xmlns:am3d="http://schemas.microsoft.com/office/drawing/2017/model3d" xmlns:o="urn:schemas-microsoft-com:office:office" xmlns:oel="http://schemas.microsoft.com/office/2019/extlst" xmlns:r="http://schemas.openxmlformats.org/officeDocument/2006/relationships" xmlns:m="http://schemas.openxmlformats.org/officeDocument/2006/math" xmlns:v="urn:schemas-microsoft-com:vml" xmlns:wp14="http://schemas.microsoft.com/office/word/2010/wordprocessingDrawing" xmlns:wp="http://schemas.openxmlformats.org/drawingml/2006/wordprocessingDrawing" xmlns:w10="urn:schemas-microsoft-com:office:word" xmlns:w="http://schemas.openxmlformats.org/wordprocessingml/2006/main" xmlns:w14="http://schemas.microsoft.com/office/word/2010/wordml" xmlns:w15="http://schemas.microsoft.com/office/word/2012/wordml" xmlns:w16cex="http://schemas.microsoft.com/office/word/2018/wordml/cex" xmlns:w16cid="http://schemas.microsoft.com/office/word/2016/wordml/cid" xmlns:w16="http://schemas.microsoft.com/office/word/2018/wordml" xmlns:w16du="http://schemas.microsoft.com/office/word/2023/wordml/word16du" xmlns:w16sdtdh="http://schemas.microsoft.com/office/word/2020/wordml/sdtdatahash" xmlns:w16sdtfl="http://schemas.microsoft.com/office/word/2024/wordml/sdtformatlock" xmlns:w16se="http://schemas.microsoft.com/office/word/2015/wordml/symex" xmlns:wpg="http://schemas.microsoft.com/office/word/2010/wordprocessingGroup" xmlns:wpi="http://schemas.microsoft.com/office/word/2010/wordprocessingInk" xmlns:wne="http://schemas.microsoft.com/office/word/2006/wordml" xmlns:wps="http://schemas.microsoft.com/office/word/2010/wordprocessingShape" mc:Ignorable="w14 w15 w16se w16cid w16 w16cex w16sdtdh w16sdtfl w16du wp14">
   <w:abstractNum w:abstractNumId="0" w15:restartNumberingAfterBreak="0">
+    <w:nsid w:val="055C4250"/>
+    <w:multiLevelType w:val="hybridMultilevel"/>
+    <w:tmpl w:val="0102EC22"/>
+    <w:lvl w:ilvl="0" w:tplc="240A0001">
+      <w:start w:val="1"/>
+      <w:numFmt w:val="bullet"/>
+      <w:lvlText w:val=""/>
+      <w:lvlJc w:val="left"/>
+      <w:pPr>
+        <w:ind w:left="718" w:hanging="360"/>
+      </w:pPr>
+      <w:rPr>
+        <w:rFonts w:ascii="Symbol" w:hAnsi="Symbol" w:hint="default"/>
+      </w:rPr>
+    </w:lvl>
+    <w:lvl w:ilvl="1" w:tplc="240A0003" w:tentative="1">
+      <w:start w:val="1"/>
+      <w:numFmt w:val="bullet"/>
+      <w:lvlText w:val="o"/>
+      <w:lvlJc w:val="left"/>
+      <w:pPr>
+        <w:ind w:left="1438" w:hanging="360"/>
+      </w:pPr>
+      <w:rPr>
+        <w:rFonts w:ascii="Courier New" w:hAnsi="Courier New" w:cs="Courier New" w:hint="default"/>
+      </w:rPr>
+    </w:lvl>
+    <w:lvl w:ilvl="2" w:tplc="240A0005" w:tentative="1">
+      <w:start w:val="1"/>
+      <w:numFmt w:val="bullet"/>
+      <w:lvlText w:val=""/>
+      <w:lvlJc w:val="left"/>
+      <w:pPr>
+        <w:ind w:left="2158" w:hanging="360"/>
+      </w:pPr>
+      <w:rPr>
+        <w:rFonts w:ascii="Wingdings" w:hAnsi="Wingdings" w:hint="default"/>
+      </w:rPr>
+    </w:lvl>
+    <w:lvl w:ilvl="3" w:tplc="240A0001" w:tentative="1">
+      <w:start w:val="1"/>
+      <w:numFmt w:val="bullet"/>
+      <w:lvlText w:val=""/>
+      <w:lvlJc w:val="left"/>
+      <w:pPr>
+        <w:ind w:left="2878" w:hanging="360"/>
+      </w:pPr>
+      <w:rPr>
+        <w:rFonts w:ascii="Symbol" w:hAnsi="Symbol" w:hint="default"/>
+      </w:rPr>
+    </w:lvl>
+    <w:lvl w:ilvl="4" w:tplc="240A0003" w:tentative="1">
+      <w:start w:val="1"/>
+      <w:numFmt w:val="bullet"/>
+      <w:lvlText w:val="o"/>
+      <w:lvlJc w:val="left"/>
+      <w:pPr>
+        <w:ind w:left="3598" w:hanging="360"/>
+      </w:pPr>
+      <w:rPr>
+        <w:rFonts w:ascii="Courier New" w:hAnsi="Courier New" w:cs="Courier New" w:hint="default"/>
+      </w:rPr>
+    </w:lvl>
+    <w:lvl w:ilvl="5" w:tplc="240A0005" w:tentative="1">
+      <w:start w:val="1"/>
+      <w:numFmt w:val="bullet"/>
+      <w:lvlText w:val=""/>
+      <w:lvlJc w:val="left"/>
+      <w:pPr>
+        <w:ind w:left="4318" w:hanging="360"/>
+      </w:pPr>
+      <w:rPr>
+        <w:rFonts w:ascii="Wingdings" w:hAnsi="Wingdings" w:hint="default"/>
+      </w:rPr>
+    </w:lvl>
+    <w:lvl w:ilvl="6" w:tplc="240A0001" w:tentative="1">
+      <w:start w:val="1"/>
+      <w:numFmt w:val="bullet"/>
+      <w:lvlText w:val=""/>
+      <w:lvlJc w:val="left"/>
+      <w:pPr>
+        <w:ind w:left="5038" w:hanging="360"/>
+      </w:pPr>
+      <w:rPr>
+        <w:rFonts w:ascii="Symbol" w:hAnsi="Symbol" w:hint="default"/>
+      </w:rPr>
+    </w:lvl>
+    <w:lvl w:ilvl="7" w:tplc="240A0003" w:tentative="1">
+      <w:start w:val="1"/>
+      <w:numFmt w:val="bullet"/>
+      <w:lvlText w:val="o"/>
+      <w:lvlJc w:val="left"/>
+      <w:pPr>
+        <w:ind w:left="5758" w:hanging="360"/>
+      </w:pPr>
+      <w:rPr>
+        <w:rFonts w:ascii="Courier New" w:hAnsi="Courier New" w:cs="Courier New" w:hint="default"/>
+      </w:rPr>
+    </w:lvl>
+    <w:lvl w:ilvl="8" w:tplc="240A0005" w:tentative="1">
+      <w:start w:val="1"/>
+      <w:numFmt w:val="bullet"/>
+      <w:lvlText w:val=""/>
+      <w:lvlJc w:val="left"/>
+      <w:pPr>
+        <w:ind w:left="6478" w:hanging="360"/>
+      </w:pPr>
+      <w:rPr>
+        <w:rFonts w:ascii="Wingdings" w:hAnsi="Wingdings" w:hint="default"/>
+      </w:rPr>
+    </w:lvl>
+  </w:abstractNum>
+  <w:abstractNum w:abstractNumId="1" w15:restartNumberingAfterBreak="0">
     <w:nsid w:val="075569EA"/>
     <w:multiLevelType w:val="multilevel"/>
     <w:tmpl w:val="00E83F7E"/>
@@ -54664,7 +55558,7 @@
       </w:rPr>
     </w:lvl>
   </w:abstractNum>
-  <w:abstractNum w:abstractNumId="1" w15:restartNumberingAfterBreak="0">
+  <w:abstractNum w:abstractNumId="2" w15:restartNumberingAfterBreak="0">
     <w:nsid w:val="0DFB0A66"/>
     <w:multiLevelType w:val="multilevel"/>
     <w:tmpl w:val="35AA393C"/>
@@ -54804,7 +55698,120 @@
       </w:rPr>
     </w:lvl>
   </w:abstractNum>
-  <w:abstractNum w:abstractNumId="2" w15:restartNumberingAfterBreak="0">
+  <w:abstractNum w:abstractNumId="3" w15:restartNumberingAfterBreak="0">
+    <w:nsid w:val="175960E3"/>
+    <w:multiLevelType w:val="hybridMultilevel"/>
+    <w:tmpl w:val="4DD0A4C8"/>
+    <w:lvl w:ilvl="0" w:tplc="240A000D">
+      <w:start w:val="1"/>
+      <w:numFmt w:val="bullet"/>
+      <w:lvlText w:val=""/>
+      <w:lvlJc w:val="left"/>
+      <w:pPr>
+        <w:ind w:left="720" w:hanging="360"/>
+      </w:pPr>
+      <w:rPr>
+        <w:rFonts w:ascii="Wingdings" w:hAnsi="Wingdings" w:hint="default"/>
+      </w:rPr>
+    </w:lvl>
+    <w:lvl w:ilvl="1" w:tplc="240A0003" w:tentative="1">
+      <w:start w:val="1"/>
+      <w:numFmt w:val="bullet"/>
+      <w:lvlText w:val="o"/>
+      <w:lvlJc w:val="left"/>
+      <w:pPr>
+        <w:ind w:left="1440" w:hanging="360"/>
+      </w:pPr>
+      <w:rPr>
+        <w:rFonts w:ascii="Courier New" w:hAnsi="Courier New" w:cs="Courier New" w:hint="default"/>
+      </w:rPr>
+    </w:lvl>
+    <w:lvl w:ilvl="2" w:tplc="240A0005" w:tentative="1">
+      <w:start w:val="1"/>
+      <w:numFmt w:val="bullet"/>
+      <w:lvlText w:val=""/>
+      <w:lvlJc w:val="left"/>
+      <w:pPr>
+        <w:ind w:left="2160" w:hanging="360"/>
+      </w:pPr>
+      <w:rPr>
+        <w:rFonts w:ascii="Wingdings" w:hAnsi="Wingdings" w:hint="default"/>
+      </w:rPr>
+    </w:lvl>
+    <w:lvl w:ilvl="3" w:tplc="240A0001" w:tentative="1">
+      <w:start w:val="1"/>
+      <w:numFmt w:val="bullet"/>
+      <w:lvlText w:val=""/>
+      <w:lvlJc w:val="left"/>
+      <w:pPr>
+        <w:ind w:left="2880" w:hanging="360"/>
+      </w:pPr>
+      <w:rPr>
+        <w:rFonts w:ascii="Symbol" w:hAnsi="Symbol" w:hint="default"/>
+      </w:rPr>
+    </w:lvl>
+    <w:lvl w:ilvl="4" w:tplc="240A0003" w:tentative="1">
+      <w:start w:val="1"/>
+      <w:numFmt w:val="bullet"/>
+      <w:lvlText w:val="o"/>
+      <w:lvlJc w:val="left"/>
+      <w:pPr>
+        <w:ind w:left="3600" w:hanging="360"/>
+      </w:pPr>
+      <w:rPr>
+        <w:rFonts w:ascii="Courier New" w:hAnsi="Courier New" w:cs="Courier New" w:hint="default"/>
+      </w:rPr>
+    </w:lvl>
+    <w:lvl w:ilvl="5" w:tplc="240A0005" w:tentative="1">
+      <w:start w:val="1"/>
+      <w:numFmt w:val="bullet"/>
+      <w:lvlText w:val=""/>
+      <w:lvlJc w:val="left"/>
+      <w:pPr>
+        <w:ind w:left="4320" w:hanging="360"/>
+      </w:pPr>
+      <w:rPr>
+        <w:rFonts w:ascii="Wingdings" w:hAnsi="Wingdings" w:hint="default"/>
+      </w:rPr>
+    </w:lvl>
+    <w:lvl w:ilvl="6" w:tplc="240A0001" w:tentative="1">
+      <w:start w:val="1"/>
+      <w:numFmt w:val="bullet"/>
+      <w:lvlText w:val=""/>
+      <w:lvlJc w:val="left"/>
+      <w:pPr>
+        <w:ind w:left="5040" w:hanging="360"/>
+      </w:pPr>
+      <w:rPr>
+        <w:rFonts w:ascii="Symbol" w:hAnsi="Symbol" w:hint="default"/>
+      </w:rPr>
+    </w:lvl>
+    <w:lvl w:ilvl="7" w:tplc="240A0003" w:tentative="1">
+      <w:start w:val="1"/>
+      <w:numFmt w:val="bullet"/>
+      <w:lvlText w:val="o"/>
+      <w:lvlJc w:val="left"/>
+      <w:pPr>
+        <w:ind w:left="5760" w:hanging="360"/>
+      </w:pPr>
+      <w:rPr>
+        <w:rFonts w:ascii="Courier New" w:hAnsi="Courier New" w:cs="Courier New" w:hint="default"/>
+      </w:rPr>
+    </w:lvl>
+    <w:lvl w:ilvl="8" w:tplc="240A0005" w:tentative="1">
+      <w:start w:val="1"/>
+      <w:numFmt w:val="bullet"/>
+      <w:lvlText w:val=""/>
+      <w:lvlJc w:val="left"/>
+      <w:pPr>
+        <w:ind w:left="6480" w:hanging="360"/>
+      </w:pPr>
+      <w:rPr>
+        <w:rFonts w:ascii="Wingdings" w:hAnsi="Wingdings" w:hint="default"/>
+      </w:rPr>
+    </w:lvl>
+  </w:abstractNum>
+  <w:abstractNum w:abstractNumId="4" w15:restartNumberingAfterBreak="0">
     <w:nsid w:val="2E56680E"/>
     <w:multiLevelType w:val="multilevel"/>
     <w:tmpl w:val="58C628E6"/>
@@ -54944,7 +55951,7 @@
       </w:rPr>
     </w:lvl>
   </w:abstractNum>
-  <w:abstractNum w:abstractNumId="3" w15:restartNumberingAfterBreak="0">
+  <w:abstractNum w:abstractNumId="5" w15:restartNumberingAfterBreak="0">
     <w:nsid w:val="30B707C2"/>
     <w:multiLevelType w:val="multilevel"/>
     <w:tmpl w:val="A4CE023E"/>
@@ -55084,7 +56091,7 @@
       </w:rPr>
     </w:lvl>
   </w:abstractNum>
-  <w:abstractNum w:abstractNumId="4" w15:restartNumberingAfterBreak="0">
+  <w:abstractNum w:abstractNumId="6" w15:restartNumberingAfterBreak="0">
     <w:nsid w:val="3E1F7948"/>
     <w:multiLevelType w:val="multilevel"/>
     <w:tmpl w:val="0A7EFE1C"/>
@@ -55224,7 +56231,7 @@
       </w:rPr>
     </w:lvl>
   </w:abstractNum>
-  <w:abstractNum w:abstractNumId="5" w15:restartNumberingAfterBreak="0">
+  <w:abstractNum w:abstractNumId="7" w15:restartNumberingAfterBreak="0">
     <w:nsid w:val="452A1A4D"/>
     <w:multiLevelType w:val="multilevel"/>
     <w:tmpl w:val="699C2008"/>
@@ -55373,7 +56380,120 @@
       </w:rPr>
     </w:lvl>
   </w:abstractNum>
-  <w:abstractNum w:abstractNumId="6" w15:restartNumberingAfterBreak="0">
+  <w:abstractNum w:abstractNumId="8" w15:restartNumberingAfterBreak="0">
+    <w:nsid w:val="492E2A3A"/>
+    <w:multiLevelType w:val="hybridMultilevel"/>
+    <w:tmpl w:val="633453F4"/>
+    <w:lvl w:ilvl="0" w:tplc="240A0001">
+      <w:start w:val="1"/>
+      <w:numFmt w:val="bullet"/>
+      <w:lvlText w:val=""/>
+      <w:lvlJc w:val="left"/>
+      <w:pPr>
+        <w:ind w:left="718" w:hanging="360"/>
+      </w:pPr>
+      <w:rPr>
+        <w:rFonts w:ascii="Symbol" w:hAnsi="Symbol" w:hint="default"/>
+      </w:rPr>
+    </w:lvl>
+    <w:lvl w:ilvl="1" w:tplc="240A0003" w:tentative="1">
+      <w:start w:val="1"/>
+      <w:numFmt w:val="bullet"/>
+      <w:lvlText w:val="o"/>
+      <w:lvlJc w:val="left"/>
+      <w:pPr>
+        <w:ind w:left="1438" w:hanging="360"/>
+      </w:pPr>
+      <w:rPr>
+        <w:rFonts w:ascii="Courier New" w:hAnsi="Courier New" w:cs="Courier New" w:hint="default"/>
+      </w:rPr>
+    </w:lvl>
+    <w:lvl w:ilvl="2" w:tplc="240A0005" w:tentative="1">
+      <w:start w:val="1"/>
+      <w:numFmt w:val="bullet"/>
+      <w:lvlText w:val=""/>
+      <w:lvlJc w:val="left"/>
+      <w:pPr>
+        <w:ind w:left="2158" w:hanging="360"/>
+      </w:pPr>
+      <w:rPr>
+        <w:rFonts w:ascii="Wingdings" w:hAnsi="Wingdings" w:hint="default"/>
+      </w:rPr>
+    </w:lvl>
+    <w:lvl w:ilvl="3" w:tplc="240A0001" w:tentative="1">
+      <w:start w:val="1"/>
+      <w:numFmt w:val="bullet"/>
+      <w:lvlText w:val=""/>
+      <w:lvlJc w:val="left"/>
+      <w:pPr>
+        <w:ind w:left="2878" w:hanging="360"/>
+      </w:pPr>
+      <w:rPr>
+        <w:rFonts w:ascii="Symbol" w:hAnsi="Symbol" w:hint="default"/>
+      </w:rPr>
+    </w:lvl>
+    <w:lvl w:ilvl="4" w:tplc="240A0003" w:tentative="1">
+      <w:start w:val="1"/>
+      <w:numFmt w:val="bullet"/>
+      <w:lvlText w:val="o"/>
+      <w:lvlJc w:val="left"/>
+      <w:pPr>
+        <w:ind w:left="3598" w:hanging="360"/>
+      </w:pPr>
+      <w:rPr>
+        <w:rFonts w:ascii="Courier New" w:hAnsi="Courier New" w:cs="Courier New" w:hint="default"/>
+      </w:rPr>
+    </w:lvl>
+    <w:lvl w:ilvl="5" w:tplc="240A0005" w:tentative="1">
+      <w:start w:val="1"/>
+      <w:numFmt w:val="bullet"/>
+      <w:lvlText w:val=""/>
+      <w:lvlJc w:val="left"/>
+      <w:pPr>
+        <w:ind w:left="4318" w:hanging="360"/>
+      </w:pPr>
+      <w:rPr>
+        <w:rFonts w:ascii="Wingdings" w:hAnsi="Wingdings" w:hint="default"/>
+      </w:rPr>
+    </w:lvl>
+    <w:lvl w:ilvl="6" w:tplc="240A0001" w:tentative="1">
+      <w:start w:val="1"/>
+      <w:numFmt w:val="bullet"/>
+      <w:lvlText w:val=""/>
+      <w:lvlJc w:val="left"/>
+      <w:pPr>
+        <w:ind w:left="5038" w:hanging="360"/>
+      </w:pPr>
+      <w:rPr>
+        <w:rFonts w:ascii="Symbol" w:hAnsi="Symbol" w:hint="default"/>
+      </w:rPr>
+    </w:lvl>
+    <w:lvl w:ilvl="7" w:tplc="240A0003" w:tentative="1">
+      <w:start w:val="1"/>
+      <w:numFmt w:val="bullet"/>
+      <w:lvlText w:val="o"/>
+      <w:lvlJc w:val="left"/>
+      <w:pPr>
+        <w:ind w:left="5758" w:hanging="360"/>
+      </w:pPr>
+      <w:rPr>
+        <w:rFonts w:ascii="Courier New" w:hAnsi="Courier New" w:cs="Courier New" w:hint="default"/>
+      </w:rPr>
+    </w:lvl>
+    <w:lvl w:ilvl="8" w:tplc="240A0005" w:tentative="1">
+      <w:start w:val="1"/>
+      <w:numFmt w:val="bullet"/>
+      <w:lvlText w:val=""/>
+      <w:lvlJc w:val="left"/>
+      <w:pPr>
+        <w:ind w:left="6478" w:hanging="360"/>
+      </w:pPr>
+      <w:rPr>
+        <w:rFonts w:ascii="Wingdings" w:hAnsi="Wingdings" w:hint="default"/>
+      </w:rPr>
+    </w:lvl>
+  </w:abstractNum>
+  <w:abstractNum w:abstractNumId="9" w15:restartNumberingAfterBreak="0">
     <w:nsid w:val="52CF121B"/>
     <w:multiLevelType w:val="multilevel"/>
     <w:tmpl w:val="ADD2FFE0"/>
@@ -55513,7 +56633,7 @@
       </w:rPr>
     </w:lvl>
   </w:abstractNum>
-  <w:abstractNum w:abstractNumId="7" w15:restartNumberingAfterBreak="0">
+  <w:abstractNum w:abstractNumId="10" w15:restartNumberingAfterBreak="0">
     <w:nsid w:val="5AD9752E"/>
     <w:multiLevelType w:val="multilevel"/>
     <w:tmpl w:val="5CBC189A"/>
@@ -55653,7 +56773,7 @@
       </w:rPr>
     </w:lvl>
   </w:abstractNum>
-  <w:abstractNum w:abstractNumId="8" w15:restartNumberingAfterBreak="0">
+  <w:abstractNum w:abstractNumId="11" w15:restartNumberingAfterBreak="0">
     <w:nsid w:val="5FC30112"/>
     <w:multiLevelType w:val="hybridMultilevel"/>
     <w:tmpl w:val="24A2A73E"/>
@@ -55766,20 +56886,20 @@
       </w:rPr>
     </w:lvl>
   </w:abstractNum>
-  <w:abstractNum w:abstractNumId="9" w15:restartNumberingAfterBreak="0">
+  <w:abstractNum w:abstractNumId="12" w15:restartNumberingAfterBreak="0">
     <w:nsid w:val="642C34A3"/>
     <w:multiLevelType w:val="hybridMultilevel"/>
-    <w:tmpl w:val="2144B6D4"/>
-    <w:lvl w:ilvl="0" w:tplc="240A0001">
+    <w:tmpl w:val="CC2E88C8"/>
+    <w:lvl w:ilvl="0" w:tplc="240A000D">
       <w:start w:val="1"/>
       <w:numFmt w:val="bullet"/>
-      <w:lvlText w:val=""/>
+      <w:lvlText w:val=""/>
       <w:lvlJc w:val="left"/>
       <w:pPr>
         <w:ind w:left="718" w:hanging="360"/>
       </w:pPr>
       <w:rPr>
-        <w:rFonts w:ascii="Symbol" w:hAnsi="Symbol" w:hint="default"/>
+        <w:rFonts w:ascii="Wingdings" w:hAnsi="Wingdings" w:hint="default"/>
       </w:rPr>
     </w:lvl>
     <w:lvl w:ilvl="1" w:tplc="240A0003" w:tentative="1">
@@ -55879,7 +56999,7 @@
       </w:rPr>
     </w:lvl>
   </w:abstractNum>
-  <w:abstractNum w:abstractNumId="10" w15:restartNumberingAfterBreak="0">
+  <w:abstractNum w:abstractNumId="13" w15:restartNumberingAfterBreak="0">
     <w:nsid w:val="709E2A1C"/>
     <w:multiLevelType w:val="hybridMultilevel"/>
     <w:tmpl w:val="57C22FF0"/>
@@ -55992,7 +57112,7 @@
       </w:rPr>
     </w:lvl>
   </w:abstractNum>
-  <w:abstractNum w:abstractNumId="11" w15:restartNumberingAfterBreak="0">
+  <w:abstractNum w:abstractNumId="14" w15:restartNumberingAfterBreak="0">
     <w:nsid w:val="74A6526D"/>
     <w:multiLevelType w:val="hybridMultilevel"/>
     <w:tmpl w:val="21704E32"/>
@@ -56106,40 +57226,49 @@
     </w:lvl>
   </w:abstractNum>
   <w:num w:numId="1" w16cid:durableId="1499417784">
+    <w:abstractNumId w:val="10"/>
+  </w:num>
+  <w:num w:numId="2" w16cid:durableId="1218663297">
+    <w:abstractNumId w:val="1"/>
+  </w:num>
+  <w:num w:numId="3" w16cid:durableId="1850831836">
+    <w:abstractNumId w:val="6"/>
+  </w:num>
+  <w:num w:numId="4" w16cid:durableId="2030521341">
+    <w:abstractNumId w:val="4"/>
+  </w:num>
+  <w:num w:numId="5" w16cid:durableId="1698504575">
+    <w:abstractNumId w:val="9"/>
+  </w:num>
+  <w:num w:numId="6" w16cid:durableId="1855264267">
+    <w:abstractNumId w:val="5"/>
+  </w:num>
+  <w:num w:numId="7" w16cid:durableId="710348208">
+    <w:abstractNumId w:val="2"/>
+  </w:num>
+  <w:num w:numId="8" w16cid:durableId="233053148">
+    <w:abstractNumId w:val="13"/>
+  </w:num>
+  <w:num w:numId="9" w16cid:durableId="1609044344">
+    <w:abstractNumId w:val="12"/>
+  </w:num>
+  <w:num w:numId="10" w16cid:durableId="1914851859">
+    <w:abstractNumId w:val="14"/>
+  </w:num>
+  <w:num w:numId="11" w16cid:durableId="1278833537">
+    <w:abstractNumId w:val="11"/>
+  </w:num>
+  <w:num w:numId="12" w16cid:durableId="393621731">
     <w:abstractNumId w:val="7"/>
   </w:num>
-  <w:num w:numId="2" w16cid:durableId="1218663297">
+  <w:num w:numId="13" w16cid:durableId="909929028">
     <w:abstractNumId w:val="0"/>
   </w:num>
-  <w:num w:numId="3" w16cid:durableId="1850831836">
-    <w:abstractNumId w:val="4"/>
-  </w:num>
-  <w:num w:numId="4" w16cid:durableId="2030521341">
-    <w:abstractNumId w:val="2"/>
-  </w:num>
-  <w:num w:numId="5" w16cid:durableId="1698504575">
-    <w:abstractNumId w:val="6"/>
-  </w:num>
-  <w:num w:numId="6" w16cid:durableId="1855264267">
-    <w:abstractNumId w:val="3"/>
-  </w:num>
-  <w:num w:numId="7" w16cid:durableId="710348208">
-    <w:abstractNumId w:val="1"/>
-  </w:num>
-  <w:num w:numId="8" w16cid:durableId="233053148">
-    <w:abstractNumId w:val="10"/>
-  </w:num>
-  <w:num w:numId="9" w16cid:durableId="1609044344">
-    <w:abstractNumId w:val="9"/>
-  </w:num>
-  <w:num w:numId="10" w16cid:durableId="1914851859">
-    <w:abstractNumId w:val="11"/>
-  </w:num>
-  <w:num w:numId="11" w16cid:durableId="1278833537">
+  <w:num w:numId="14" w16cid:durableId="933780447">
     <w:abstractNumId w:val="8"/>
   </w:num>
-  <w:num w:numId="12" w16cid:durableId="393621731">
-    <w:abstractNumId w:val="5"/>
+  <w:num w:numId="15" w16cid:durableId="2093895548">
+    <w:abstractNumId w:val="3"/>
   </w:num>
 </w:numbering>
 </file>
@@ -56669,7 +57798,6 @@
   <w:style w:type="character" w:default="1" w:styleId="Fuentedeprrafopredeter">
     <w:name w:val="Default Paragraph Font"/>
     <w:uiPriority w:val="1"/>
-    <w:semiHidden/>
     <w:unhideWhenUsed/>
   </w:style>
   <w:style w:type="table" w:default="1" w:styleId="Tablanormal">
